--- a/downloads/student/ai-6-week-28.docx
+++ b/downloads/student/ai-6-week-28.docx
@@ -777,6 +777,16 @@
     <w:p>
       <w:r>
         <w:t>One keyboard check is not a complete accessibility audit; test relevant assistive technologies and gather user feedback.</w:t>
+      </w:r>
+    </w:p>
+    <w:p>
+      <w:r>
+        <w:t>Read the labelled picture: Explain what each text, keyboard and assistive-technology change adds to the feedback. Why does changing the red circle to orange alone not solve the communication barrier?</w:t>
+      </w:r>
+    </w:p>
+    <w:p>
+      <w:r>
+        <w:t>Change one thing: Change the circle to orange without labels. Predict the result before checking the explanation. What remains the same?</w:t>
       </w:r>
     </w:p>
     <w:p>
@@ -1875,6 +1885,187 @@
         <w:t>Attempt the independent case before hints. Record whether you worked alone, used a hint or followed a model. After feedback, fix the first unsupported step and explain why it changed. A later check uses a changed case, not a copied answer.</w:t>
       </w:r>
     </w:p>
+    <w:p>
+      <w:pPr>
+        <w:pStyle w:val="Heading1"/>
+      </w:pPr>
+      <w:r>
+        <w:t>15. Your lesson route</w:t>
+      </w:r>
+    </w:p>
+    <w:p>
+      <w:r>
+        <w:t>Start with this question: Make feedback accessible. An app marks an incomplete answer with a red circle only; a revision adds equivalent text and keyboard access.</w:t>
+      </w:r>
+    </w:p>
+    <w:tbl>
+      <w:tblPr>
+        <w:tblStyle w:val="LightShading-Accent1"/>
+        <w:tblW w:type="auto" w:w="0"/>
+        <w:tblLook w:firstColumn="1" w:firstRow="1" w:lastColumn="0" w:lastRow="0" w:noHBand="0" w:noVBand="1" w:val="04A0"/>
+      </w:tblPr>
+      <w:tblGrid>
+        <w:gridCol w:w="5112"/>
+        <w:gridCol w:w="5112"/>
+      </w:tblGrid>
+      <w:tr>
+        <w:trPr>
+          <w:tblHeader/>
+        </w:trPr>
+        <w:tc>
+          <w:tcPr>
+            <w:tcW w:type="dxa" w:w="5112"/>
+          </w:tcPr>
+          <w:p>
+            <w:r>
+              <w:t>By the end, I can</w:t>
+            </w:r>
+          </w:p>
+        </w:tc>
+        <w:tc>
+          <w:tcPr>
+            <w:tcW w:type="dxa" w:w="5112"/>
+          </w:tcPr>
+          <w:p>
+            <w:r>
+              <w:t>How I will show it</w:t>
+            </w:r>
+          </w:p>
+        </w:tc>
+      </w:tr>
+      <w:tr>
+        <w:tc>
+          <w:tcPr>
+            <w:tcW w:type="dxa" w:w="5112"/>
+          </w:tcPr>
+          <w:p>
+            <w:r>
+              <w:t>Explain the mechanism and terminology of accessibility and user feedback</w:t>
+            </w:r>
+          </w:p>
+        </w:tc>
+        <w:tc>
+          <w:tcPr>
+            <w:tcW w:type="dxa" w:w="5112"/>
+          </w:tcPr>
+          <w:p>
+            <w:r>
+              <w:t>Explain the deciding step, show a trace or test, and state one limit.</w:t>
+            </w:r>
+          </w:p>
+        </w:tc>
+      </w:tr>
+      <w:tr>
+        <w:tc>
+          <w:tcPr>
+            <w:tcW w:type="dxa" w:w="5112"/>
+          </w:tcPr>
+          <w:p>
+            <w:r>
+              <w:t>Apply the stated procedure to a new case with a traceable result</w:t>
+            </w:r>
+          </w:p>
+        </w:tc>
+        <w:tc>
+          <w:tcPr>
+            <w:tcW w:type="dxa" w:w="5112"/>
+          </w:tcPr>
+          <w:p>
+            <w:r>
+              <w:t>Explain the deciding step, show a trace or test, and state one limit.</w:t>
+            </w:r>
+          </w:p>
+        </w:tc>
+      </w:tr>
+      <w:tr>
+        <w:tc>
+          <w:tcPr>
+            <w:tcW w:type="dxa" w:w="5112"/>
+          </w:tcPr>
+          <w:p>
+            <w:r>
+              <w:t>Identify an assumption or limitation and design a revealing follow-up</w:t>
+            </w:r>
+          </w:p>
+        </w:tc>
+        <w:tc>
+          <w:tcPr>
+            <w:tcW w:type="dxa" w:w="5112"/>
+          </w:tcPr>
+          <w:p>
+            <w:r>
+              <w:t>Explain the deciding step, show a trace or test, and state one limit.</w:t>
+            </w:r>
+          </w:p>
+        </w:tc>
+      </w:tr>
+    </w:tbl>
+    <w:p>
+      <w:r>
+        <w:t>Remember → watch and explain → try with help → investigate → try independently → keep project evidence. Your teacher may spread this lesson across several classes.</w:t>
+      </w:r>
+    </w:p>
+    <w:p>
+      <w:r>
+        <w:t>Keep your first prediction. Compare it with what the evidence shows and explain any change.</w:t>
+      </w:r>
+    </w:p>
+    <w:p>
+      <w:pPr>
+        <w:pStyle w:val="Heading1"/>
+      </w:pPr>
+      <w:r>
+        <w:t>16. Finish and return</w:t>
+      </w:r>
+    </w:p>
+    <w:p>
+      <w:r>
+        <w:t>Close your notes. Explain this goal in your own words: Explain the mechanism and terminology of accessibility and user feedback</w:t>
+      </w:r>
+    </w:p>
+    <w:p>
+      <w:pPr>
+        <w:pStyle w:val="Heading3"/>
+      </w:pPr>
+      <w:r>
+        <w:t>My deciding step, evidence and one remaining question</w:t>
+      </w:r>
+    </w:p>
+    <w:p>
+      <w:r>
+        <w:t>________________________________________________________________</w:t>
+      </w:r>
+    </w:p>
+    <w:p>
+      <w:r>
+        <w:t>________________________________________________________________</w:t>
+      </w:r>
+    </w:p>
+    <w:p>
+      <w:r>
+        <w:t>________________________________________________________________</w:t>
+      </w:r>
+    </w:p>
+    <w:p>
+      <w:r>
+        <w:t>________________________________________________________________</w:t>
+      </w:r>
+    </w:p>
+    <w:p>
+      <w:r>
+        <w:t>________________________________________________________________</w:t>
+      </w:r>
+    </w:p>
+    <w:p>
+      <w:r>
+        <w:t>If you are unsure, return to the worked picture and explain one arrow. If you are ready, change an input or assumption and justify your prediction.</w:t>
+      </w:r>
+    </w:p>
+    <w:p>
+      <w:r>
+        <w:t>Save your workbook evidence. At the next review, try a different case before opening your old answer.</w:t>
+      </w:r>
+    </w:p>
     <w:sectPr>
       <w:pgSz w:w="12240" w:h="15840"/>
       <w:pgMar w:top="936" w:right="1008" w:bottom="936" w:left="1008" w:header="720" w:footer="720" w:gutter="0"/>

--- a/downloads/student/ai-6-week-28.docx
+++ b/downloads/student/ai-6-week-28.docx
@@ -2066,6 +2066,202 @@
         <w:t>Save your workbook evidence. At the next review, try a different case before opening your old answer.</w:t>
       </w:r>
     </w:p>
+    <w:p>
+      <w:pPr>
+        <w:pStyle w:val="Heading1"/>
+      </w:pPr>
+      <w:r>
+        <w:t>17. Supported practice, repair and portfolio</w:t>
+      </w:r>
+    </w:p>
+    <w:p>
+      <w:r>
+        <w:t>Use this supported practice once, in the browser or on paper. Keep the reserved independent assessment for a separate first attempt before teacher feedback.</w:t>
+      </w:r>
+    </w:p>
+    <w:p>
+      <w:r>
+        <w:t>Make feedback accessible. An app marks an incomplete answer with a red circle only; a revision adds equivalent text and keyboard access.</w:t>
+      </w:r>
+    </w:p>
+    <w:p>
+      <w:pPr>
+        <w:pStyle w:val="Heading3"/>
+      </w:pPr>
+      <w:r>
+        <w:t>Practice 1: explain the deciding evidence</w:t>
+      </w:r>
+    </w:p>
+    <w:p>
+      <w:r>
+        <w:t>Which labelled step matches this detail? A keyboard user can reach the labelled explanation link.</w:t>
+      </w:r>
+    </w:p>
+    <w:p>
+      <w:r>
+        <w:t>1. Provide meaning</w:t>
+      </w:r>
+    </w:p>
+    <w:p>
+      <w:r>
+        <w:t>2. Find the barrier</w:t>
+      </w:r>
+    </w:p>
+    <w:p>
+      <w:r>
+        <w:t>3. Test next action</w:t>
+      </w:r>
+    </w:p>
+    <w:p>
+      <w:pPr>
+        <w:pStyle w:val="Heading3"/>
+      </w:pPr>
+      <w:r>
+        <w:t>My selected conclusion, deciding fact and explanation</w:t>
+      </w:r>
+    </w:p>
+    <w:p>
+      <w:r>
+        <w:t>________________________________________________________________</w:t>
+      </w:r>
+    </w:p>
+    <w:p>
+      <w:r>
+        <w:t>________________________________________________________________</w:t>
+      </w:r>
+    </w:p>
+    <w:p>
+      <w:r>
+        <w:t>________________________________________________________________</w:t>
+      </w:r>
+    </w:p>
+    <w:p>
+      <w:r>
+        <w:t>________________________________________________________________</w:t>
+      </w:r>
+    </w:p>
+    <w:p>
+      <w:r>
+        <w:t>________________________________________________________________</w:t>
+      </w:r>
+    </w:p>
+    <w:p>
+      <w:r>
+        <w:t>Hint if needed: Read the steps in the pictorial case. Match the supplied detail to the stage that performs or records it.</w:t>
+      </w:r>
+    </w:p>
+    <w:p>
+      <w:r>
+        <w:t>After your attempt, compare with the supported explanation: Test next action A keyboard user can reach the labelled explanation link. Accessibility offers the same meaning and actions through usable channels. Feedback should say what to improve, not merely show a mark.</w:t>
+      </w:r>
+    </w:p>
+    <w:p>
+      <w:pPr>
+        <w:pStyle w:val="Heading3"/>
+      </w:pPr>
+      <w:r>
+        <w:t>Practice 2: explain the deciding evidence</w:t>
+      </w:r>
+    </w:p>
+    <w:p>
+      <w:r>
+        <w:t>Changed-case practice: Change the circle to orange without labels. Which conclusion is supported by the supplied facts?</w:t>
+      </w:r>
+    </w:p>
+    <w:p>
+      <w:r>
+        <w:t>1. This one example guarantees correct results for every future input.</w:t>
+      </w:r>
+    </w:p>
+    <w:p>
+      <w:r>
+        <w:t>2. The colour-only communication barrier remains.</w:t>
+      </w:r>
+    </w:p>
+    <w:p>
+      <w:r>
+        <w:t>3. We can decide the result without examining the changed input or the procedure.</w:t>
+      </w:r>
+    </w:p>
+    <w:p>
+      <w:pPr>
+        <w:pStyle w:val="Heading3"/>
+      </w:pPr>
+      <w:r>
+        <w:t>My selected conclusion, deciding fact and explanation</w:t>
+      </w:r>
+    </w:p>
+    <w:p>
+      <w:r>
+        <w:t>________________________________________________________________</w:t>
+      </w:r>
+    </w:p>
+    <w:p>
+      <w:r>
+        <w:t>________________________________________________________________</w:t>
+      </w:r>
+    </w:p>
+    <w:p>
+      <w:r>
+        <w:t>________________________________________________________________</w:t>
+      </w:r>
+    </w:p>
+    <w:p>
+      <w:r>
+        <w:t>________________________________________________________________</w:t>
+      </w:r>
+    </w:p>
+    <w:p>
+      <w:r>
+        <w:t>________________________________________________________________</w:t>
+      </w:r>
+    </w:p>
+    <w:p>
+      <w:r>
+        <w:t>Hint if needed: Use the changed condition and the deciding step in the pictorial trace. The answer must say what follows from those facts.</w:t>
+      </w:r>
+    </w:p>
+    <w:p>
+      <w:r>
+        <w:t>After your attempt, compare with the supported explanation: The colour-only communication barrier remains. A different hue supplies no textual or programmatic equivalent.</w:t>
+      </w:r>
+    </w:p>
+    <w:p>
+      <w:pPr>
+        <w:pStyle w:val="Heading3"/>
+      </w:pPr>
+      <w:r>
+        <w:t>Repair a missing building block</w:t>
+      </w:r>
+    </w:p>
+    <w:p>
+      <w:r>
+        <w:t>Review Human escalation workflows (ai-6/27). Goal: Explain the mechanism and terminology of human escalation workflows. Short practice: Identify the exact service boundary in the bottle question. What accurate information belongs in the supervisor handoff, and what remains unresolved if nobody is reachable?. Return to this week and explain what you changed.</w:t>
+      </w:r>
+    </w:p>
+    <w:p>
+      <w:r>
+        <w:t>Review Monitoring quality drift (ai-6/25). Goal: Explain the mechanism and terminology of monitoring quality drift. Short practice: Compute both clear and ambiguous slice rates for A and B. Which slice weakens, and how should that slice be reported when no ambiguous questions are observed?. Return to this week and explain what you changed.</w:t>
+      </w:r>
+    </w:p>
+    <w:p>
+      <w:r>
+        <w:t>Review Queues and asynchronous work (ai-6/22). Goal: Explain the mechanism and terminology of queues and asynchronous work. Short practice: Explain what the queued J12 submission response proves and what it does not. Which event permits succeeded status, and what status is honest after a worker crash?. Return to this week and explain what you changed.</w:t>
+      </w:r>
+    </w:p>
+    <w:p>
+      <w:pPr>
+        <w:pStyle w:val="Heading3"/>
+      </w:pPr>
+      <w:r>
+        <w:t>Keep your completed work</w:t>
+      </w:r>
+    </w:p>
+    <w:p>
+      <w:r>
+        <w:t>Use Download completed work in the hosted lesson to export your answers, reflections, practice feedback and code-run evidence. Open the HTML copy to read or print it. Drafts stay in this browser when storage is available; clear drafts on a shared device.</w:t>
+      </w:r>
+    </w:p>
     <w:sectPr>
       <w:pgSz w:w="12240" w:h="15840"/>
       <w:pgMar w:top="936" w:right="1008" w:bottom="936" w:left="1008" w:header="720" w:footer="720" w:gutter="0"/>

--- a/downloads/student/ai-6-week-28.docx
+++ b/downloads/student/ai-6-week-28.docx
@@ -42,6 +42,11 @@
       </w:r>
     </w:p>
     <w:p>
+      <w:r>
+        <w:t>Start with the target: Explain the mechanism and terminology of accessibility and user feedback. Try the recall before opening notes.</w:t>
+      </w:r>
+    </w:p>
+    <w:p>
       <w:pPr>
         <w:pStyle w:val="Heading3"/>
       </w:pPr>
@@ -50,17 +55,47 @@
       </w:r>
     </w:p>
     <w:p>
-      <w:r>
-        <w:t>I can explain the mechanism and terminology of accessibility and user feedback.</w:t>
-      </w:r>
-    </w:p>
-    <w:p>
-      <w:r>
+      <w:pPr>
+        <w:spacing w:line="336" w:lineRule="auto" w:after="180"/>
+      </w:pPr>
+      <w:r>
+        <w:rPr>
+          <w:b w:val="0"/>
+        </w:rPr>
+        <w:t xml:space="preserve">I can explain the </w:t>
+      </w:r>
+      <w:r>
+        <w:rPr>
+          <w:b/>
+        </w:rPr>
+        <w:t>mechanism</w:t>
+      </w:r>
+      <w:r>
+        <w:rPr>
+          <w:b w:val="0"/>
+        </w:rPr>
+        <w:t xml:space="preserve"> and terminology of accessibility and user feedback.</w:t>
+      </w:r>
+    </w:p>
+    <w:p>
+      <w:pPr>
+        <w:spacing w:line="336" w:lineRule="auto" w:after="180"/>
+      </w:pPr>
+      <w:r>
+        <w:rPr>
+          <w:b w:val="0"/>
+        </w:rPr>
         <w:t>I can apply the stated procedure to a new case with a traceable result.</w:t>
       </w:r>
     </w:p>
     <w:p>
-      <w:r>
+      <w:pPr>
+        <w:spacing w:line="336" w:lineRule="auto" w:after="180"/>
+      </w:pPr>
+      <w:r>
+        <w:rPr>
+          <w:b w:val="0"/>
+        </w:rPr>
         <w:t>I can identify an assumption or limitation and design a revealing follow-up.</w:t>
       </w:r>
     </w:p>
@@ -73,47 +108,125 @@
       </w:r>
     </w:p>
     <w:p>
-      <w:r>
+      <w:pPr>
+        <w:spacing w:line="336" w:lineRule="auto" w:after="180"/>
+      </w:pPr>
+      <w:r>
+        <w:rPr>
+          <w:b w:val="0"/>
+        </w:rPr>
         <w:t>Close your notes first. A rough first answer helps us choose the right starting point; it is not a score for your ability.</w:t>
       </w:r>
     </w:p>
     <w:p>
-      <w:r>
+      <w:pPr>
+        <w:spacing w:line="336" w:lineRule="auto" w:after="180"/>
+      </w:pPr>
+      <w:r>
+        <w:rPr>
+          <w:b w:val="0"/>
+        </w:rPr>
         <w:t>Without opening the old lesson, explain one key idea from Human escalation workflows. Give an example and a mistake that the idea helps you avoid.</w:t>
       </w:r>
     </w:p>
     <w:p>
-      <w:r>
+      <w:pPr>
+        <w:spacing w:line="336" w:lineRule="auto" w:after="180"/>
+      </w:pPr>
+      <w:r>
+        <w:rPr>
+          <w:b w:val="0"/>
+        </w:rPr>
         <w:t>Without opening the old lesson, explain one key idea from Monitoring quality drift. Give an example and a mistake that the idea helps you avoid.</w:t>
       </w:r>
     </w:p>
     <w:p>
-      <w:r>
+      <w:pPr>
+        <w:spacing w:line="336" w:lineRule="auto" w:after="180"/>
+      </w:pPr>
+      <w:r>
+        <w:rPr>
+          <w:b w:val="0"/>
+        </w:rPr>
         <w:t>Without opening the old lesson, explain one key idea from Queues and asynchronous work. Give an example and a mistake that the idea helps you avoid.</w:t>
       </w:r>
     </w:p>
     <w:p>
-      <w:r>
-        <w:t>After trying, check the relevant lesson or ask your teacher. Change the part of your explanation that the evidence shows was wrong.</w:t>
-      </w:r>
-    </w:p>
-    <w:p>
-      <w:r>
+      <w:pPr>
+        <w:spacing w:line="336" w:lineRule="auto" w:after="180"/>
+      </w:pPr>
+      <w:r>
+        <w:rPr>
+          <w:b w:val="0"/>
+        </w:rPr>
+        <w:t xml:space="preserve">After trying, check the relevant lesson or ask your teacher. Change the part of your explanation that the </w:t>
+      </w:r>
+      <w:r>
+        <w:rPr>
+          <w:b/>
+        </w:rPr>
+        <w:t>evidence</w:t>
+      </w:r>
+      <w:r>
+        <w:rPr>
+          <w:b w:val="0"/>
+        </w:rPr>
+        <w:t xml:space="preserve"> shows was wrong.</w:t>
+      </w:r>
+    </w:p>
+    <w:p>
+      <w:pPr>
+        <w:spacing w:line="336" w:lineRule="auto" w:after="180"/>
+      </w:pPr>
+      <w:r>
+        <w:rPr>
+          <w:b w:val="0"/>
+        </w:rPr>
         <w:t>This week you will practise:</w:t>
       </w:r>
     </w:p>
     <w:p>
-      <w:r>
-        <w:t>Explain the mechanism and terminology of accessibility and user feedback</w:t>
-      </w:r>
-    </w:p>
-    <w:p>
-      <w:r>
+      <w:pPr>
+        <w:spacing w:line="336" w:lineRule="auto" w:after="180"/>
+      </w:pPr>
+      <w:r>
+        <w:rPr>
+          <w:b w:val="0"/>
+        </w:rPr>
+        <w:t xml:space="preserve">Explain the </w:t>
+      </w:r>
+      <w:r>
+        <w:rPr>
+          <w:b/>
+        </w:rPr>
+        <w:t>mechanism</w:t>
+      </w:r>
+      <w:r>
+        <w:rPr>
+          <w:b w:val="0"/>
+        </w:rPr>
+        <w:t xml:space="preserve"> and terminology of accessibility and user feedback</w:t>
+      </w:r>
+    </w:p>
+    <w:p>
+      <w:pPr>
+        <w:spacing w:line="336" w:lineRule="auto" w:after="180"/>
+      </w:pPr>
+      <w:r>
+        <w:rPr>
+          <w:b w:val="0"/>
+        </w:rPr>
         <w:t>Apply the stated procedure to a new case with a traceable result</w:t>
       </w:r>
     </w:p>
     <w:p>
-      <w:r>
+      <w:pPr>
+        <w:spacing w:line="336" w:lineRule="auto" w:after="180"/>
+      </w:pPr>
+      <w:r>
+        <w:rPr>
+          <w:b w:val="0"/>
+        </w:rPr>
         <w:t>Identify an assumption or limitation and design a revealing follow-up</w:t>
       </w:r>
     </w:p>
@@ -126,8 +239,38 @@
       </w:r>
     </w:p>
     <w:p>
-      <w:r>
-        <w:t>Recall Human escalation workflows. Explain why a recorded result needs its input conditions and evidence source before it can support a claim.</w:t>
+      <w:pPr>
+        <w:spacing w:line="336" w:lineRule="auto" w:after="180"/>
+      </w:pPr>
+      <w:r>
+        <w:rPr>
+          <w:b w:val="0"/>
+        </w:rPr>
+        <w:t xml:space="preserve">Recall Human escalation workflows. Explain why a recorded result needs its </w:t>
+      </w:r>
+      <w:r>
+        <w:rPr>
+          <w:b/>
+        </w:rPr>
+        <w:t>input</w:t>
+      </w:r>
+      <w:r>
+        <w:rPr>
+          <w:b w:val="0"/>
+        </w:rPr>
+        <w:t xml:space="preserve"> conditions and </w:t>
+      </w:r>
+      <w:r>
+        <w:rPr>
+          <w:b/>
+        </w:rPr>
+        <w:t>evidence</w:t>
+      </w:r>
+      <w:r>
+        <w:rPr>
+          <w:b w:val="0"/>
+        </w:rPr>
+        <w:t xml:space="preserve"> source before it can support a claim.</w:t>
       </w:r>
     </w:p>
     <w:p>
@@ -162,7 +305,13 @@
       </w:r>
     </w:p>
     <w:p>
-      <w:r>
+      <w:pPr>
+        <w:spacing w:line="336" w:lineRule="auto" w:after="180"/>
+      </w:pPr>
+      <w:r>
+        <w:rPr>
+          <w:b w:val="0"/>
+        </w:rPr>
         <w:t>Explain accessibility and user feedback using the deciding step in this fictional service.</w:t>
       </w:r>
     </w:p>
@@ -176,12 +325,40 @@
     </w:p>
     <w:p>
       <w:r>
+        <w:t>Investigate the supplied Accessibility and user feedback case. Separate observations, given facts and assumptions before choosing an explanation.</w:t>
+      </w:r>
+    </w:p>
+    <w:p>
+      <w:pPr>
+        <w:spacing w:line="336" w:lineRule="auto" w:after="180"/>
+      </w:pPr>
+      <w:r>
+        <w:rPr>
+          <w:b w:val="0"/>
+        </w:rPr>
         <w:t>Accessibility makes information and controls usable across stated needs. Feedback should describe the problem and recovery action without exposing sensitive details.</w:t>
       </w:r>
     </w:p>
     <w:p>
-      <w:r>
-        <w:t>Begin by writing the question the procedure is intended to answer. Identify the information already supplied, the information it will produce and the information still missing. These are constructed classroom examples; they do not require live accounts, private records or an external service. Do not treat a plausible explanation as a measured outcome.</w:t>
+      <w:pPr>
+        <w:spacing w:line="336" w:lineRule="auto" w:after="180"/>
+      </w:pPr>
+      <w:r>
+        <w:rPr>
+          <w:b w:val="0"/>
+        </w:rPr>
+        <w:t>Begin by writing the question the procedure is intended to answer. Identify the information already supplied, the information it will produce and the information still missing.</w:t>
+      </w:r>
+    </w:p>
+    <w:p>
+      <w:pPr>
+        <w:spacing w:line="336" w:lineRule="auto" w:after="180"/>
+      </w:pPr>
+      <w:r>
+        <w:rPr>
+          <w:b w:val="0"/>
+        </w:rPr>
+        <w:t>These are constructed classroom examples; they do not require live accounts, private records or an external service. Do not treat a plausible explanation as a measured outcome.</w:t>
       </w:r>
     </w:p>
     <w:p>
@@ -217,6 +394,17 @@
     </w:p>
     <w:p>
       <w:r>
+        <w:t>Follow the mechanism for Accessibility and user feedback. Connect each labelled input, deciding step and result.</w:t>
+      </w:r>
+    </w:p>
+    <w:p>
+      <w:pPr>
+        <w:spacing w:line="336" w:lineRule="auto" w:after="180"/>
+      </w:pPr>
+      <w:r>
+        <w:rPr>
+          <w:b w:val="0"/>
+        </w:rPr>
         <w:t>A form provides visible labels, keyboard access, associated error text and a non-colour status indicator. Test at zoom and with keyboard. Do not treat automated checks as a complete user evaluation.</w:t>
       </w:r>
     </w:p>
@@ -313,8 +501,49 @@
       </w:r>
     </w:p>
     <w:p>
-      <w:r>
-        <w:t>Before applying the procedure, write its units, denominator or decision boundary where relevant. A partner should be able to repeat each step using the same inputs. If a required input is absent or violates the stated contract, record that condition explicitly instead of quietly replacing it with a convenient value.</w:t>
+      <w:pPr>
+        <w:spacing w:line="336" w:lineRule="auto" w:after="180"/>
+      </w:pPr>
+      <w:r>
+        <w:rPr>
+          <w:b w:val="0"/>
+        </w:rPr>
+        <w:t xml:space="preserve">Before applying the procedure, write its units, denominator or decision boundary where relevant. A partner should be able to repeat each step using the same </w:t>
+      </w:r>
+      <w:r>
+        <w:rPr>
+          <w:b/>
+        </w:rPr>
+        <w:t>input</w:t>
+      </w:r>
+      <w:r>
+        <w:rPr>
+          <w:b w:val="0"/>
+        </w:rPr>
+        <w:t>s.</w:t>
+      </w:r>
+    </w:p>
+    <w:p>
+      <w:pPr>
+        <w:spacing w:line="336" w:lineRule="auto" w:after="180"/>
+      </w:pPr>
+      <w:r>
+        <w:rPr>
+          <w:b w:val="0"/>
+        </w:rPr>
+        <w:t xml:space="preserve">If a required </w:t>
+      </w:r>
+      <w:r>
+        <w:rPr>
+          <w:b/>
+        </w:rPr>
+        <w:t>input</w:t>
+      </w:r>
+      <w:r>
+        <w:rPr>
+          <w:b w:val="0"/>
+        </w:rPr>
+        <w:t xml:space="preserve"> is absent or violates the stated contract, record that condition explicitly instead of quietly replacing it with a convenient value.</w:t>
       </w:r>
     </w:p>
     <w:p>
@@ -326,8 +555,26 @@
       </w:r>
     </w:p>
     <w:p>
-      <w:r>
-        <w:t>Point to the input, the deciding step and the result in this week’s visual. Explain the same step in ordinary words. A picture helps when you can say what each part represents.</w:t>
+      <w:pPr>
+        <w:spacing w:line="336" w:lineRule="auto" w:after="180"/>
+      </w:pPr>
+      <w:r>
+        <w:rPr>
+          <w:b w:val="0"/>
+        </w:rPr>
+        <w:t xml:space="preserve">Point to the </w:t>
+      </w:r>
+      <w:r>
+        <w:rPr>
+          <w:b/>
+        </w:rPr>
+        <w:t>input</w:t>
+      </w:r>
+      <w:r>
+        <w:rPr>
+          <w:b w:val="0"/>
+        </w:rPr>
+        <w:t>, the deciding step and the result in this week’s visual. Explain the same step in ordinary words. A picture helps when you can say what each part represents.</w:t>
       </w:r>
     </w:p>
     <w:p>
@@ -339,6 +586,11 @@
       </w:r>
     </w:p>
     <w:p>
+      <w:r>
+        <w:t>Compare the supplied cases for Accessibility and user feedback. Identify the detail that changes the conclusion.</w:t>
+      </w:r>
+    </w:p>
+    <w:p>
       <w:pPr>
         <w:pStyle w:val="Heading3"/>
       </w:pPr>
@@ -347,7 +599,13 @@
       </w:r>
     </w:p>
     <w:p>
-      <w:r>
+      <w:pPr>
+        <w:spacing w:line="336" w:lineRule="auto" w:after="180"/>
+      </w:pPr>
+      <w:r>
+        <w:rPr>
+          <w:b w:val="0"/>
+        </w:rPr>
         <w:t>An invalid room is marked only by a red border; no text error or associated label is provided. Show the intermediate steps and give the conclusion with its scope.</w:t>
       </w:r>
     </w:p>
@@ -393,17 +651,68 @@
       </w:r>
     </w:p>
     <w:p>
-      <w:r>
+      <w:pPr>
+        <w:pStyle w:val="Heading3"/>
+      </w:pPr>
+      <w:r>
+        <w:t>Change one thing</w:t>
+      </w:r>
+    </w:p>
+    <w:p>
+      <w:pPr>
+        <w:spacing w:line="336" w:lineRule="auto" w:after="180"/>
+        <w:shd w:fill="F5F1FB"/>
+      </w:pPr>
+      <w:r>
+        <w:rPr>
+          <w:b w:val="0"/>
+        </w:rPr>
         <w:t>Change: Change the circle to orange without labels.</w:t>
       </w:r>
     </w:p>
     <w:p>
-      <w:r>
-        <w:t>Prediction: The colour-only communication barrier remains.</w:t>
-      </w:r>
-    </w:p>
-    <w:p>
-      <w:r>
+      <w:pPr>
+        <w:pStyle w:val="Heading3"/>
+      </w:pPr>
+      <w:r>
+        <w:t>Predicted result</w:t>
+      </w:r>
+    </w:p>
+    <w:p>
+      <w:pPr>
+        <w:spacing w:line="336" w:lineRule="auto" w:after="180"/>
+        <w:shd w:fill="F1F6FC"/>
+      </w:pPr>
+      <w:r>
+        <w:rPr>
+          <w:b/>
+        </w:rPr>
+        <w:t>Prediction</w:t>
+      </w:r>
+      <w:r>
+        <w:rPr>
+          <w:b w:val="0"/>
+        </w:rPr>
+        <w:t>: The colour-only communication barrier remains.</w:t>
+      </w:r>
+    </w:p>
+    <w:p>
+      <w:pPr>
+        <w:pStyle w:val="Heading3"/>
+      </w:pPr>
+      <w:r>
+        <w:t>Why the result follows</w:t>
+      </w:r>
+    </w:p>
+    <w:p>
+      <w:pPr>
+        <w:spacing w:line="336" w:lineRule="auto" w:after="180"/>
+        <w:shd w:fill="F1F6FC"/>
+      </w:pPr>
+      <w:r>
+        <w:rPr>
+          <w:b w:val="0"/>
+        </w:rPr>
         <w:t>Reason: A different hue supplies no textual or programmatic equivalent.</w:t>
       </w:r>
     </w:p>
@@ -413,6 +722,11 @@
       </w:pPr>
       <w:r>
         <w:t>05. Words that unlock the idea</w:t>
+      </w:r>
+    </w:p>
+    <w:p>
+      <w:r>
+        <w:t>Use the vocabulary of Accessibility and user feedback to explain a concrete decision, rather than only memorising definitions.</w:t>
       </w:r>
     </w:p>
     <w:tbl>
@@ -550,29 +864,115 @@
     </w:p>
     <w:p>
       <w:r>
+        <w:t>Follow the worked trace for Accessibility and user feedback, predict a step, then compare with its explanation.</w:t>
+      </w:r>
+    </w:p>
+    <w:p>
+      <w:pPr>
+        <w:spacing w:line="336" w:lineRule="auto" w:after="180"/>
+      </w:pPr>
+      <w:r>
+        <w:rPr>
+          <w:b w:val="0"/>
+        </w:rPr>
         <w:t>An invalid room is marked only by a red border; no text error or associated label is provided.</w:t>
       </w:r>
     </w:p>
     <w:p>
-      <w:r>
+      <w:pPr>
+        <w:spacing w:line="336" w:lineRule="auto" w:after="180"/>
+      </w:pPr>
+      <w:r>
+        <w:rPr>
+          <w:b w:val="0"/>
+        </w:rPr>
         <w:t>Colour alone does not communicate the failure to all users. Add labelled error text and an actionable correction; retain keyboard navigation.</w:t>
       </w:r>
     </w:p>
     <w:p>
-      <w:r>
-        <w:t>Compare the intermediate evidence with the final statement. Explain why each number or decision follows from the stated inputs. The conclusion belongs to this scenario and procedure; changing the inputs, evaluation population or authority can change what it establishes. Retain the raw record so a later revision can be compared honestly.</w:t>
-      </w:r>
-    </w:p>
-    <w:p>
       <w:pPr>
         <w:pStyle w:val="Heading3"/>
       </w:pPr>
       <w:r>
+        <w:t>Worked explanation · Accessibility and user feedback</w:t>
+      </w:r>
+    </w:p>
+    <w:p>
+      <w:pPr>
+        <w:spacing w:line="336" w:lineRule="auto" w:after="180"/>
+        <w:shd w:fill="F1F6FC"/>
+      </w:pPr>
+      <w:r>
+        <w:rPr>
+          <w:b w:val="0"/>
+        </w:rPr>
+        <w:t xml:space="preserve">Compare the intermediate </w:t>
+      </w:r>
+      <w:r>
+        <w:rPr>
+          <w:b/>
+        </w:rPr>
+        <w:t>evidence</w:t>
+      </w:r>
+      <w:r>
+        <w:rPr>
+          <w:b w:val="0"/>
+        </w:rPr>
+        <w:t xml:space="preserve"> with the final statement. Explain why each number or decision follows from the stated </w:t>
+      </w:r>
+      <w:r>
+        <w:rPr>
+          <w:b/>
+        </w:rPr>
+        <w:t>input</w:t>
+      </w:r>
+      <w:r>
+        <w:rPr>
+          <w:b w:val="0"/>
+        </w:rPr>
+        <w:t>s.</w:t>
+      </w:r>
+    </w:p>
+    <w:p>
+      <w:pPr>
+        <w:spacing w:line="336" w:lineRule="auto" w:after="180"/>
+        <w:shd w:fill="F1F6FC"/>
+      </w:pPr>
+      <w:r>
+        <w:rPr>
+          <w:b w:val="0"/>
+        </w:rPr>
+        <w:t xml:space="preserve">The conclusion belongs to this scenario and procedure; changing the </w:t>
+      </w:r>
+      <w:r>
+        <w:rPr>
+          <w:b/>
+        </w:rPr>
+        <w:t>input</w:t>
+      </w:r>
+      <w:r>
+        <w:rPr>
+          <w:b w:val="0"/>
+        </w:rPr>
+        <w:t>s, evaluation population or authority can change what it establishes. Retain the raw record so a later revision can be compared honestly.</w:t>
+      </w:r>
+    </w:p>
+    <w:p>
+      <w:pPr>
+        <w:pStyle w:val="Heading3"/>
+      </w:pPr>
+      <w:r>
         <w:t>Learn from the worked case</w:t>
       </w:r>
     </w:p>
     <w:p>
-      <w:r>
+      <w:pPr>
+        <w:spacing w:line="336" w:lineRule="auto" w:after="180"/>
+      </w:pPr>
+      <w:r>
+        <w:rPr>
+          <w:b w:val="0"/>
+        </w:rPr>
         <w:t>Cover the result before checking it. Say what is given, choose the procedure, and follow one step at a time. Then uncover the result and explain your first mismatch. Ask why a step is allowed, not only what number it produces.</w:t>
       </w:r>
     </w:p>
@@ -585,7 +985,13 @@
       </w:r>
     </w:p>
     <w:p>
-      <w:r>
+      <w:pPr>
+        <w:spacing w:line="336" w:lineRule="auto" w:after="180"/>
+      </w:pPr>
+      <w:r>
+        <w:rPr>
+          <w:b w:val="0"/>
+        </w:rPr>
         <w:t>Make feedback accessible. An app marks an incomplete answer with a red circle only; a revision adds equivalent text and keyboard access.</w:t>
       </w:r>
     </w:p>
@@ -598,7 +1004,22 @@
       </w:r>
     </w:p>
     <w:p>
-      <w:r>
+      <w:pPr>
+        <w:pStyle w:val="Heading3"/>
+      </w:pPr>
+      <w:r>
+        <w:t>Supplied facts</w:t>
+      </w:r>
+    </w:p>
+    <w:p>
+      <w:pPr>
+        <w:spacing w:line="336" w:lineRule="auto" w:after="180"/>
+        <w:shd w:fill="F1F6FC"/>
+      </w:pPr>
+      <w:r>
+        <w:rPr>
+          <w:b w:val="0"/>
+        </w:rPr>
         <w:t>New text: "More explanation needed". The next-action link is labelled and focusable; status is exposed to assistive technology.</w:t>
       </w:r>
     </w:p>
@@ -762,7 +1183,22 @@
       </w:r>
     </w:p>
     <w:p>
-      <w:r>
+      <w:pPr>
+        <w:pStyle w:val="Heading3"/>
+      </w:pPr>
+      <w:r>
+        <w:t>Why the result follows</w:t>
+      </w:r>
+    </w:p>
+    <w:p>
+      <w:pPr>
+        <w:spacing w:line="336" w:lineRule="auto" w:after="180"/>
+        <w:shd w:fill="F1F6FC"/>
+      </w:pPr>
+      <w:r>
+        <w:rPr>
+          <w:b w:val="0"/>
+        </w:rPr>
         <w:t>Accessibility offers the same meaning and actions through usable channels. Feedback should say what to improve, not merely show a mark.</w:t>
       </w:r>
     </w:p>
@@ -775,17 +1211,62 @@
       </w:r>
     </w:p>
     <w:p>
-      <w:r>
+      <w:pPr>
+        <w:pStyle w:val="Heading3"/>
+      </w:pPr>
+      <w:r>
+        <w:t>Keep the stated limit</w:t>
+      </w:r>
+    </w:p>
+    <w:p>
+      <w:pPr>
+        <w:spacing w:line="336" w:lineRule="auto" w:after="180"/>
+        <w:shd w:fill="FFF5E6"/>
+      </w:pPr>
+      <w:r>
+        <w:rPr>
+          <w:b w:val="0"/>
+        </w:rPr>
         <w:t>One keyboard check is not a complete accessibility audit; test relevant assistive technologies and gather user feedback.</w:t>
       </w:r>
     </w:p>
     <w:p>
-      <w:r>
+      <w:pPr>
+        <w:pStyle w:val="Heading3"/>
+      </w:pPr>
+      <w:r>
+        <w:t>Keep the stated limit</w:t>
+      </w:r>
+    </w:p>
+    <w:p>
+      <w:pPr>
+        <w:spacing w:line="336" w:lineRule="auto" w:after="180"/>
+        <w:shd w:fill="FFF5E6"/>
+      </w:pPr>
+      <w:r>
+        <w:rPr>
+          <w:b w:val="0"/>
+        </w:rPr>
         <w:t>Read the labelled picture: Explain what each text, keyboard and assistive-technology change adds to the feedback. Why does changing the red circle to orange alone not solve the communication barrier?</w:t>
       </w:r>
     </w:p>
     <w:p>
-      <w:r>
+      <w:pPr>
+        <w:pStyle w:val="Heading3"/>
+      </w:pPr>
+      <w:r>
+        <w:t>Keep the stated limit</w:t>
+      </w:r>
+    </w:p>
+    <w:p>
+      <w:pPr>
+        <w:spacing w:line="336" w:lineRule="auto" w:after="180"/>
+        <w:shd w:fill="FFF5E6"/>
+      </w:pPr>
+      <w:r>
+        <w:rPr>
+          <w:b w:val="0"/>
+        </w:rPr>
         <w:t>Change one thing: Change the circle to orange without labels. Predict the result before checking the explanation. What remains the same?</w:t>
       </w:r>
     </w:p>
@@ -799,19 +1280,69 @@
     </w:p>
     <w:p>
       <w:r>
+        <w:t>Find the unsupported step in the Accessibility and user feedback claim and explain a repair using the supplied evidence.</w:t>
+      </w:r>
+    </w:p>
+    <w:p>
+      <w:pPr>
+        <w:spacing w:line="336" w:lineRule="auto" w:after="180"/>
+      </w:pPr>
+      <w:r>
+        <w:rPr>
+          <w:b w:val="0"/>
+        </w:rPr>
         <w:t>Accessibility requirements need real interaction checks and appropriate user feedback; a checklist alone is incomplete.</w:t>
       </w:r>
     </w:p>
     <w:p>
-      <w:r>
-        <w:t>A useful check asks what would make the reasoning fail. Distinguish a failure to execute the declared procedure from a weakness in the procedure itself. The first may require a correction; the second requires an explicitly revised method and new evidence. Preserve unsuccessful cases so an improved result cannot hide the original problem.</w:t>
-      </w:r>
-    </w:p>
-    <w:p>
       <w:pPr>
         <w:pStyle w:val="Heading3"/>
       </w:pPr>
       <w:r>
+        <w:t>Check the claim against the facts</w:t>
+      </w:r>
+    </w:p>
+    <w:p>
+      <w:pPr>
+        <w:spacing w:line="336" w:lineRule="auto" w:after="180"/>
+        <w:shd w:fill="FFF5E6"/>
+      </w:pPr>
+      <w:r>
+        <w:rPr>
+          <w:b w:val="0"/>
+        </w:rPr>
+        <w:t>A useful check asks what would make the reasoning fail. Distinguish a failure to execute the declared procedure from a weakness in the procedure itself.</w:t>
+      </w:r>
+    </w:p>
+    <w:p>
+      <w:pPr>
+        <w:spacing w:line="336" w:lineRule="auto" w:after="180"/>
+        <w:shd w:fill="FFF5E6"/>
+      </w:pPr>
+      <w:r>
+        <w:rPr>
+          <w:b w:val="0"/>
+        </w:rPr>
+        <w:t xml:space="preserve">The first may require a correction; the second requires an explicitly revised method and new </w:t>
+      </w:r>
+      <w:r>
+        <w:rPr>
+          <w:b/>
+        </w:rPr>
+        <w:t>evidence</w:t>
+      </w:r>
+      <w:r>
+        <w:rPr>
+          <w:b w:val="0"/>
+        </w:rPr>
+        <w:t>. Preserve unsuccessful cases so an improved result cannot hide the original problem.</w:t>
+      </w:r>
+    </w:p>
+    <w:p>
+      <w:pPr>
+        <w:pStyle w:val="Heading3"/>
+      </w:pPr>
+      <w:r>
         <w:t>Guided: restate the worked result, then name the assumption or limitation that prevents a broader conclusion.</w:t>
       </w:r>
     </w:p>
@@ -849,8 +1380,25 @@
       </w:r>
     </w:p>
     <w:p>
-      <w:r>
-        <w:t>A report omits this qualification: Accessibility requirements need real interaction checks and appropriate user feedback; a checklist alone is incomplete. Explain how omitting it could change a reader's interpretation, and write an accurate replacement.</w:t>
+      <w:pPr>
+        <w:spacing w:line="336" w:lineRule="auto" w:after="180"/>
+      </w:pPr>
+      <w:r>
+        <w:rPr>
+          <w:b w:val="0"/>
+        </w:rPr>
+        <w:t>A report omits this qualification: Accessibility requirements need real interaction checks and appropriate user feedback; a checklist alone is incomplete.</w:t>
+      </w:r>
+    </w:p>
+    <w:p>
+      <w:pPr>
+        <w:spacing w:line="336" w:lineRule="auto" w:after="180"/>
+      </w:pPr>
+      <w:r>
+        <w:rPr>
+          <w:b w:val="0"/>
+        </w:rPr>
+        <w:t>Explain how omitting it could change a reader's interpretation, and write an accurate replacement.</w:t>
       </w:r>
     </w:p>
     <w:p>
@@ -901,7 +1449,54 @@
     </w:p>
     <w:p>
       <w:r>
-        <w:t>Explain the weekly mechanism in your own words. Use the worked scenario to name its input, decision rule and output.</w:t>
+        <w:t>Practise Accessibility and user feedback with support, then explain the deciding step in your own words.</w:t>
+      </w:r>
+    </w:p>
+    <w:p>
+      <w:pPr>
+        <w:spacing w:line="336" w:lineRule="auto" w:after="180"/>
+      </w:pPr>
+      <w:r>
+        <w:rPr>
+          <w:b w:val="0"/>
+        </w:rPr>
+        <w:t xml:space="preserve">Explain the weekly </w:t>
+      </w:r>
+      <w:r>
+        <w:rPr>
+          <w:b/>
+        </w:rPr>
+        <w:t>mechanism</w:t>
+      </w:r>
+      <w:r>
+        <w:rPr>
+          <w:b w:val="0"/>
+        </w:rPr>
+        <w:t xml:space="preserve"> in your own words. Use the worked scenario to name its </w:t>
+      </w:r>
+      <w:r>
+        <w:rPr>
+          <w:b/>
+        </w:rPr>
+        <w:t>input</w:t>
+      </w:r>
+      <w:r>
+        <w:rPr>
+          <w:b w:val="0"/>
+        </w:rPr>
+        <w:t xml:space="preserve">, decision rule and </w:t>
+      </w:r>
+      <w:r>
+        <w:rPr>
+          <w:b/>
+        </w:rPr>
+        <w:t>output</w:t>
+      </w:r>
+      <w:r>
+        <w:rPr>
+          <w:b w:val="0"/>
+        </w:rPr>
+        <w:t>.</w:t>
       </w:r>
     </w:p>
     <w:p>
@@ -974,8 +1569,26 @@
       </w:r>
     </w:p>
     <w:p>
-      <w:r>
-        <w:t>Use workbook W2 for the connected example “Accessibility and user feedback”. First fill the input and rule boxes. Try the middle steps before asking for a hint. After a hint, try the next step yourself.</w:t>
+      <w:pPr>
+        <w:spacing w:line="336" w:lineRule="auto" w:after="180"/>
+      </w:pPr>
+      <w:r>
+        <w:rPr>
+          <w:b w:val="0"/>
+        </w:rPr>
+        <w:t xml:space="preserve">Use workbook W2 for the connected example “Accessibility and user feedback”. First fill the </w:t>
+      </w:r>
+      <w:r>
+        <w:rPr>
+          <w:b/>
+        </w:rPr>
+        <w:t>input</w:t>
+      </w:r>
+      <w:r>
+        <w:rPr>
+          <w:b w:val="0"/>
+        </w:rPr>
+        <w:t xml:space="preserve"> and rule boxes. Try the middle steps before asking for a hint. After a hint, try the next step yourself.</w:t>
       </w:r>
     </w:p>
     <w:tbl>
@@ -1058,7 +1671,13 @@
       </w:tr>
     </w:tbl>
     <w:p>
-      <w:r>
+      <w:pPr>
+        <w:spacing w:line="336" w:lineRule="auto" w:after="180"/>
+      </w:pPr>
+      <w:r>
+        <w:rPr>
+          <w:b w:val="0"/>
+        </w:rPr>
         <w:t>Explain your trace to a partner. Your partner points to one step to check. Swap roles on the next case. Each person writes their own explanation.</w:t>
       </w:r>
     </w:p>
@@ -1071,12 +1690,35 @@
       </w:r>
     </w:p>
     <w:p>
-      <w:r>
-        <w:t>Use the worked case for Accessibility and user feedback. Proposed explanation: “The worked result establishes every future case”. Decide whether this explanation is supported. Point to the step or supplied fact that decides; explain your repair if needed.</w:t>
-      </w:r>
-    </w:p>
-    <w:p>
-      <w:r>
+      <w:pPr>
+        <w:spacing w:line="336" w:lineRule="auto" w:after="180"/>
+      </w:pPr>
+      <w:r>
+        <w:rPr>
+          <w:b w:val="0"/>
+        </w:rPr>
+        <w:t>Use the worked case for Accessibility and user feedback. Proposed explanation: “The worked result establishes every future case”. Decide whether this explanation is supported.</w:t>
+      </w:r>
+    </w:p>
+    <w:p>
+      <w:pPr>
+        <w:spacing w:line="336" w:lineRule="auto" w:after="180"/>
+      </w:pPr>
+      <w:r>
+        <w:rPr>
+          <w:b w:val="0"/>
+        </w:rPr>
+        <w:t>Point to the step or supplied fact that decides; explain your repair if needed.</w:t>
+      </w:r>
+    </w:p>
+    <w:p>
+      <w:pPr>
+        <w:spacing w:line="336" w:lineRule="auto" w:after="180"/>
+      </w:pPr>
+      <w:r>
+        <w:rPr>
+          <w:b w:val="0"/>
+        </w:rPr>
         <w:t>Answer on your own before discussion. If you are unsure, say which step you need help with.</w:t>
       </w:r>
     </w:p>
@@ -1089,7 +1731,14 @@
       </w:r>
     </w:p>
     <w:p>
-      <w:r>
+      <w:pPr>
+        <w:spacing w:line="336" w:lineRule="auto" w:after="180"/>
+        <w:shd w:fill="F5F1FB"/>
+      </w:pPr>
+      <w:r>
+        <w:rPr>
+          <w:b w:val="0"/>
+        </w:rPr>
         <w:t>Explain what each text, keyboard and assistive-technology change adds to the feedback. Why does changing the red circle to orange alone not solve the communication barrier?</w:t>
       </w:r>
     </w:p>
@@ -1122,7 +1771,13 @@
       </w:r>
     </w:p>
     <w:p>
-      <w:r>
+      <w:pPr>
+        <w:spacing w:line="336" w:lineRule="auto" w:after="180"/>
+      </w:pPr>
+      <w:r>
+        <w:rPr>
+          <w:b w:val="0"/>
+        </w:rPr>
         <w:t>This is supported practice. Keep the separately named independent case for an attempt before feedback.</w:t>
       </w:r>
     </w:p>
@@ -1135,6 +1790,11 @@
       </w:r>
     </w:p>
     <w:p>
+      <w:r>
+        <w:t>Investigate Accessibility and user feedback. Record the prediction, actual observation or labelled paper trace, explanation and next test separately.</w:t>
+      </w:r>
+    </w:p>
+    <w:p>
       <w:pPr>
         <w:pStyle w:val="Heading3"/>
       </w:pPr>
@@ -1143,7 +1803,13 @@
       </w:r>
     </w:p>
     <w:p>
-      <w:r>
+      <w:pPr>
+        <w:spacing w:line="336" w:lineRule="auto" w:after="180"/>
+      </w:pPr>
+      <w:r>
+        <w:rPr>
+          <w:b w:val="0"/>
+        </w:rPr>
         <w:t>An invalid room is marked only by a red border; no text error or associated label is provided. Show the intermediate steps and give the conclusion with its scope.</w:t>
       </w:r>
     </w:p>
@@ -1284,7 +1950,13 @@
       </w:tr>
     </w:tbl>
     <w:p>
-      <w:r>
+      <w:pPr>
+        <w:spacing w:line="336" w:lineRule="auto" w:after="180"/>
+      </w:pPr>
+      <w:r>
+        <w:rPr>
+          <w:b w:val="0"/>
+        </w:rPr>
         <w:t>On paper, trace the supplied procedure. If code is provided, predict before running it in a local practice file. Never write an expected answer as though it were an observed run.</w:t>
       </w:r>
     </w:p>
@@ -1297,7 +1969,13 @@
       </w:r>
     </w:p>
     <w:p>
-      <w:r>
+      <w:pPr>
+        <w:spacing w:line="336" w:lineRule="auto" w:after="180"/>
+      </w:pPr>
+      <w:r>
+        <w:rPr>
+          <w:b w:val="0"/>
+        </w:rPr>
         <w:t>Before trying: what do I expect, and why? While trying: which step could first go wrong? Afterwards: what did I actually observe, and what should change? Keep “not run” if you only traced the procedure.</w:t>
       </w:r>
     </w:p>
@@ -1310,6 +1988,11 @@
       </w:r>
     </w:p>
     <w:p>
+      <w:r>
+        <w:t>Move from recall to tracing, diagnosis and transfer in Accessibility and user feedback. Explain why each step is justified.</w:t>
+      </w:r>
+    </w:p>
+    <w:p>
       <w:pPr>
         <w:pStyle w:val="Heading3"/>
       </w:pPr>
@@ -1318,18 +2001,94 @@
       </w:r>
     </w:p>
     <w:p>
-      <w:r>
-        <w:t>Explain the weekly mechanism in your own words. Use the worked scenario to name its input, decision rule and output.</w:t>
-      </w:r>
-    </w:p>
-    <w:p>
-      <w:r>
-        <w:t>A report omits this qualification: Accessibility requirements need real interaction checks and appropriate user feedback; a checklist alone is incomplete. Explain how omitting it could change a reader's interpretation, and write an accurate replacement.</w:t>
-      </w:r>
-    </w:p>
-    <w:p>
-      <w:r>
-        <w:t>For the worked scenario, propose one additional case that could reveal a failure, describe its expected outcome before running it, and explain what would need to remain fixed for a fair comparison. Do not reuse W4 as a new final test after receiving feedback.</w:t>
+      <w:pPr>
+        <w:spacing w:line="336" w:lineRule="auto" w:after="180"/>
+      </w:pPr>
+      <w:r>
+        <w:rPr>
+          <w:b w:val="0"/>
+        </w:rPr>
+        <w:t xml:space="preserve">Explain the weekly </w:t>
+      </w:r>
+      <w:r>
+        <w:rPr>
+          <w:b/>
+        </w:rPr>
+        <w:t>mechanism</w:t>
+      </w:r>
+      <w:r>
+        <w:rPr>
+          <w:b w:val="0"/>
+        </w:rPr>
+        <w:t xml:space="preserve"> in your own words. Use the worked scenario to name its </w:t>
+      </w:r>
+      <w:r>
+        <w:rPr>
+          <w:b/>
+        </w:rPr>
+        <w:t>input</w:t>
+      </w:r>
+      <w:r>
+        <w:rPr>
+          <w:b w:val="0"/>
+        </w:rPr>
+        <w:t xml:space="preserve">, decision rule and </w:t>
+      </w:r>
+      <w:r>
+        <w:rPr>
+          <w:b/>
+        </w:rPr>
+        <w:t>output</w:t>
+      </w:r>
+      <w:r>
+        <w:rPr>
+          <w:b w:val="0"/>
+        </w:rPr>
+        <w:t>.</w:t>
+      </w:r>
+    </w:p>
+    <w:p>
+      <w:pPr>
+        <w:spacing w:line="336" w:lineRule="auto" w:after="180"/>
+      </w:pPr>
+      <w:r>
+        <w:rPr>
+          <w:b w:val="0"/>
+        </w:rPr>
+        <w:t>A report omits this qualification: Accessibility requirements need real interaction checks and appropriate user feedback; a checklist alone is incomplete.</w:t>
+      </w:r>
+    </w:p>
+    <w:p>
+      <w:pPr>
+        <w:spacing w:line="336" w:lineRule="auto" w:after="180"/>
+      </w:pPr>
+      <w:r>
+        <w:rPr>
+          <w:b w:val="0"/>
+        </w:rPr>
+        <w:t>Explain how omitting it could change a reader's interpretation, and write an accurate replacement.</w:t>
+      </w:r>
+    </w:p>
+    <w:p>
+      <w:pPr>
+        <w:spacing w:line="336" w:lineRule="auto" w:after="180"/>
+      </w:pPr>
+      <w:r>
+        <w:rPr>
+          <w:b w:val="0"/>
+        </w:rPr>
+        <w:t>For the worked scenario, propose one additional case that could reveal a failure, describe its expected outcome before running it, and explain what would need to remain fixed for a fair comparison.</w:t>
+      </w:r>
+    </w:p>
+    <w:p>
+      <w:pPr>
+        <w:spacing w:line="336" w:lineRule="auto" w:after="180"/>
+      </w:pPr>
+      <w:r>
+        <w:rPr>
+          <w:b w:val="0"/>
+        </w:rPr>
+        <w:t>Do not reuse W4 as a new final test after receiving feedback.</w:t>
       </w:r>
     </w:p>
     <w:p>
@@ -1375,7 +2134,77 @@
     </w:p>
     <w:p>
       <w:r>
-        <w:t>Add a labelled accessibility and user feedback evidence sheet to Grounded Learning Service. Show how you can explain the mechanism and terminology of accessibility and user feedback. Use the supplied fictional case and keep its inputs, intermediate steps, calculation or prediction, and limitation. Connect this record to last week’s record; a matching answer without a trace is insufficient.</w:t>
+        <w:t>Apply this week’s idea to Grounded Learning Service. Keep an annotated decision and the evidence supporting it.</w:t>
+      </w:r>
+    </w:p>
+    <w:p>
+      <w:pPr>
+        <w:spacing w:line="336" w:lineRule="auto" w:after="180"/>
+      </w:pPr>
+      <w:r>
+        <w:rPr>
+          <w:b w:val="0"/>
+        </w:rPr>
+        <w:t xml:space="preserve">Add a labelled accessibility and user feedback </w:t>
+      </w:r>
+      <w:r>
+        <w:rPr>
+          <w:b/>
+        </w:rPr>
+        <w:t>evidence</w:t>
+      </w:r>
+      <w:r>
+        <w:rPr>
+          <w:b w:val="0"/>
+        </w:rPr>
+        <w:t xml:space="preserve"> sheet to Grounded Learning Service. Show how you can explain the </w:t>
+      </w:r>
+      <w:r>
+        <w:rPr>
+          <w:b/>
+        </w:rPr>
+        <w:t>mechanism</w:t>
+      </w:r>
+      <w:r>
+        <w:rPr>
+          <w:b w:val="0"/>
+        </w:rPr>
+        <w:t xml:space="preserve"> and terminology of accessibility and user feedback.</w:t>
+      </w:r>
+    </w:p>
+    <w:p>
+      <w:pPr>
+        <w:spacing w:line="336" w:lineRule="auto" w:after="180"/>
+      </w:pPr>
+      <w:r>
+        <w:rPr>
+          <w:b w:val="0"/>
+        </w:rPr>
+        <w:t xml:space="preserve">Use the supplied fictional case and keep its </w:t>
+      </w:r>
+      <w:r>
+        <w:rPr>
+          <w:b/>
+        </w:rPr>
+        <w:t>input</w:t>
+      </w:r>
+      <w:r>
+        <w:rPr>
+          <w:b w:val="0"/>
+        </w:rPr>
+        <w:t xml:space="preserve">s, intermediate steps, calculation or </w:t>
+      </w:r>
+      <w:r>
+        <w:rPr>
+          <w:b/>
+        </w:rPr>
+        <w:t>prediction</w:t>
+      </w:r>
+      <w:r>
+        <w:rPr>
+          <w:b w:val="0"/>
+        </w:rPr>
+        <w:t>, and limitation. Connect this record to last week’s record; a matching answer without a trace is insufficient.</w:t>
       </w:r>
     </w:p>
     <w:tbl>
@@ -1503,8 +2332,26 @@
       </w:r>
     </w:p>
     <w:p>
-      <w:r>
-        <w:t>For the Grounded Learning Service, retain an annotated trace and the changed-case result. Name the contract or evidence that makes the deciding step valid, so another team can review it.</w:t>
+      <w:pPr>
+        <w:spacing w:line="336" w:lineRule="auto" w:after="180"/>
+      </w:pPr>
+      <w:r>
+        <w:rPr>
+          <w:b w:val="0"/>
+        </w:rPr>
+        <w:t xml:space="preserve">For the Grounded Learning Service, retain an annotated trace and the changed-case result. Name the contract or </w:t>
+      </w:r>
+      <w:r>
+        <w:rPr>
+          <w:b/>
+        </w:rPr>
+        <w:t>evidence</w:t>
+      </w:r>
+      <w:r>
+        <w:rPr>
+          <w:b w:val="0"/>
+        </w:rPr>
+        <w:t xml:space="preserve"> that makes the deciding step valid, so another team can review it.</w:t>
       </w:r>
     </w:p>
     <w:p>
@@ -1517,7 +2364,29 @@
     </w:p>
     <w:p>
       <w:r>
-        <w:t>Complete the supported workbook tasks before attempting W4 independently. Record any hints or help used. After feedback, use the teacher's fresh retry rather than copying the earlier answer. For a project, select a relevant new case, predict the outcome from the declared rule and preserve the result alongside any revision.</w:t>
+        <w:t>Use a genuinely new case for independent evidence. Previously discussed examples remain practice; use the separately named independent case before feedback.</w:t>
+      </w:r>
+    </w:p>
+    <w:p>
+      <w:pPr>
+        <w:spacing w:line="336" w:lineRule="auto" w:after="180"/>
+      </w:pPr>
+      <w:r>
+        <w:rPr>
+          <w:b w:val="0"/>
+        </w:rPr>
+        <w:t>Complete the supported workbook tasks before attempting W4 independently. Record any hints or help used. After feedback, use the teacher's fresh retry rather than copying the earlier answer.</w:t>
+      </w:r>
+    </w:p>
+    <w:p>
+      <w:pPr>
+        <w:spacing w:line="336" w:lineRule="auto" w:after="180"/>
+      </w:pPr>
+      <w:r>
+        <w:rPr>
+          <w:b w:val="0"/>
+        </w:rPr>
+        <w:t>For a project, select a relevant new case, predict the outcome from the declared rule and preserve the result alongside any revision.</w:t>
       </w:r>
     </w:p>
     <w:p>
@@ -1554,8 +2423,25 @@
       </w:r>
     </w:p>
     <w:p>
-      <w:r>
-        <w:t>For the worked scenario, propose one additional case that could reveal a failure, describe its expected outcome before running it, and explain what would need to remain fixed for a fair comparison. Do not reuse W4 as a new final test after receiving feedback.</w:t>
+      <w:pPr>
+        <w:spacing w:line="336" w:lineRule="auto" w:after="180"/>
+      </w:pPr>
+      <w:r>
+        <w:rPr>
+          <w:b w:val="0"/>
+        </w:rPr>
+        <w:t>For the worked scenario, propose one additional case that could reveal a failure, describe its expected outcome before running it, and explain what would need to remain fixed for a fair comparison.</w:t>
+      </w:r>
+    </w:p>
+    <w:p>
+      <w:pPr>
+        <w:spacing w:line="336" w:lineRule="auto" w:after="180"/>
+      </w:pPr>
+      <w:r>
+        <w:rPr>
+          <w:b w:val="0"/>
+        </w:rPr>
+        <w:t>Do not reuse W4 as a new final test after receiving feedback.</w:t>
       </w:r>
     </w:p>
     <w:p>
@@ -1592,6 +2478,11 @@
       </w:pPr>
       <w:r>
         <w:t>13. Study a complete case</w:t>
+      </w:r>
+    </w:p>
+    <w:p>
+      <w:r>
+        <w:t>Revisit the complete Accessibility and user feedback case for supported practice. Repeated examples do not become fresh assessments.</w:t>
       </w:r>
     </w:p>
     <w:p>
@@ -1695,8 +2586,26 @@
       </w:r>
     </w:p>
     <w:p>
-      <w:r>
-        <w:t>Follow the input through the stated procedure to its result. Cover the result first, predict it, then explain every intermediate step. The text/table accompanies the figure so the example can be read without colour.</w:t>
+      <w:pPr>
+        <w:spacing w:line="336" w:lineRule="auto" w:after="180"/>
+      </w:pPr>
+      <w:r>
+        <w:rPr>
+          <w:b w:val="0"/>
+        </w:rPr>
+        <w:t xml:space="preserve">Follow the </w:t>
+      </w:r>
+      <w:r>
+        <w:rPr>
+          <w:b/>
+        </w:rPr>
+        <w:t>input</w:t>
+      </w:r>
+      <w:r>
+        <w:rPr>
+          <w:b w:val="0"/>
+        </w:rPr>
+        <w:t xml:space="preserve"> through the stated procedure to its result. Cover the result first, predict it, then explain every intermediate step. The text/table accompanies the figure so the example can be read without colour.</w:t>
       </w:r>
     </w:p>
     <w:p>
@@ -1746,6 +2655,11 @@
       </w:r>
     </w:p>
     <w:p>
+      <w:r>
+        <w:t>Attempt the reserved new case before feedback. Record support; the earlier examples below remain additional practice.</w:t>
+      </w:r>
+    </w:p>
+    <w:p>
       <w:pPr>
         <w:pStyle w:val="Heading3"/>
       </w:pPr>
@@ -1754,8 +2668,26 @@
       </w:r>
     </w:p>
     <w:p>
-      <w:r>
-        <w:t>Submit is mouse-only; timeout replaces the entire form and loses input. Propose two concrete improvements.</w:t>
+      <w:pPr>
+        <w:spacing w:line="336" w:lineRule="auto" w:after="180"/>
+      </w:pPr>
+      <w:r>
+        <w:rPr>
+          <w:b w:val="0"/>
+        </w:rPr>
+        <w:t xml:space="preserve">Submit is mouse-only; timeout replaces the entire form and loses </w:t>
+      </w:r>
+      <w:r>
+        <w:rPr>
+          <w:b/>
+        </w:rPr>
+        <w:t>input</w:t>
+      </w:r>
+      <w:r>
+        <w:rPr>
+          <w:b w:val="0"/>
+        </w:rPr>
+        <w:t>. Propose two concrete improvements.</w:t>
       </w:r>
     </w:p>
     <w:p>
@@ -1802,7 +2734,13 @@
       </w:r>
     </w:p>
     <w:p>
-      <w:r>
+      <w:pPr>
+        <w:spacing w:line="336" w:lineRule="auto" w:after="180"/>
+      </w:pPr>
+      <w:r>
+        <w:rPr>
+          <w:b w:val="0"/>
+        </w:rPr>
         <w:t>Attempt this case before feedback. Record any help. Earlier examples below are further practice; a case already practised with feedback cannot establish fresh transfer.</w:t>
       </w:r>
     </w:p>
@@ -1815,8 +2753,26 @@
       </w:r>
     </w:p>
     <w:p>
-      <w:r>
-        <w:t>Submit is mouse-only; timeout replaces the entire form and loses input. Propose two concrete improvements.</w:t>
+      <w:pPr>
+        <w:spacing w:line="336" w:lineRule="auto" w:after="180"/>
+      </w:pPr>
+      <w:r>
+        <w:rPr>
+          <w:b w:val="0"/>
+        </w:rPr>
+        <w:t xml:space="preserve">Submit is mouse-only; timeout replaces the entire form and loses </w:t>
+      </w:r>
+      <w:r>
+        <w:rPr>
+          <w:b/>
+        </w:rPr>
+        <w:t>input</w:t>
+      </w:r>
+      <w:r>
+        <w:rPr>
+          <w:b w:val="0"/>
+        </w:rPr>
+        <w:t>. Propose two concrete improvements.</w:t>
       </w:r>
     </w:p>
     <w:p>
@@ -1868,7 +2824,13 @@
       </w:r>
     </w:p>
     <w:p>
-      <w:r>
+      <w:pPr>
+        <w:spacing w:line="336" w:lineRule="auto" w:after="180"/>
+      </w:pPr>
+      <w:r>
+        <w:rPr>
+          <w:b w:val="0"/>
+        </w:rPr>
         <w:t>Record support used: none, hint or teacher explanation. After feedback, a different case is needed to demonstrate independence.</w:t>
       </w:r>
     </w:p>
@@ -1881,8 +2843,25 @@
       </w:r>
     </w:p>
     <w:p>
-      <w:r>
-        <w:t>Attempt the independent case before hints. Record whether you worked alone, used a hint or followed a model. After feedback, fix the first unsupported step and explain why it changed. A later check uses a changed case, not a copied answer.</w:t>
+      <w:pPr>
+        <w:spacing w:line="336" w:lineRule="auto" w:after="180"/>
+      </w:pPr>
+      <w:r>
+        <w:rPr>
+          <w:b w:val="0"/>
+        </w:rPr>
+        <w:t>Attempt the independent case before hints. Record whether you worked alone, used a hint or followed a model. After feedback, fix the first unsupported step and explain why it changed.</w:t>
+      </w:r>
+    </w:p>
+    <w:p>
+      <w:pPr>
+        <w:spacing w:line="336" w:lineRule="auto" w:after="180"/>
+      </w:pPr>
+      <w:r>
+        <w:rPr>
+          <w:b w:val="0"/>
+        </w:rPr>
+        <w:t>A later check uses a changed case, not a copied answer.</w:t>
       </w:r>
     </w:p>
     <w:p>
@@ -1895,6 +2874,17 @@
     </w:p>
     <w:p>
       <w:r>
+        <w:t>Use this map to navigate Accessibility and user feedback, connect the goals to tasks and keep one evidence record for each attempt.</w:t>
+      </w:r>
+    </w:p>
+    <w:p>
+      <w:pPr>
+        <w:spacing w:line="336" w:lineRule="auto" w:after="180"/>
+      </w:pPr>
+      <w:r>
+        <w:rPr>
+          <w:b w:val="0"/>
+        </w:rPr>
         <w:t>Start with this question: Make feedback accessible. An app marks an incomplete answer with a red circle only; a revision adds equivalent text and keyboard access.</w:t>
       </w:r>
     </w:p>
@@ -2001,13 +2991,61 @@
       </w:tr>
     </w:tbl>
     <w:p>
-      <w:r>
-        <w:t>Remember → watch and explain → try with help → investigate → try independently → keep project evidence. Your teacher may spread this lesson across several classes.</w:t>
-      </w:r>
-    </w:p>
-    <w:p>
-      <w:r>
-        <w:t>Keep your first prediction. Compare it with what the evidence shows and explain any change.</w:t>
+      <w:pPr>
+        <w:spacing w:line="336" w:lineRule="auto" w:after="180"/>
+      </w:pPr>
+      <w:r>
+        <w:rPr>
+          <w:b w:val="0"/>
+        </w:rPr>
+        <w:t xml:space="preserve">Remember → watch and explain → try with help → investigate → try independently → keep project </w:t>
+      </w:r>
+      <w:r>
+        <w:rPr>
+          <w:b/>
+        </w:rPr>
+        <w:t>evidence</w:t>
+      </w:r>
+      <w:r>
+        <w:rPr>
+          <w:b w:val="0"/>
+        </w:rPr>
+        <w:t>. Your teacher may spread this lesson across several classes.</w:t>
+      </w:r>
+    </w:p>
+    <w:p>
+      <w:pPr>
+        <w:spacing w:line="336" w:lineRule="auto" w:after="180"/>
+      </w:pPr>
+      <w:r>
+        <w:rPr>
+          <w:b w:val="0"/>
+        </w:rPr>
+        <w:t xml:space="preserve">Keep your first </w:t>
+      </w:r>
+      <w:r>
+        <w:rPr>
+          <w:b/>
+        </w:rPr>
+        <w:t>prediction</w:t>
+      </w:r>
+      <w:r>
+        <w:rPr>
+          <w:b w:val="0"/>
+        </w:rPr>
+        <w:t xml:space="preserve">. Compare it with what the </w:t>
+      </w:r>
+      <w:r>
+        <w:rPr>
+          <w:b/>
+        </w:rPr>
+        <w:t>evidence</w:t>
+      </w:r>
+      <w:r>
+        <w:rPr>
+          <w:b w:val="0"/>
+        </w:rPr>
+        <w:t xml:space="preserve"> shows and explain any change.</w:t>
       </w:r>
     </w:p>
     <w:p>
@@ -2020,7 +3058,30 @@
     </w:p>
     <w:p>
       <w:r>
-        <w:t>Close your notes. Explain this goal in your own words: Explain the mechanism and terminology of accessibility and user feedback</w:t>
+        <w:t>Explain Accessibility and user feedback without notes, identify a remaining question and plan a later check with a changed case.</w:t>
+      </w:r>
+    </w:p>
+    <w:p>
+      <w:pPr>
+        <w:spacing w:line="336" w:lineRule="auto" w:after="180"/>
+      </w:pPr>
+      <w:r>
+        <w:rPr>
+          <w:b w:val="0"/>
+        </w:rPr>
+        <w:t xml:space="preserve">Close your notes. Explain this goal in your own words: Explain the </w:t>
+      </w:r>
+      <w:r>
+        <w:rPr>
+          <w:b/>
+        </w:rPr>
+        <w:t>mechanism</w:t>
+      </w:r>
+      <w:r>
+        <w:rPr>
+          <w:b w:val="0"/>
+        </w:rPr>
+        <w:t xml:space="preserve"> and terminology of accessibility and user feedback</w:t>
       </w:r>
     </w:p>
     <w:p>
@@ -2057,13 +3118,61 @@
       </w:r>
     </w:p>
     <w:p>
-      <w:r>
-        <w:t>If you are unsure, return to the worked picture and explain one arrow. If you are ready, change an input or assumption and justify your prediction.</w:t>
-      </w:r>
-    </w:p>
-    <w:p>
-      <w:r>
-        <w:t>Save your workbook evidence. At the next review, try a different case before opening your old answer.</w:t>
+      <w:pPr>
+        <w:spacing w:line="336" w:lineRule="auto" w:after="180"/>
+      </w:pPr>
+      <w:r>
+        <w:rPr>
+          <w:b w:val="0"/>
+        </w:rPr>
+        <w:t xml:space="preserve">If you are unsure, return to the worked picture and explain one arrow. If you are ready, change an </w:t>
+      </w:r>
+      <w:r>
+        <w:rPr>
+          <w:b/>
+        </w:rPr>
+        <w:t>input</w:t>
+      </w:r>
+      <w:r>
+        <w:rPr>
+          <w:b w:val="0"/>
+        </w:rPr>
+        <w:t xml:space="preserve"> or assumption and justify your </w:t>
+      </w:r>
+      <w:r>
+        <w:rPr>
+          <w:b/>
+        </w:rPr>
+        <w:t>prediction</w:t>
+      </w:r>
+      <w:r>
+        <w:rPr>
+          <w:b w:val="0"/>
+        </w:rPr>
+        <w:t>.</w:t>
+      </w:r>
+    </w:p>
+    <w:p>
+      <w:pPr>
+        <w:spacing w:line="336" w:lineRule="auto" w:after="180"/>
+      </w:pPr>
+      <w:r>
+        <w:rPr>
+          <w:b w:val="0"/>
+        </w:rPr>
+        <w:t xml:space="preserve">Save your workbook </w:t>
+      </w:r>
+      <w:r>
+        <w:rPr>
+          <w:b/>
+        </w:rPr>
+        <w:t>evidence</w:t>
+      </w:r>
+      <w:r>
+        <w:rPr>
+          <w:b w:val="0"/>
+        </w:rPr>
+        <w:t>. At the next review, try a different case before opening your old answer.</w:t>
       </w:r>
     </w:p>
     <w:p>
@@ -2076,11 +3185,28 @@
     </w:p>
     <w:p>
       <w:r>
+        <w:t>Attempt supported questions before using hints or feedback. Review a missing building block, then keep the completed work.</w:t>
+      </w:r>
+    </w:p>
+    <w:p>
+      <w:pPr>
+        <w:spacing w:line="336" w:lineRule="auto" w:after="180"/>
+      </w:pPr>
+      <w:r>
+        <w:rPr>
+          <w:b w:val="0"/>
+        </w:rPr>
         <w:t>Use this supported practice once, in the browser or on paper. Keep the reserved independent assessment for a separate first attempt before teacher feedback.</w:t>
       </w:r>
     </w:p>
     <w:p>
-      <w:r>
+      <w:pPr>
+        <w:spacing w:line="336" w:lineRule="auto" w:after="180"/>
+      </w:pPr>
+      <w:r>
+        <w:rPr>
+          <w:b w:val="0"/>
+        </w:rPr>
         <w:t>Make feedback accessible. An app marks an incomplete answer with a red circle only; a revision adds equivalent text and keyboard access.</w:t>
       </w:r>
     </w:p>
@@ -2093,22 +3219,49 @@
       </w:r>
     </w:p>
     <w:p>
-      <w:r>
+      <w:pPr>
+        <w:spacing w:line="336" w:lineRule="auto" w:after="180"/>
+      </w:pPr>
+      <w:r>
+        <w:rPr>
+          <w:b w:val="0"/>
+        </w:rPr>
         <w:t>Which labelled step matches this detail? A keyboard user can reach the labelled explanation link.</w:t>
       </w:r>
     </w:p>
     <w:p>
-      <w:r>
+      <w:pPr>
+        <w:spacing w:line="336" w:lineRule="auto" w:after="180"/>
+        <w:shd w:fill="F4F9FC"/>
+      </w:pPr>
+      <w:r>
+        <w:rPr>
+          <w:b w:val="0"/>
+        </w:rPr>
         <w:t>1. Provide meaning</w:t>
       </w:r>
     </w:p>
     <w:p>
-      <w:r>
+      <w:pPr>
+        <w:spacing w:line="336" w:lineRule="auto" w:after="180"/>
+        <w:shd w:fill="F4F9FC"/>
+      </w:pPr>
+      <w:r>
+        <w:rPr>
+          <w:b w:val="0"/>
+        </w:rPr>
         <w:t>2. Find the barrier</w:t>
       </w:r>
     </w:p>
     <w:p>
-      <w:r>
+      <w:pPr>
+        <w:spacing w:line="336" w:lineRule="auto" w:after="180"/>
+        <w:shd w:fill="F4F9FC"/>
+      </w:pPr>
+      <w:r>
+        <w:rPr>
+          <w:b w:val="0"/>
+        </w:rPr>
         <w:t>3. Test next action</w:t>
       </w:r>
     </w:p>
@@ -2146,41 +3299,143 @@
       </w:r>
     </w:p>
     <w:p>
-      <w:r>
+      <w:pPr>
+        <w:pStyle w:val="Heading3"/>
+      </w:pPr>
+      <w:r>
+        <w:t>Hint · try first</w:t>
+      </w:r>
+    </w:p>
+    <w:p>
+      <w:pPr>
+        <w:spacing w:line="336" w:lineRule="auto" w:after="180"/>
+        <w:shd w:fill="F1F6F8"/>
+      </w:pPr>
+      <w:r>
+        <w:rPr>
+          <w:b w:val="0"/>
+        </w:rPr>
         <w:t>Hint if needed: Read the steps in the pictorial case. Match the supplied detail to the stage that performs or records it.</w:t>
       </w:r>
     </w:p>
     <w:p>
-      <w:r>
-        <w:t>After your attempt, compare with the supported explanation: Test next action A keyboard user can reach the labelled explanation link. Accessibility offers the same meaning and actions through usable channels. Feedback should say what to improve, not merely show a mark.</w:t>
-      </w:r>
-    </w:p>
-    <w:p>
       <w:pPr>
         <w:pStyle w:val="Heading3"/>
       </w:pPr>
       <w:r>
+        <w:t>Feedback · compare after trying</w:t>
+      </w:r>
+    </w:p>
+    <w:p>
+      <w:pPr>
+        <w:spacing w:line="336" w:lineRule="auto" w:after="180"/>
+        <w:shd w:fill="F1F6FC"/>
+      </w:pPr>
+      <w:r>
+        <w:rPr>
+          <w:b w:val="0"/>
+        </w:rPr>
+        <w:t>After your attempt, compare with the supported explanation: Test next action A keyboard user can reach the labelled explanation link. Accessibility offers the same meaning and actions through usable channels.</w:t>
+      </w:r>
+    </w:p>
+    <w:p>
+      <w:pPr>
+        <w:spacing w:line="336" w:lineRule="auto" w:after="180"/>
+        <w:shd w:fill="F1F6FC"/>
+      </w:pPr>
+      <w:r>
+        <w:rPr>
+          <w:b w:val="0"/>
+        </w:rPr>
+        <w:t>Feedback should say what to improve, not merely show a mark.</w:t>
+      </w:r>
+    </w:p>
+    <w:p>
+      <w:pPr>
+        <w:pStyle w:val="Heading3"/>
+      </w:pPr>
+      <w:r>
         <w:t>Practice 2: explain the deciding evidence</w:t>
       </w:r>
     </w:p>
     <w:p>
-      <w:r>
+      <w:pPr>
+        <w:pStyle w:val="Heading3"/>
+      </w:pPr>
+      <w:r>
+        <w:t>Changed case · predict first</w:t>
+      </w:r>
+    </w:p>
+    <w:p>
+      <w:pPr>
+        <w:spacing w:line="336" w:lineRule="auto" w:after="180"/>
+        <w:shd w:fill="F5F1FB"/>
+      </w:pPr>
+      <w:r>
+        <w:rPr>
+          <w:b w:val="0"/>
+        </w:rPr>
         <w:t>Changed-case practice: Change the circle to orange without labels. Which conclusion is supported by the supplied facts?</w:t>
       </w:r>
     </w:p>
     <w:p>
-      <w:r>
-        <w:t>1. This one example guarantees correct results for every future input.</w:t>
-      </w:r>
-    </w:p>
-    <w:p>
-      <w:r>
+      <w:pPr>
+        <w:spacing w:line="336" w:lineRule="auto" w:after="180"/>
+        <w:shd w:fill="F4F9FC"/>
+      </w:pPr>
+      <w:r>
+        <w:rPr>
+          <w:b w:val="0"/>
+        </w:rPr>
+        <w:t xml:space="preserve">1. This one example guarantees correct results for every future </w:t>
+      </w:r>
+      <w:r>
+        <w:rPr>
+          <w:b/>
+        </w:rPr>
+        <w:t>input</w:t>
+      </w:r>
+      <w:r>
+        <w:rPr>
+          <w:b w:val="0"/>
+        </w:rPr>
+        <w:t>.</w:t>
+      </w:r>
+    </w:p>
+    <w:p>
+      <w:pPr>
+        <w:spacing w:line="336" w:lineRule="auto" w:after="180"/>
+        <w:shd w:fill="F4F9FC"/>
+      </w:pPr>
+      <w:r>
+        <w:rPr>
+          <w:b w:val="0"/>
+        </w:rPr>
         <w:t>2. The colour-only communication barrier remains.</w:t>
       </w:r>
     </w:p>
     <w:p>
-      <w:r>
-        <w:t>3. We can decide the result without examining the changed input or the procedure.</w:t>
+      <w:pPr>
+        <w:spacing w:line="336" w:lineRule="auto" w:after="180"/>
+        <w:shd w:fill="F4F9FC"/>
+      </w:pPr>
+      <w:r>
+        <w:rPr>
+          <w:b w:val="0"/>
+        </w:rPr>
+        <w:t xml:space="preserve">3. We can decide the result without examining the changed </w:t>
+      </w:r>
+      <w:r>
+        <w:rPr>
+          <w:b/>
+        </w:rPr>
+        <w:t>input</w:t>
+      </w:r>
+      <w:r>
+        <w:rPr>
+          <w:b w:val="0"/>
+        </w:rPr>
+        <w:t xml:space="preserve"> or the procedure.</w:t>
       </w:r>
     </w:p>
     <w:p>
@@ -2217,12 +3472,42 @@
       </w:r>
     </w:p>
     <w:p>
-      <w:r>
+      <w:pPr>
+        <w:pStyle w:val="Heading3"/>
+      </w:pPr>
+      <w:r>
+        <w:t>Hint · try first</w:t>
+      </w:r>
+    </w:p>
+    <w:p>
+      <w:pPr>
+        <w:spacing w:line="336" w:lineRule="auto" w:after="180"/>
+        <w:shd w:fill="F1F6F8"/>
+      </w:pPr>
+      <w:r>
+        <w:rPr>
+          <w:b w:val="0"/>
+        </w:rPr>
         <w:t>Hint if needed: Use the changed condition and the deciding step in the pictorial trace. The answer must say what follows from those facts.</w:t>
       </w:r>
     </w:p>
     <w:p>
-      <w:r>
+      <w:pPr>
+        <w:pStyle w:val="Heading3"/>
+      </w:pPr>
+      <w:r>
+        <w:t>Feedback · compare after trying</w:t>
+      </w:r>
+    </w:p>
+    <w:p>
+      <w:pPr>
+        <w:spacing w:line="336" w:lineRule="auto" w:after="180"/>
+        <w:shd w:fill="F1F6FC"/>
+      </w:pPr>
+      <w:r>
+        <w:rPr>
+          <w:b w:val="0"/>
+        </w:rPr>
         <w:t>After your attempt, compare with the supported explanation: The colour-only communication barrier remains. A different hue supplies no textual or programmatic equivalent.</w:t>
       </w:r>
     </w:p>
@@ -2235,18 +3520,105 @@
       </w:r>
     </w:p>
     <w:p>
-      <w:r>
-        <w:t>Review Human escalation workflows (ai-6/27). Goal: Explain the mechanism and terminology of human escalation workflows. Short practice: Identify the exact service boundary in the bottle question. What accurate information belongs in the supervisor handoff, and what remains unresolved if nobody is reachable?. Return to this week and explain what you changed.</w:t>
-      </w:r>
-    </w:p>
-    <w:p>
-      <w:r>
-        <w:t>Review Monitoring quality drift (ai-6/25). Goal: Explain the mechanism and terminology of monitoring quality drift. Short practice: Compute both clear and ambiguous slice rates for A and B. Which slice weakens, and how should that slice be reported when no ambiguous questions are observed?. Return to this week and explain what you changed.</w:t>
-      </w:r>
-    </w:p>
-    <w:p>
-      <w:r>
-        <w:t>Review Queues and asynchronous work (ai-6/22). Goal: Explain the mechanism and terminology of queues and asynchronous work. Short practice: Explain what the queued J12 submission response proves and what it does not. Which event permits succeeded status, and what status is honest after a worker crash?. Return to this week and explain what you changed.</w:t>
+      <w:pPr>
+        <w:spacing w:line="336" w:lineRule="auto" w:after="180"/>
+      </w:pPr>
+      <w:r>
+        <w:rPr>
+          <w:b w:val="0"/>
+        </w:rPr>
+        <w:t xml:space="preserve">Review Human escalation workflows (ai-6/27). Goal: Explain the </w:t>
+      </w:r>
+      <w:r>
+        <w:rPr>
+          <w:b/>
+        </w:rPr>
+        <w:t>mechanism</w:t>
+      </w:r>
+      <w:r>
+        <w:rPr>
+          <w:b w:val="0"/>
+        </w:rPr>
+        <w:t xml:space="preserve"> and terminology of human escalation workflows. Short practice: Identify the exact service boundary in the bottle question.</w:t>
+      </w:r>
+    </w:p>
+    <w:p>
+      <w:pPr>
+        <w:spacing w:line="336" w:lineRule="auto" w:after="180"/>
+      </w:pPr>
+      <w:r>
+        <w:rPr>
+          <w:b w:val="0"/>
+        </w:rPr>
+        <w:t>What accurate information belongs in the supervisor handoff, and what remains unresolved if nobody is reachable?. Return to this week and explain what you changed.</w:t>
+      </w:r>
+    </w:p>
+    <w:p>
+      <w:pPr>
+        <w:spacing w:line="336" w:lineRule="auto" w:after="180"/>
+      </w:pPr>
+      <w:r>
+        <w:rPr>
+          <w:b w:val="0"/>
+        </w:rPr>
+        <w:t xml:space="preserve">Review Monitoring quality drift (ai-6/25). Goal: Explain the </w:t>
+      </w:r>
+      <w:r>
+        <w:rPr>
+          <w:b/>
+        </w:rPr>
+        <w:t>mechanism</w:t>
+      </w:r>
+      <w:r>
+        <w:rPr>
+          <w:b w:val="0"/>
+        </w:rPr>
+        <w:t xml:space="preserve"> and terminology of monitoring quality drift. Short practice: Compute both clear and ambiguous slice rates for A and B.</w:t>
+      </w:r>
+    </w:p>
+    <w:p>
+      <w:pPr>
+        <w:spacing w:line="336" w:lineRule="auto" w:after="180"/>
+      </w:pPr>
+      <w:r>
+        <w:rPr>
+          <w:b w:val="0"/>
+        </w:rPr>
+        <w:t>Which slice weakens, and how should that slice be reported when no ambiguous questions are observed?. Return to this week and explain what you changed.</w:t>
+      </w:r>
+    </w:p>
+    <w:p>
+      <w:pPr>
+        <w:spacing w:line="336" w:lineRule="auto" w:after="180"/>
+      </w:pPr>
+      <w:r>
+        <w:rPr>
+          <w:b w:val="0"/>
+        </w:rPr>
+        <w:t xml:space="preserve">Review Queues and asynchronous work (ai-6/22). Goal: Explain the </w:t>
+      </w:r>
+      <w:r>
+        <w:rPr>
+          <w:b/>
+        </w:rPr>
+        <w:t>mechanism</w:t>
+      </w:r>
+      <w:r>
+        <w:rPr>
+          <w:b w:val="0"/>
+        </w:rPr>
+        <w:t xml:space="preserve"> and terminology of queues and asynchronous work. Short practice: Explain what the queued J12 submission response proves and what it does not.</w:t>
+      </w:r>
+    </w:p>
+    <w:p>
+      <w:pPr>
+        <w:spacing w:line="336" w:lineRule="auto" w:after="180"/>
+      </w:pPr>
+      <w:r>
+        <w:rPr>
+          <w:b w:val="0"/>
+        </w:rPr>
+        <w:t>Which event permits succeeded status, and what status is honest after a worker crash?. Return to this week and explain what you changed.</w:t>
       </w:r>
     </w:p>
     <w:p>
@@ -2258,8 +3630,600 @@
       </w:r>
     </w:p>
     <w:p>
-      <w:r>
-        <w:t>Use Download completed work in the hosted lesson to export your answers, reflections, practice feedback and code-run evidence. Open the HTML copy to read or print it. Drafts stay in this browser when storage is available; clear drafts on a shared device.</w:t>
+      <w:pPr>
+        <w:spacing w:line="336" w:lineRule="auto" w:after="180"/>
+      </w:pPr>
+      <w:r>
+        <w:rPr>
+          <w:b w:val="0"/>
+        </w:rPr>
+        <w:t xml:space="preserve">Use Download completed work in the hosted lesson to export your answers, reflections, practice feedback and code-run </w:t>
+      </w:r>
+      <w:r>
+        <w:rPr>
+          <w:b/>
+        </w:rPr>
+        <w:t>evidence</w:t>
+      </w:r>
+      <w:r>
+        <w:rPr>
+          <w:b w:val="0"/>
+        </w:rPr>
+        <w:t>. Open the HTML copy to read or print it.</w:t>
+      </w:r>
+    </w:p>
+    <w:p>
+      <w:pPr>
+        <w:spacing w:line="336" w:lineRule="auto" w:after="180"/>
+      </w:pPr>
+      <w:r>
+        <w:rPr>
+          <w:b w:val="0"/>
+        </w:rPr>
+        <w:t>Drafts stay in this browser when storage is available; clear drafts on a shared device.</w:t>
+      </w:r>
+    </w:p>
+    <w:p>
+      <w:pPr>
+        <w:pStyle w:val="Heading1"/>
+      </w:pPr>
+      <w:r>
+        <w:t>18. Visual concept journey</w:t>
+      </w:r>
+    </w:p>
+    <w:p>
+      <w:r>
+        <w:t>Explain each Accessibility and user feedback graphic using its labels, deciding evidence and relevant limitation.</w:t>
+      </w:r>
+    </w:p>
+    <w:p>
+      <w:pPr>
+        <w:pStyle w:val="Heading3"/>
+      </w:pPr>
+      <w:r>
+        <w:t>01. Accessibility and user feedback: the case</w:t>
+      </w:r>
+    </w:p>
+    <w:p>
+      <w:r>
+        <w:drawing>
+          <wp:inline xmlns:a="http://schemas.openxmlformats.org/drawingml/2006/main" xmlns:pic="http://schemas.openxmlformats.org/drawingml/2006/picture">
+            <wp:extent cx="5486400" cy="2834640"/>
+            <wp:docPr id="2" name="Picture 2" descr="Make feedback accessible. An app marks an incomplete answer with a red circle only; a revision adds equivalent text and keyboard access. Supplied facts: New text: &quot;More explanation needed&quot;. The next-action link is labelled and focusable; status is exposed to assistive technology."/>
+            <wp:cNvGraphicFramePr>
+              <a:graphicFrameLocks noChangeAspect="1"/>
+            </wp:cNvGraphicFramePr>
+            <a:graphic>
+              <a:graphicData uri="http://schemas.openxmlformats.org/drawingml/2006/picture">
+                <pic:pic>
+                  <pic:nvPicPr>
+                    <pic:cNvPr id="0" name="academy-story-ai-6-28-01.png"/>
+                    <pic:cNvPicPr/>
+                  </pic:nvPicPr>
+                  <pic:blipFill>
+                    <a:blip r:embed="rId10"/>
+                    <a:stretch>
+                      <a:fillRect/>
+                    </a:stretch>
+                  </pic:blipFill>
+                  <pic:spPr>
+                    <a:xfrm>
+                      <a:off x="0" y="0"/>
+                      <a:ext cx="5486400" cy="2834640"/>
+                    </a:xfrm>
+                    <a:prstGeom prst="rect"/>
+                  </pic:spPr>
+                </pic:pic>
+              </a:graphicData>
+            </a:graphic>
+          </wp:inline>
+        </w:drawing>
+      </w:r>
+    </w:p>
+    <w:p>
+      <w:pPr>
+        <w:spacing w:line="336" w:lineRule="auto" w:after="180"/>
+      </w:pPr>
+      <w:r>
+        <w:rPr>
+          <w:b w:val="0"/>
+        </w:rPr>
+        <w:t>Make feedback accessible. An app marks an incomplete answer with a red circle only; a revision adds equivalent text and keyboard access. Supplied facts: New text: "More explanation needed".</w:t>
+      </w:r>
+    </w:p>
+    <w:p>
+      <w:pPr>
+        <w:spacing w:line="336" w:lineRule="auto" w:after="180"/>
+      </w:pPr>
+      <w:r>
+        <w:rPr>
+          <w:b w:val="0"/>
+        </w:rPr>
+        <w:t>The next-action link is labelled and focusable; status is exposed to assistive technology.</w:t>
+      </w:r>
+    </w:p>
+    <w:p>
+      <w:pPr>
+        <w:spacing w:line="336" w:lineRule="auto" w:after="180"/>
+        <w:shd w:fill="F5F1FB"/>
+      </w:pPr>
+      <w:r>
+        <w:rPr>
+          <w:b w:val="0"/>
+        </w:rPr>
+        <w:t>Point to the given fact that matters most. Explain why it matters.</w:t>
+      </w:r>
+    </w:p>
+    <w:p>
+      <w:pPr>
+        <w:pStyle w:val="Heading3"/>
+      </w:pPr>
+      <w:r>
+        <w:t>02. Follow the deciding steps</w:t>
+      </w:r>
+    </w:p>
+    <w:p>
+      <w:r>
+        <w:drawing>
+          <wp:inline xmlns:a="http://schemas.openxmlformats.org/drawingml/2006/main" xmlns:pic="http://schemas.openxmlformats.org/drawingml/2006/picture">
+            <wp:extent cx="5486400" cy="3182112"/>
+            <wp:docPr id="3" name="Picture 3" descr="Find the barrier: Colour alone may not communicate the status to every learner. → Provide meaning: Text and programmatic status explain the same result. → Test next action: A keyboard user can reach the labelled explanation link."/>
+            <wp:cNvGraphicFramePr>
+              <a:graphicFrameLocks noChangeAspect="1"/>
+            </wp:cNvGraphicFramePr>
+            <a:graphic>
+              <a:graphicData uri="http://schemas.openxmlformats.org/drawingml/2006/picture">
+                <pic:pic>
+                  <pic:nvPicPr>
+                    <pic:cNvPr id="0" name="academy-story-ai-6-28-02.png"/>
+                    <pic:cNvPicPr/>
+                  </pic:nvPicPr>
+                  <pic:blipFill>
+                    <a:blip r:embed="rId11"/>
+                    <a:stretch>
+                      <a:fillRect/>
+                    </a:stretch>
+                  </pic:blipFill>
+                  <pic:spPr>
+                    <a:xfrm>
+                      <a:off x="0" y="0"/>
+                      <a:ext cx="5486400" cy="3182112"/>
+                    </a:xfrm>
+                    <a:prstGeom prst="rect"/>
+                  </pic:spPr>
+                </pic:pic>
+              </a:graphicData>
+            </a:graphic>
+          </wp:inline>
+        </w:drawing>
+      </w:r>
+    </w:p>
+    <w:p>
+      <w:pPr>
+        <w:spacing w:line="336" w:lineRule="auto" w:after="180"/>
+      </w:pPr>
+      <w:r>
+        <w:rPr>
+          <w:b w:val="0"/>
+        </w:rPr>
+        <w:t>Find the barrier: Colour alone may not communicate the status to every learner. → Provide meaning: Text and programmatic status explain the same result. → Test next action: A keyboard user can reach the labelled explanation link.</w:t>
+      </w:r>
+    </w:p>
+    <w:p>
+      <w:pPr>
+        <w:spacing w:line="336" w:lineRule="auto" w:after="180"/>
+        <w:shd w:fill="F5F1FB"/>
+      </w:pPr>
+      <w:r>
+        <w:rPr>
+          <w:b w:val="0"/>
+        </w:rPr>
+        <w:t xml:space="preserve">Point to each numbered stage and explain which recorded </w:t>
+      </w:r>
+      <w:r>
+        <w:rPr>
+          <w:b/>
+        </w:rPr>
+        <w:t>input</w:t>
+      </w:r>
+      <w:r>
+        <w:rPr>
+          <w:b w:val="0"/>
+        </w:rPr>
+        <w:t xml:space="preserve"> it uses.</w:t>
+      </w:r>
+    </w:p>
+    <w:p>
+      <w:pPr>
+        <w:pStyle w:val="Heading3"/>
+      </w:pPr>
+      <w:r>
+        <w:t>03. Accessibility and user feedback — evidence trace</w:t>
+      </w:r>
+    </w:p>
+    <w:p>
+      <w:r>
+        <w:drawing>
+          <wp:inline xmlns:a="http://schemas.openxmlformats.org/drawingml/2006/main" xmlns:pic="http://schemas.openxmlformats.org/drawingml/2006/picture">
+            <wp:extent cx="5486400" cy="2996184"/>
+            <wp:docPr id="4" name="Picture 4" descr="Accessibility and user feedback — evidence trace. An invalid room is marked only by a red border; no text error or associated label is provided. | A form provides visible labels, keyboard access, associated error text and a non-colour status indicator. Test at zoom and with keyboard. Do not treat automated checks as a complete user evaluation. | Colour alone does not communicate the failure to all users. Add labelled error text and an actionable correction; retain keyboard navigation."/>
+            <wp:cNvGraphicFramePr>
+              <a:graphicFrameLocks noChangeAspect="1"/>
+            </wp:cNvGraphicFramePr>
+            <a:graphic>
+              <a:graphicData uri="http://schemas.openxmlformats.org/drawingml/2006/picture">
+                <pic:pic>
+                  <pic:nvPicPr>
+                    <pic:cNvPr id="0" name="academy-story-ai-6-28-03.png"/>
+                    <pic:cNvPicPr/>
+                  </pic:nvPicPr>
+                  <pic:blipFill>
+                    <a:blip r:embed="rId12"/>
+                    <a:stretch>
+                      <a:fillRect/>
+                    </a:stretch>
+                  </pic:blipFill>
+                  <pic:spPr>
+                    <a:xfrm>
+                      <a:off x="0" y="0"/>
+                      <a:ext cx="5486400" cy="2996184"/>
+                    </a:xfrm>
+                    <a:prstGeom prst="rect"/>
+                  </pic:spPr>
+                </pic:pic>
+              </a:graphicData>
+            </a:graphic>
+          </wp:inline>
+        </w:drawing>
+      </w:r>
+    </w:p>
+    <w:p>
+      <w:pPr>
+        <w:spacing w:line="336" w:lineRule="auto" w:after="180"/>
+      </w:pPr>
+      <w:r>
+        <w:rPr>
+          <w:b w:val="0"/>
+        </w:rPr>
+        <w:t xml:space="preserve">Accessibility and user feedback — </w:t>
+      </w:r>
+      <w:r>
+        <w:rPr>
+          <w:b/>
+        </w:rPr>
+        <w:t>evidence</w:t>
+      </w:r>
+      <w:r>
+        <w:rPr>
+          <w:b w:val="0"/>
+        </w:rPr>
+        <w:t xml:space="preserve"> trace.</w:t>
+      </w:r>
+    </w:p>
+    <w:p>
+      <w:pPr>
+        <w:spacing w:line="336" w:lineRule="auto" w:after="180"/>
+      </w:pPr>
+      <w:r>
+        <w:rPr>
+          <w:b w:val="0"/>
+        </w:rPr>
+        <w:t>An invalid room is marked only by a red border; no text error or associated label is provided. | A form provides visible labels, keyboard access, associated error text and a non-colour status indicator.</w:t>
+      </w:r>
+    </w:p>
+    <w:p>
+      <w:pPr>
+        <w:spacing w:line="336" w:lineRule="auto" w:after="180"/>
+      </w:pPr>
+      <w:r>
+        <w:rPr>
+          <w:b w:val="0"/>
+        </w:rPr>
+        <w:t>Test at zoom and with keyboard. Do not treat automated checks as a complete user evaluation. | Colour alone does not communicate the failure to all users.</w:t>
+      </w:r>
+    </w:p>
+    <w:p>
+      <w:pPr>
+        <w:spacing w:line="336" w:lineRule="auto" w:after="180"/>
+      </w:pPr>
+      <w:r>
+        <w:rPr>
+          <w:b w:val="0"/>
+        </w:rPr>
+        <w:t>Add labelled error text and an actionable correction; retain keyboard navigation.</w:t>
+      </w:r>
+    </w:p>
+    <w:p>
+      <w:pPr>
+        <w:spacing w:line="336" w:lineRule="auto" w:after="180"/>
+        <w:shd w:fill="F5F1FB"/>
+      </w:pPr>
+      <w:r>
+        <w:rPr>
+          <w:b w:val="0"/>
+        </w:rPr>
+        <w:t>Read the labels and values. Explain the relationship the model shows.</w:t>
+      </w:r>
+    </w:p>
+    <w:p>
+      <w:pPr>
+        <w:pStyle w:val="Heading3"/>
+      </w:pPr>
+      <w:r>
+        <w:t>04. Change one thing. Trace what follows.</w:t>
+      </w:r>
+    </w:p>
+    <w:p>
+      <w:r>
+        <w:drawing>
+          <wp:inline xmlns:a="http://schemas.openxmlformats.org/drawingml/2006/main" xmlns:pic="http://schemas.openxmlformats.org/drawingml/2006/picture">
+            <wp:extent cx="5486400" cy="3026664"/>
+            <wp:docPr id="5" name="Picture 5" descr="Original case: A keyboard user can reach the labelled explanation link. Changed condition: Change the circle to orange without labels. Expected result: The colour-only communication barrier remains. Reason: A different hue supplies no textual or programmatic equivalent."/>
+            <wp:cNvGraphicFramePr>
+              <a:graphicFrameLocks noChangeAspect="1"/>
+            </wp:cNvGraphicFramePr>
+            <a:graphic>
+              <a:graphicData uri="http://schemas.openxmlformats.org/drawingml/2006/picture">
+                <pic:pic>
+                  <pic:nvPicPr>
+                    <pic:cNvPr id="0" name="academy-story-ai-6-28-04.png"/>
+                    <pic:cNvPicPr/>
+                  </pic:nvPicPr>
+                  <pic:blipFill>
+                    <a:blip r:embed="rId13"/>
+                    <a:stretch>
+                      <a:fillRect/>
+                    </a:stretch>
+                  </pic:blipFill>
+                  <pic:spPr>
+                    <a:xfrm>
+                      <a:off x="0" y="0"/>
+                      <a:ext cx="5486400" cy="3026664"/>
+                    </a:xfrm>
+                    <a:prstGeom prst="rect"/>
+                  </pic:spPr>
+                </pic:pic>
+              </a:graphicData>
+            </a:graphic>
+          </wp:inline>
+        </w:drawing>
+      </w:r>
+    </w:p>
+    <w:p>
+      <w:pPr>
+        <w:spacing w:line="336" w:lineRule="auto" w:after="180"/>
+      </w:pPr>
+      <w:r>
+        <w:rPr>
+          <w:b w:val="0"/>
+        </w:rPr>
+        <w:t>Original case: A keyboard user can reach the labelled explanation link. Changed condition: Change the circle to orange without labels. Expected result: The colour-only communication barrier remains.</w:t>
+      </w:r>
+    </w:p>
+    <w:p>
+      <w:pPr>
+        <w:spacing w:line="336" w:lineRule="auto" w:after="180"/>
+      </w:pPr>
+      <w:r>
+        <w:rPr>
+          <w:b w:val="0"/>
+        </w:rPr>
+        <w:t>Reason: A different hue supplies no textual or programmatic equivalent.</w:t>
+      </w:r>
+    </w:p>
+    <w:p>
+      <w:pPr>
+        <w:spacing w:line="336" w:lineRule="auto" w:after="180"/>
+        <w:shd w:fill="F5F1FB"/>
+      </w:pPr>
+      <w:r>
+        <w:rPr>
+          <w:b w:val="0"/>
+        </w:rPr>
+        <w:t>Predict before checking the worked changed-case result. Name what changed and what the supplied facts allow you to conclude.</w:t>
+      </w:r>
+    </w:p>
+    <w:p>
+      <w:pPr>
+        <w:pStyle w:val="Heading3"/>
+      </w:pPr>
+      <w:r>
+        <w:t>05. Connect the explanation to its limit</w:t>
+      </w:r>
+    </w:p>
+    <w:p>
+      <w:r>
+        <w:drawing>
+          <wp:inline xmlns:a="http://schemas.openxmlformats.org/drawingml/2006/main" xmlns:pic="http://schemas.openxmlformats.org/drawingml/2006/picture">
+            <wp:extent cx="5486400" cy="2834640"/>
+            <wp:docPr id="6" name="Picture 6" descr="Accessibility offers the same meaning and actions through usable channels. Feedback should say what to improve, not merely show a mark. Limit: One keyboard check is not a complete accessibility audit; test relevant assistive technologies and gather user feedback."/>
+            <wp:cNvGraphicFramePr>
+              <a:graphicFrameLocks noChangeAspect="1"/>
+            </wp:cNvGraphicFramePr>
+            <a:graphic>
+              <a:graphicData uri="http://schemas.openxmlformats.org/drawingml/2006/picture">
+                <pic:pic>
+                  <pic:nvPicPr>
+                    <pic:cNvPr id="0" name="academy-story-ai-6-28-05.png"/>
+                    <pic:cNvPicPr/>
+                  </pic:nvPicPr>
+                  <pic:blipFill>
+                    <a:blip r:embed="rId14"/>
+                    <a:stretch>
+                      <a:fillRect/>
+                    </a:stretch>
+                  </pic:blipFill>
+                  <pic:spPr>
+                    <a:xfrm>
+                      <a:off x="0" y="0"/>
+                      <a:ext cx="5486400" cy="2834640"/>
+                    </a:xfrm>
+                    <a:prstGeom prst="rect"/>
+                  </pic:spPr>
+                </pic:pic>
+              </a:graphicData>
+            </a:graphic>
+          </wp:inline>
+        </w:drawing>
+      </w:r>
+    </w:p>
+    <w:p>
+      <w:pPr>
+        <w:spacing w:line="336" w:lineRule="auto" w:after="180"/>
+      </w:pPr>
+      <w:r>
+        <w:rPr>
+          <w:b w:val="0"/>
+        </w:rPr>
+        <w:t>Accessibility offers the same meaning and actions through usable channels. Feedback should say what to improve, not merely show a mark.</w:t>
+      </w:r>
+    </w:p>
+    <w:p>
+      <w:pPr>
+        <w:spacing w:line="336" w:lineRule="auto" w:after="180"/>
+      </w:pPr>
+      <w:r>
+        <w:rPr>
+          <w:b w:val="0"/>
+        </w:rPr>
+        <w:t>Limit: One keyboard check is not a complete accessibility audit; test relevant assistive technologies and gather user feedback.</w:t>
+      </w:r>
+    </w:p>
+    <w:p>
+      <w:pPr>
+        <w:spacing w:line="336" w:lineRule="auto" w:after="180"/>
+        <w:shd w:fill="F5F1FB"/>
+      </w:pPr>
+      <w:r>
+        <w:rPr>
+          <w:b w:val="0"/>
+        </w:rPr>
+        <w:t>Explain the case, then point to a limit on the claim.</w:t>
+      </w:r>
+    </w:p>
+    <w:p>
+      <w:pPr>
+        <w:pStyle w:val="Heading3"/>
+      </w:pPr>
+      <w:r>
+        <w:t>06. Make the idea visible in your project</w:t>
+      </w:r>
+    </w:p>
+    <w:p>
+      <w:r>
+        <w:drawing>
+          <wp:inline xmlns:a="http://schemas.openxmlformats.org/drawingml/2006/main" xmlns:pic="http://schemas.openxmlformats.org/drawingml/2006/picture">
+            <wp:extent cx="5486400" cy="3529584"/>
+            <wp:docPr id="7" name="Picture 7" descr="For the Grounded Learning Service, retain an annotated trace and the changed-case result. Name the contract or evidence that makes the deciding step valid, so another team can review it. Draw your input, deciding step, result and limit. Supported question: Explain what each text, keyboard and assistive-technology change adds to the feedback. Why does changing the red circle to orange alone not solve the communication barrier?"/>
+            <wp:cNvGraphicFramePr>
+              <a:graphicFrameLocks noChangeAspect="1"/>
+            </wp:cNvGraphicFramePr>
+            <a:graphic>
+              <a:graphicData uri="http://schemas.openxmlformats.org/drawingml/2006/picture">
+                <pic:pic>
+                  <pic:nvPicPr>
+                    <pic:cNvPr id="0" name="academy-story-ai-6-28-06.png"/>
+                    <pic:cNvPicPr/>
+                  </pic:nvPicPr>
+                  <pic:blipFill>
+                    <a:blip r:embed="rId15"/>
+                    <a:stretch>
+                      <a:fillRect/>
+                    </a:stretch>
+                  </pic:blipFill>
+                  <pic:spPr>
+                    <a:xfrm>
+                      <a:off x="0" y="0"/>
+                      <a:ext cx="5486400" cy="3529584"/>
+                    </a:xfrm>
+                    <a:prstGeom prst="rect"/>
+                  </pic:spPr>
+                </pic:pic>
+              </a:graphicData>
+            </a:graphic>
+          </wp:inline>
+        </w:drawing>
+      </w:r>
+    </w:p>
+    <w:p>
+      <w:pPr>
+        <w:spacing w:line="336" w:lineRule="auto" w:after="180"/>
+      </w:pPr>
+      <w:r>
+        <w:rPr>
+          <w:b w:val="0"/>
+        </w:rPr>
+        <w:t xml:space="preserve">For the Grounded Learning Service, retain an annotated trace and the changed-case result. Name the contract or </w:t>
+      </w:r>
+      <w:r>
+        <w:rPr>
+          <w:b/>
+        </w:rPr>
+        <w:t>evidence</w:t>
+      </w:r>
+      <w:r>
+        <w:rPr>
+          <w:b w:val="0"/>
+        </w:rPr>
+        <w:t xml:space="preserve"> that makes the deciding step valid, so another team can review it.</w:t>
+      </w:r>
+    </w:p>
+    <w:p>
+      <w:pPr>
+        <w:spacing w:line="336" w:lineRule="auto" w:after="180"/>
+      </w:pPr>
+      <w:r>
+        <w:rPr>
+          <w:b w:val="0"/>
+        </w:rPr>
+        <w:t xml:space="preserve">Draw your </w:t>
+      </w:r>
+      <w:r>
+        <w:rPr>
+          <w:b/>
+        </w:rPr>
+        <w:t>input</w:t>
+      </w:r>
+      <w:r>
+        <w:rPr>
+          <w:b w:val="0"/>
+        </w:rPr>
+        <w:t>, deciding step, result and limit. Supported question: Explain what each text, keyboard and assistive-technology change adds to the feedback.</w:t>
+      </w:r>
+    </w:p>
+    <w:p>
+      <w:pPr>
+        <w:spacing w:line="336" w:lineRule="auto" w:after="180"/>
+      </w:pPr>
+      <w:r>
+        <w:rPr>
+          <w:b w:val="0"/>
+        </w:rPr>
+        <w:t>Why does changing the red circle to orange alone not solve the communication barrier?</w:t>
+      </w:r>
+    </w:p>
+    <w:p>
+      <w:pPr>
+        <w:spacing w:line="336" w:lineRule="auto" w:after="180"/>
+        <w:shd w:fill="F5F1FB"/>
+      </w:pPr>
+      <w:r>
+        <w:rPr>
+          <w:b w:val="0"/>
+        </w:rPr>
+        <w:t xml:space="preserve">Draw your project trace and justify the deciding step using </w:t>
+      </w:r>
+      <w:r>
+        <w:rPr>
+          <w:b/>
+        </w:rPr>
+        <w:t>evidence</w:t>
+      </w:r>
+      <w:r>
+        <w:rPr>
+          <w:b w:val="0"/>
+        </w:rPr>
+        <w:t>.</w:t>
       </w:r>
     </w:p>
     <w:sectPr>

--- a/downloads/student/ai-6-week-28.docx
+++ b/downloads/student/ai-6-week-28.docx
@@ -25,12 +25,17 @@
         <w:pStyle w:val="Heading1"/>
       </w:pPr>
       <w:r>
-        <w:t>Before you start</w:t>
-      </w:r>
-    </w:p>
-    <w:p>
-      <w:r>
-        <w:t>Recall Human escalation workflows. Explain why a recorded result needs its input conditions and evidence source before it can support a claim.</w:t>
+        <w:t>Make the meaning clear. Make the next action usable. Check the whole task.</w:t>
+      </w:r>
+    </w:p>
+    <w:p>
+      <w:r>
+        <w:t>Explain accessible feedback repairs and distinguish a paper design from observed interface behavior.</w:t>
+      </w:r>
+    </w:p>
+    <w:p>
+      <w:r>
+        <w:t>Form contract → barrier/repair ledger → answer-feedback picture → interaction probes → complete inspection protocol → independent timeout case.</w:t>
       </w:r>
     </w:p>
     <w:p>
@@ -38,20 +43,20 @@
         <w:pStyle w:val="Heading1"/>
       </w:pPr>
       <w:r>
-        <w:t>01. Your mission</w:t>
-      </w:r>
-    </w:p>
-    <w:p>
-      <w:r>
-        <w:t>Start with the target: Explain the mechanism and terminology of accessibility and user feedback. Try the recall before opening notes.</w:t>
-      </w:r>
-    </w:p>
-    <w:p>
-      <w:pPr>
-        <w:pStyle w:val="Heading3"/>
-      </w:pPr>
-      <w:r>
-        <w:t>Your learning target</w:t>
+        <w:t>01. Make the meaning and next action available to more learners</w:t>
+      </w:r>
+    </w:p>
+    <w:p>
+      <w:r>
+        <w:t>Inspect text, labels, keyboard actions and programmatic relationships together.</w:t>
+      </w:r>
+    </w:p>
+    <w:p>
+      <w:pPr>
+        <w:pStyle w:val="Heading2"/>
+      </w:pPr>
+      <w:r>
+        <w:t>Learning goals</w:t>
       </w:r>
     </w:p>
     <w:p>
@@ -101,10 +106,10 @@
     </w:p>
     <w:p>
       <w:pPr>
-        <w:pStyle w:val="Heading3"/>
-      </w:pPr>
-      <w:r>
-        <w:t>Remember before reading</w:t>
+        <w:pStyle w:val="Heading2"/>
+      </w:pPr>
+      <w:r>
+        <w:t>Retrieve clear feedback and unresolved decisions</w:t>
       </w:r>
     </w:p>
     <w:p>
@@ -176,6 +181,88 @@
     </w:p>
     <w:p>
       <w:pPr>
+        <w:pStyle w:val="Heading2"/>
+      </w:pPr>
+      <w:r>
+        <w:t>Prerequisite and starting response</w:t>
+      </w:r>
+    </w:p>
+    <w:p>
+      <w:pPr>
+        <w:pStyle w:val="ListBullet"/>
+      </w:pPr>
+      <w:r>
+        <w:t>Recall Human escalation workflows. Explain why a recorded result needs its input conditions and evidence source before it can support a claim.</w:t>
+      </w:r>
+    </w:p>
+    <w:p>
+      <w:pPr>
+        <w:pStyle w:val="Heading3"/>
+      </w:pPr>
+      <w:r>
+        <w:t>My starting explanation</w:t>
+      </w:r>
+    </w:p>
+    <w:p>
+      <w:r>
+        <w:t>________________________________________________________________</w:t>
+      </w:r>
+    </w:p>
+    <w:p>
+      <w:r>
+        <w:t>________________________________________________________________</w:t>
+      </w:r>
+    </w:p>
+    <w:p>
+      <w:r>
+        <w:t>________________________________________________________________</w:t>
+      </w:r>
+    </w:p>
+    <w:p>
+      <w:pPr>
+        <w:pStyle w:val="Heading2"/>
+      </w:pPr>
+      <w:r>
+        <w:t>End goal</w:t>
+      </w:r>
+    </w:p>
+    <w:p>
+      <w:pPr>
+        <w:spacing w:line="336" w:lineRule="auto" w:after="180"/>
+      </w:pPr>
+      <w:r>
+        <w:rPr>
+          <w:b w:val="0"/>
+        </w:rPr>
+        <w:t>Explain accessibility and user feedback using the deciding step in this fictional service.</w:t>
+      </w:r>
+    </w:p>
+    <w:p>
+      <w:pPr>
+        <w:pStyle w:val="Heading2"/>
+      </w:pPr>
+      <w:r>
+        <w:t>Earlier wording, alternatives and picture transcripts · reference / check after trying</w:t>
+      </w:r>
+    </w:p>
+    <w:p>
+      <w:pPr>
+        <w:pStyle w:val="Heading3"/>
+      </w:pPr>
+      <w:r>
+        <w:t>Your learning target</w:t>
+      </w:r>
+    </w:p>
+    <w:p>
+      <w:pPr>
+        <w:pStyle w:val="Heading3"/>
+      </w:pPr>
+      <w:r>
+        <w:t>Remember before reading</w:t>
+      </w:r>
+    </w:p>
+    <w:p>
+      <w:pPr>
         <w:spacing w:line="336" w:lineRule="auto" w:after="180"/>
       </w:pPr>
       <w:r>
@@ -240,13 +327,641 @@
     </w:p>
     <w:p>
       <w:pPr>
+        <w:pStyle w:val="Heading3"/>
+      </w:pPr>
+      <w:r>
+        <w:t>This week’s end goal</w:t>
+      </w:r>
+    </w:p>
+    <w:p>
+      <w:pPr>
+        <w:pStyle w:val="Heading1"/>
+      </w:pPr>
+      <w:r>
+        <w:t>02. Connect the field, error and recovery action</w:t>
+      </w:r>
+    </w:p>
+    <w:p>
+      <w:r>
+        <w:t>A status mark is useful only when its meaning and next step are available.</w:t>
+      </w:r>
+    </w:p>
+    <w:p>
+      <w:pPr>
+        <w:pStyle w:val="Heading2"/>
+      </w:pPr>
+      <w:r>
+        <w:t>Begin with an unexplained red border</w:t>
+      </w:r>
+    </w:p>
+    <w:p>
+      <w:pPr>
         <w:spacing w:line="336" w:lineRule="auto" w:after="180"/>
       </w:pPr>
       <w:r>
         <w:rPr>
           <w:b w:val="0"/>
         </w:rPr>
-        <w:t xml:space="preserve">Recall Human escalation workflows. Explain why a recorded result needs its </w:t>
+        <w:t>Imagine a room form draws a red border around a box and says nothing else. A learner may see that something changed yet still not know the problem or how to fix it. Give the field a visible label, describe the error in words, connect that description to the field and provide a usable next action.</w:t>
+      </w:r>
+    </w:p>
+    <w:p>
+      <w:pPr>
+        <w:spacing w:line="336" w:lineRule="auto" w:after="180"/>
+      </w:pPr>
+      <w:r>
+        <w:rPr>
+          <w:b w:val="0"/>
+        </w:rPr>
+        <w:t>Check the whole task with a keyboard and relevant assistive technology rather than assuming that a colourful redesign solved it.</w:t>
+      </w:r>
+    </w:p>
+    <w:p>
+      <w:pPr>
+        <w:pStyle w:val="Heading2"/>
+      </w:pPr>
+      <w:r>
+        <w:t>Define accessible feedback</w:t>
+      </w:r>
+    </w:p>
+    <w:p>
+      <w:pPr>
+        <w:spacing w:line="336" w:lineRule="auto" w:after="180"/>
+      </w:pPr>
+      <w:r>
+        <w:rPr>
+          <w:b w:val="0"/>
+        </w:rPr>
+        <w:t>Accessibility makes information and controls usable across stated needs. Feedback should describe the problem and recovery action without exposing sensitive details.</w:t>
+      </w:r>
+    </w:p>
+    <w:p>
+      <w:pPr>
+        <w:pStyle w:val="Heading2"/>
+      </w:pPr>
+      <w:r>
+        <w:t>Complete fictional Room ID form contract</w:t>
+      </w:r>
+    </w:p>
+    <w:tbl>
+      <w:tblPr>
+        <w:tblStyle w:val="LightShading-Accent1"/>
+        <w:tblW w:type="auto" w:w="0"/>
+        <w:tblLook w:firstColumn="1" w:firstRow="1" w:lastColumn="0" w:lastRow="0" w:noHBand="0" w:noVBand="1" w:val="04A0"/>
+      </w:tblPr>
+      <w:tblGrid>
+        <w:gridCol w:w="5112"/>
+        <w:gridCol w:w="5112"/>
+      </w:tblGrid>
+      <w:tr>
+        <w:trPr>
+          <w:tblHeader/>
+        </w:trPr>
+        <w:tc>
+          <w:tcPr>
+            <w:tcW w:type="dxa" w:w="5112"/>
+          </w:tcPr>
+          <w:p>
+            <w:r>
+              <w:t>Complete fictional form requirement</w:t>
+            </w:r>
+          </w:p>
+        </w:tc>
+        <w:tc>
+          <w:tcPr>
+            <w:tcW w:type="dxa" w:w="5112"/>
+          </w:tcPr>
+          <w:p>
+            <w:r>
+              <w:t>Concrete supplied example or check</w:t>
+            </w:r>
+          </w:p>
+        </w:tc>
+      </w:tr>
+      <w:tr>
+        <w:tc>
+          <w:tcPr>
+            <w:tcW w:type="dxa" w:w="5112"/>
+          </w:tcPr>
+          <w:p>
+            <w:r>
+              <w:t>Field label</w:t>
+            </w:r>
+          </w:p>
+        </w:tc>
+        <w:tc>
+          <w:tcPr>
+            <w:tcW w:type="dxa" w:w="5112"/>
+          </w:tcPr>
+          <w:p>
+            <w:r>
+              <w:t>Visible “Room ID”, programmatically associated with its input</w:t>
+            </w:r>
+          </w:p>
+        </w:tc>
+      </w:tr>
+      <w:tr>
+        <w:tc>
+          <w:tcPr>
+            <w:tcW w:type="dxa" w:w="5112"/>
+          </w:tcPr>
+          <w:p>
+            <w:r>
+              <w:t>Exact classroom input contract</w:t>
+            </w:r>
+          </w:p>
+        </w:tc>
+        <w:tc>
+          <w:tcPr>
+            <w:tcW w:type="dxa" w:w="5112"/>
+          </w:tcPr>
+          <w:p>
+            <w:r>
+              <w:t>One ASCII uppercase letter followed by one ASCII digit; A1 is valid, a1 and A11 are not</w:t>
+            </w:r>
+          </w:p>
+        </w:tc>
+      </w:tr>
+      <w:tr>
+        <w:tc>
+          <w:tcPr>
+            <w:tcW w:type="dxa" w:w="5112"/>
+          </w:tcPr>
+          <w:p>
+            <w:r>
+              <w:t>Error text</w:t>
+            </w:r>
+          </w:p>
+        </w:tc>
+        <w:tc>
+          <w:tcPr>
+            <w:tcW w:type="dxa" w:w="5112"/>
+          </w:tcPr>
+          <w:p>
+            <w:r>
+              <w:t>“Room ID must be one uppercase letter and one digit, such as A1.”</w:t>
+            </w:r>
+          </w:p>
+        </w:tc>
+      </w:tr>
+      <w:tr>
+        <w:tc>
+          <w:tcPr>
+            <w:tcW w:type="dxa" w:w="5112"/>
+          </w:tcPr>
+          <w:p>
+            <w:r>
+              <w:t>Error association</w:t>
+            </w:r>
+          </w:p>
+        </w:tc>
+        <w:tc>
+          <w:tcPr>
+            <w:tcW w:type="dxa" w:w="5112"/>
+          </w:tcPr>
+          <w:p>
+            <w:r>
+              <w:t>Connect field to its error text; expose invalid state when a validation error exists</w:t>
+            </w:r>
+          </w:p>
+        </w:tc>
+      </w:tr>
+      <w:tr>
+        <w:tc>
+          <w:tcPr>
+            <w:tcW w:type="dxa" w:w="5112"/>
+          </w:tcPr>
+          <w:p>
+            <w:r>
+              <w:t>Colour-independent meaning</w:t>
+            </w:r>
+          </w:p>
+        </w:tc>
+        <w:tc>
+          <w:tcPr>
+            <w:tcW w:type="dxa" w:w="5112"/>
+          </w:tcPr>
+          <w:p>
+            <w:r>
+              <w:t>Text explains the same error conveyed by the optional border colour</w:t>
+            </w:r>
+          </w:p>
+        </w:tc>
+      </w:tr>
+      <w:tr>
+        <w:tc>
+          <w:tcPr>
+            <w:tcW w:type="dxa" w:w="5112"/>
+          </w:tcPr>
+          <w:p>
+            <w:r>
+              <w:t>Keyboard action</w:t>
+            </w:r>
+          </w:p>
+        </w:tc>
+        <w:tc>
+          <w:tcPr>
+            <w:tcW w:type="dxa" w:w="5112"/>
+          </w:tcPr>
+          <w:p>
+            <w:r>
+              <w:t>Reach and operate the named native submit button; visible focus and logical order</w:t>
+            </w:r>
+          </w:p>
+        </w:tc>
+      </w:tr>
+      <w:tr>
+        <w:tc>
+          <w:tcPr>
+            <w:tcW w:type="dxa" w:w="5112"/>
+          </w:tcPr>
+          <w:p>
+            <w:r>
+              <w:t>Recovery</w:t>
+            </w:r>
+          </w:p>
+        </w:tc>
+        <w:tc>
+          <w:tcPr>
+            <w:tcW w:type="dxa" w:w="5112"/>
+          </w:tcPr>
+          <w:p>
+            <w:r>
+              <w:t>Return to the error field with its message available; retain only permitted non-sensitive input</w:t>
+            </w:r>
+          </w:p>
+        </w:tc>
+      </w:tr>
+      <w:tr>
+        <w:tc>
+          <w:tcPr>
+            <w:tcW w:type="dxa" w:w="5112"/>
+          </w:tcPr>
+          <w:p>
+            <w:r>
+              <w:t>Status honesty</w:t>
+            </w:r>
+          </w:p>
+        </w:tc>
+        <w:tc>
+          <w:tcPr>
+            <w:tcW w:type="dxa" w:w="5112"/>
+          </w:tcPr>
+          <w:p>
+            <w:r>
+              <w:t>Valid input means format accepted, not authorization, room existence or a successful booking</w:t>
+            </w:r>
+          </w:p>
+        </w:tc>
+      </w:tr>
+      <w:tr>
+        <w:tc>
+          <w:tcPr>
+            <w:tcW w:type="dxa" w:w="5112"/>
+          </w:tcPr>
+          <w:p>
+            <w:r>
+              <w:t>Evaluation limit</w:t>
+            </w:r>
+          </w:p>
+        </w:tc>
+        <w:tc>
+          <w:tcPr>
+            <w:tcW w:type="dxa" w:w="5112"/>
+          </w:tcPr>
+          <w:p>
+            <w:r>
+              <w:t>Automated checks and a keyboard trial are useful evidence, not complete usability or assistive-technology coverage</w:t>
+            </w:r>
+          </w:p>
+        </w:tc>
+      </w:tr>
+    </w:tbl>
+    <w:p>
+      <w:pPr>
+        <w:pStyle w:val="Heading2"/>
+      </w:pPr>
+      <w:r>
+        <w:t>Name supplied and missing evidence</w:t>
+      </w:r>
+    </w:p>
+    <w:p>
+      <w:pPr>
+        <w:pStyle w:val="Heading3"/>
+      </w:pPr>
+      <w:r>
+        <w:t>List the given facts and one fact that is not supplied.</w:t>
+      </w:r>
+    </w:p>
+    <w:p>
+      <w:r>
+        <w:t>________________________________________________________________</w:t>
+      </w:r>
+    </w:p>
+    <w:p>
+      <w:r>
+        <w:t>________________________________________________________________</w:t>
+      </w:r>
+    </w:p>
+    <w:p>
+      <w:r>
+        <w:t>________________________________________________________________</w:t>
+      </w:r>
+    </w:p>
+    <w:p>
+      <w:pPr>
+        <w:pStyle w:val="Heading2"/>
+      </w:pPr>
+      <w:r>
+        <w:t>Earlier wording, alternatives and picture transcripts · reference / check after trying</w:t>
+      </w:r>
+    </w:p>
+    <w:p>
+      <w:pPr>
+        <w:spacing w:line="336" w:lineRule="auto" w:after="180"/>
+      </w:pPr>
+      <w:r>
+        <w:rPr>
+          <w:b w:val="0"/>
+        </w:rPr>
+        <w:t>Begin by writing the question the procedure is intended to answer. Identify the information already supplied, the information it will produce and the information still missing.</w:t>
+      </w:r>
+    </w:p>
+    <w:p>
+      <w:pPr>
+        <w:spacing w:line="336" w:lineRule="auto" w:after="180"/>
+      </w:pPr>
+      <w:r>
+        <w:rPr>
+          <w:b w:val="0"/>
+        </w:rPr>
+        <w:t>These are constructed classroom examples; they do not require live accounts, private records or an external service. Do not treat a plausible explanation as a measured outcome.</w:t>
+      </w:r>
+    </w:p>
+    <w:p>
+      <w:pPr>
+        <w:pStyle w:val="Heading1"/>
+      </w:pPr>
+      <w:r>
+        <w:t>03. Trace the barrier, repair and evidence needed to check it</w:t>
+      </w:r>
+    </w:p>
+    <w:p>
+      <w:r>
+        <w:t>A proposed accessibility improvement is not yet an observed user outcome.</w:t>
+      </w:r>
+    </w:p>
+    <w:p>
+      <w:pPr>
+        <w:pStyle w:val="Heading2"/>
+      </w:pPr>
+      <w:r>
+        <w:t>Original form requirements and audit limit</w:t>
+      </w:r>
+    </w:p>
+    <w:p>
+      <w:pPr>
+        <w:spacing w:line="336" w:lineRule="auto" w:after="180"/>
+      </w:pPr>
+      <w:r>
+        <w:rPr>
+          <w:b w:val="0"/>
+        </w:rPr>
+        <w:t>A form provides visible labels, keyboard access, associated error text and a non-colour status indicator. Test at zoom and with keyboard. Do not treat automated checks as a complete user evaluation.</w:t>
+      </w:r>
+    </w:p>
+    <w:p>
+      <w:pPr>
+        <w:pStyle w:val="Heading2"/>
+      </w:pPr>
+      <w:r>
+        <w:t>Complete barrier-to-repair ledger</w:t>
+      </w:r>
+    </w:p>
+    <w:tbl>
+      <w:tblPr>
+        <w:tblStyle w:val="LightShading-Accent1"/>
+        <w:tblW w:type="auto" w:w="0"/>
+        <w:tblLook w:firstColumn="1" w:firstRow="1" w:lastColumn="0" w:lastRow="0" w:noHBand="0" w:noVBand="1" w:val="04A0"/>
+      </w:tblPr>
+      <w:tblGrid>
+        <w:gridCol w:w="3408"/>
+        <w:gridCol w:w="3408"/>
+        <w:gridCol w:w="3408"/>
+      </w:tblGrid>
+      <w:tr>
+        <w:trPr>
+          <w:tblHeader/>
+        </w:trPr>
+        <w:tc>
+          <w:tcPr>
+            <w:tcW w:type="dxa" w:w="3408"/>
+          </w:tcPr>
+          <w:p>
+            <w:r>
+              <w:t>Main form barrier</w:t>
+            </w:r>
+          </w:p>
+        </w:tc>
+        <w:tc>
+          <w:tcPr>
+            <w:tcW w:type="dxa" w:w="3408"/>
+          </w:tcPr>
+          <w:p>
+            <w:r>
+              <w:t>Concrete repair</w:t>
+            </w:r>
+          </w:p>
+        </w:tc>
+        <w:tc>
+          <w:tcPr>
+            <w:tcW w:type="dxa" w:w="3408"/>
+          </w:tcPr>
+          <w:p>
+            <w:r>
+              <w:t>Evidence to collect rather than assume</w:t>
+            </w:r>
+          </w:p>
+        </w:tc>
+      </w:tr>
+      <w:tr>
+        <w:tc>
+          <w:tcPr>
+            <w:tcW w:type="dxa" w:w="3408"/>
+          </w:tcPr>
+          <w:p>
+            <w:r>
+              <w:t>Red border only</w:t>
+            </w:r>
+          </w:p>
+        </w:tc>
+        <w:tc>
+          <w:tcPr>
+            <w:tcW w:type="dxa" w:w="3408"/>
+          </w:tcPr>
+          <w:p>
+            <w:r>
+              <w:t>Add exact text error; retain colour as optional reinforcement</w:t>
+            </w:r>
+          </w:p>
+        </w:tc>
+        <w:tc>
+          <w:tcPr>
+            <w:tcW w:type="dxa" w:w="3408"/>
+          </w:tcPr>
+          <w:p>
+            <w:r>
+              <w:t>Read meaning without relying on colour</w:t>
+            </w:r>
+          </w:p>
+        </w:tc>
+      </w:tr>
+      <w:tr>
+        <w:tc>
+          <w:tcPr>
+            <w:tcW w:type="dxa" w:w="3408"/>
+          </w:tcPr>
+          <w:p>
+            <w:r>
+              <w:t>No associated field label</w:t>
+            </w:r>
+          </w:p>
+        </w:tc>
+        <w:tc>
+          <w:tcPr>
+            <w:tcW w:type="dxa" w:w="3408"/>
+          </w:tcPr>
+          <w:p>
+            <w:r>
+              <w:t>Visible Room ID label associated with input</w:t>
+            </w:r>
+          </w:p>
+        </w:tc>
+        <w:tc>
+          <w:tcPr>
+            <w:tcW w:type="dxa" w:w="3408"/>
+          </w:tcPr>
+          <w:p>
+            <w:r>
+              <w:t>Inspect accessible name and label activation</w:t>
+            </w:r>
+          </w:p>
+        </w:tc>
+      </w:tr>
+      <w:tr>
+        <w:tc>
+          <w:tcPr>
+            <w:tcW w:type="dxa" w:w="3408"/>
+          </w:tcPr>
+          <w:p>
+            <w:r>
+              <w:t>Error text detached from input</w:t>
+            </w:r>
+          </w:p>
+        </w:tc>
+        <w:tc>
+          <w:tcPr>
+            <w:tcW w:type="dxa" w:w="3408"/>
+          </w:tcPr>
+          <w:p>
+            <w:r>
+              <w:t>Associate error description and invalid state with field</w:t>
+            </w:r>
+          </w:p>
+        </w:tc>
+        <w:tc>
+          <w:tcPr>
+            <w:tcW w:type="dxa" w:w="3408"/>
+          </w:tcPr>
+          <w:p>
+            <w:r>
+              <w:t>Inspect relationship and check relevant assistive technology</w:t>
+            </w:r>
+          </w:p>
+        </w:tc>
+      </w:tr>
+      <w:tr>
+        <w:tc>
+          <w:tcPr>
+            <w:tcW w:type="dxa" w:w="3408"/>
+          </w:tcPr>
+          <w:p>
+            <w:r>
+              <w:t>Recovery action unclear</w:t>
+            </w:r>
+          </w:p>
+        </w:tc>
+        <w:tc>
+          <w:tcPr>
+            <w:tcW w:type="dxa" w:w="3408"/>
+          </w:tcPr>
+          <w:p>
+            <w:r>
+              <w:t>State the accepted format and an example</w:t>
+            </w:r>
+          </w:p>
+        </w:tc>
+        <w:tc>
+          <w:tcPr>
+            <w:tcW w:type="dxa" w:w="3408"/>
+          </w:tcPr>
+          <w:p>
+            <w:r>
+              <w:t>Learner can explain what to change</w:t>
+            </w:r>
+          </w:p>
+        </w:tc>
+      </w:tr>
+      <w:tr>
+        <w:tc>
+          <w:tcPr>
+            <w:tcW w:type="dxa" w:w="3408"/>
+          </w:tcPr>
+          <w:p>
+            <w:r>
+              <w:t>Keyboard path unknown</w:t>
+            </w:r>
+          </w:p>
+        </w:tc>
+        <w:tc>
+          <w:tcPr>
+            <w:tcW w:type="dxa" w:w="3408"/>
+          </w:tcPr>
+          <w:p>
+            <w:r>
+              <w:t>Use native control; check focus order, activation and visible focus</w:t>
+            </w:r>
+          </w:p>
+        </w:tc>
+        <w:tc>
+          <w:tcPr>
+            <w:tcW w:type="dxa" w:w="3408"/>
+          </w:tcPr>
+          <w:p>
+            <w:r>
+              <w:t>Record actual tested path, browser and remaining gaps</w:t>
+            </w:r>
+          </w:p>
+        </w:tc>
+      </w:tr>
+    </w:tbl>
+    <w:p>
+      <w:pPr>
+        <w:pStyle w:val="Heading2"/>
+      </w:pPr>
+      <w:r>
+        <w:t>State what has and has not been tested</w:t>
+      </w:r>
+    </w:p>
+    <w:p>
+      <w:pPr>
+        <w:spacing w:line="336" w:lineRule="auto" w:after="180"/>
+      </w:pPr>
+      <w:r>
+        <w:rPr>
+          <w:b w:val="0"/>
+        </w:rPr>
+        <w:t xml:space="preserve">Before applying the procedure, write its units, denominator or decision boundary where relevant. A partner should be able to repeat each step using the same </w:t>
       </w:r>
       <w:r>
         <w:rPr>
@@ -258,50 +973,38 @@
         <w:rPr>
           <w:b w:val="0"/>
         </w:rPr>
-        <w:t xml:space="preserve"> conditions and </w:t>
+        <w:t>s.</w:t>
+      </w:r>
+    </w:p>
+    <w:p>
+      <w:pPr>
+        <w:spacing w:line="336" w:lineRule="auto" w:after="180"/>
+      </w:pPr>
+      <w:r>
+        <w:rPr>
+          <w:b w:val="0"/>
+        </w:rPr>
+        <w:t xml:space="preserve">If a required </w:t>
       </w:r>
       <w:r>
         <w:rPr>
           <w:b/>
         </w:rPr>
-        <w:t>evidence</w:t>
+        <w:t>input</w:t>
       </w:r>
       <w:r>
         <w:rPr>
           <w:b w:val="0"/>
         </w:rPr>
-        <w:t xml:space="preserve"> source before it can support a claim.</w:t>
-      </w:r>
-    </w:p>
-    <w:p>
-      <w:pPr>
-        <w:pStyle w:val="Heading3"/>
-      </w:pPr>
-      <w:r>
-        <w:t>My starting explanation</w:t>
-      </w:r>
-    </w:p>
-    <w:p>
-      <w:r>
-        <w:t>________________________________________________________________</w:t>
-      </w:r>
-    </w:p>
-    <w:p>
-      <w:r>
-        <w:t>________________________________________________________________</w:t>
-      </w:r>
-    </w:p>
-    <w:p>
-      <w:r>
-        <w:t>________________________________________________________________</w:t>
-      </w:r>
-    </w:p>
-    <w:p>
-      <w:pPr>
-        <w:pStyle w:val="Heading3"/>
-      </w:pPr>
-      <w:r>
-        <w:t>This week’s end goal</w:t>
+        <w:t xml:space="preserve"> is absent or violates the stated contract, record that condition explicitly instead of quietly replacing it with a convenient value.</w:t>
+      </w:r>
+    </w:p>
+    <w:p>
+      <w:pPr>
+        <w:pStyle w:val="Heading2"/>
+      </w:pPr>
+      <w:r>
+        <w:t>Explain the visual</w:t>
       </w:r>
     </w:p>
     <w:p>
@@ -312,100 +1015,27 @@
         <w:rPr>
           <w:b w:val="0"/>
         </w:rPr>
-        <w:t>Explain accessibility and user feedback using the deciding step in this fictional service.</w:t>
-      </w:r>
-    </w:p>
-    <w:p>
-      <w:pPr>
-        <w:pStyle w:val="Heading1"/>
-      </w:pPr>
-      <w:r>
-        <w:t>02. Notice the evidence</w:t>
-      </w:r>
-    </w:p>
-    <w:p>
-      <w:r>
-        <w:t>Investigate the supplied Accessibility and user feedback case. Separate observations, given facts and assumptions before choosing an explanation.</w:t>
-      </w:r>
-    </w:p>
-    <w:p>
-      <w:pPr>
-        <w:spacing w:line="336" w:lineRule="auto" w:after="180"/>
-      </w:pPr>
+        <w:t xml:space="preserve">Point to the </w:t>
+      </w:r>
+      <w:r>
+        <w:rPr>
+          <w:b/>
+        </w:rPr>
+        <w:t>input</w:t>
+      </w:r>
       <w:r>
         <w:rPr>
           <w:b w:val="0"/>
         </w:rPr>
-        <w:t>Accessibility makes information and controls usable across stated needs. Feedback should describe the problem and recovery action without exposing sensitive details.</w:t>
-      </w:r>
-    </w:p>
-    <w:p>
-      <w:pPr>
-        <w:spacing w:line="336" w:lineRule="auto" w:after="180"/>
-      </w:pPr>
-      <w:r>
-        <w:rPr>
-          <w:b w:val="0"/>
-        </w:rPr>
-        <w:t>Begin by writing the question the procedure is intended to answer. Identify the information already supplied, the information it will produce and the information still missing.</w:t>
-      </w:r>
-    </w:p>
-    <w:p>
-      <w:pPr>
-        <w:spacing w:line="336" w:lineRule="auto" w:after="180"/>
-      </w:pPr>
-      <w:r>
-        <w:rPr>
-          <w:b w:val="0"/>
-        </w:rPr>
-        <w:t>These are constructed classroom examples; they do not require live accounts, private records or an external service. Do not treat a plausible explanation as a measured outcome.</w:t>
-      </w:r>
-    </w:p>
-    <w:p>
-      <w:pPr>
-        <w:pStyle w:val="Heading3"/>
-      </w:pPr>
-      <w:r>
-        <w:t>List the given facts and one fact that is not supplied.</w:t>
-      </w:r>
-    </w:p>
-    <w:p>
-      <w:r>
-        <w:t>________________________________________________________________</w:t>
-      </w:r>
-    </w:p>
-    <w:p>
-      <w:r>
-        <w:t>________________________________________________________________</w:t>
-      </w:r>
-    </w:p>
-    <w:p>
-      <w:r>
-        <w:t>________________________________________________________________</w:t>
-      </w:r>
-    </w:p>
-    <w:p>
-      <w:pPr>
-        <w:pStyle w:val="Heading1"/>
-      </w:pPr>
-      <w:r>
-        <w:t>03. See how it works</w:t>
-      </w:r>
-    </w:p>
-    <w:p>
-      <w:r>
-        <w:t>Follow the mechanism for Accessibility and user feedback. Connect each labelled input, deciding step and result.</w:t>
-      </w:r>
-    </w:p>
-    <w:p>
-      <w:pPr>
-        <w:spacing w:line="336" w:lineRule="auto" w:after="180"/>
-      </w:pPr>
-      <w:r>
-        <w:rPr>
-          <w:b w:val="0"/>
-        </w:rPr>
-        <w:t>A form provides visible labels, keyboard access, associated error text and a non-colour status indicator. Test at zoom and with keyboard. Do not treat automated checks as a complete user evaluation.</w:t>
+        <w:t>, the deciding step and the result in this week’s visual. Explain the same step in ordinary words. A picture helps when you can say what each part represents.</w:t>
+      </w:r>
+    </w:p>
+    <w:p>
+      <w:pPr>
+        <w:pStyle w:val="Heading2"/>
+      </w:pPr>
+      <w:r>
+        <w:t>Earlier wording, alternatives and picture transcripts · reference / check after trying</w:t>
       </w:r>
     </w:p>
     <w:p>
@@ -502,13 +1132,214 @@
     </w:p>
     <w:p>
       <w:pPr>
+        <w:pStyle w:val="Heading3"/>
+      </w:pPr>
+      <w:r>
+        <w:t>Connect the picture and the explanation</w:t>
+      </w:r>
+    </w:p>
+    <w:p>
+      <w:pPr>
+        <w:pStyle w:val="Heading1"/>
+      </w:pPr>
+      <w:r>
+        <w:t>04. Predict a colour change without added meaning</w:t>
+      </w:r>
+    </w:p>
+    <w:p>
+      <w:r>
+        <w:t>A new hue still leaves the missing text and relationships unresolved.</w:t>
+      </w:r>
+    </w:p>
+    <w:p>
+      <w:pPr>
+        <w:pStyle w:val="Heading2"/>
+      </w:pPr>
+      <w:r>
+        <w:t>Current task and response</w:t>
+      </w:r>
+    </w:p>
+    <w:p>
+      <w:pPr>
+        <w:pStyle w:val="ListBullet"/>
+      </w:pPr>
+      <w:r>
+        <w:t>An invalid room is marked only by a red border; no text error or associated label is provided. Show the intermediate steps and give the conclusion with its scope.</w:t>
+      </w:r>
+    </w:p>
+    <w:p>
+      <w:pPr>
+        <w:pStyle w:val="Heading3"/>
+      </w:pPr>
+      <w:r>
+        <w:t>Keep the procedure fixed. Explain what changed in the inputs and result.</w:t>
+      </w:r>
+    </w:p>
+    <w:p>
+      <w:r>
+        <w:t>________________________________________________________________</w:t>
+      </w:r>
+    </w:p>
+    <w:p>
+      <w:r>
+        <w:t>________________________________________________________________</w:t>
+      </w:r>
+    </w:p>
+    <w:p>
+      <w:r>
+        <w:t>________________________________________________________________</w:t>
+      </w:r>
+    </w:p>
+    <w:p>
+      <w:r>
+        <w:t>________________________________________________________________</w:t>
+      </w:r>
+    </w:p>
+    <w:p>
+      <w:r>
+        <w:t>________________________________________________________________</w:t>
+      </w:r>
+    </w:p>
+    <w:p>
+      <w:pPr>
+        <w:pStyle w:val="Heading2"/>
+      </w:pPr>
+      <w:r>
+        <w:t>Predict the orange-circle change</w:t>
+      </w:r>
+    </w:p>
+    <w:p>
+      <w:pPr>
+        <w:pStyle w:val="ListBullet"/>
+      </w:pPr>
+      <w:r>
+        <w:t>Change: Change the circle to orange without labels.</w:t>
+      </w:r>
+    </w:p>
+    <w:p>
+      <w:pPr>
+        <w:pStyle w:val="Heading2"/>
+      </w:pPr>
+      <w:r>
+        <w:t>Check after predicting · reference / check after trying</w:t>
+      </w:r>
+    </w:p>
+    <w:p>
+      <w:pPr>
         <w:spacing w:line="336" w:lineRule="auto" w:after="180"/>
       </w:pPr>
+      <w:r>
+        <w:rPr>
+          <w:b/>
+        </w:rPr>
+        <w:t>Prediction</w:t>
+      </w:r>
       <w:r>
         <w:rPr>
           <w:b w:val="0"/>
         </w:rPr>
-        <w:t xml:space="preserve">Before applying the procedure, write its units, denominator or decision boundary where relevant. A partner should be able to repeat each step using the same </w:t>
+        <w:t>: The colour-only communication barrier remains.</w:t>
+      </w:r>
+    </w:p>
+    <w:p>
+      <w:pPr>
+        <w:spacing w:line="336" w:lineRule="auto" w:after="180"/>
+      </w:pPr>
+      <w:r>
+        <w:rPr>
+          <w:b w:val="0"/>
+        </w:rPr>
+        <w:t>Reason: A different hue supplies no textual or programmatic equivalent.</w:t>
+      </w:r>
+    </w:p>
+    <w:p>
+      <w:pPr>
+        <w:pStyle w:val="Heading2"/>
+      </w:pPr>
+      <w:r>
+        <w:t>Earlier wording, alternatives and picture transcripts · reference / check after trying</w:t>
+      </w:r>
+    </w:p>
+    <w:p>
+      <w:pPr>
+        <w:pStyle w:val="Heading3"/>
+      </w:pPr>
+      <w:r>
+        <w:t>Compare a familiar case with a changed case</w:t>
+      </w:r>
+    </w:p>
+    <w:p>
+      <w:pPr>
+        <w:pStyle w:val="Heading3"/>
+      </w:pPr>
+      <w:r>
+        <w:t>Change one thing in the pictured case</w:t>
+      </w:r>
+    </w:p>
+    <w:p>
+      <w:pPr>
+        <w:pStyle w:val="Heading1"/>
+      </w:pPr>
+      <w:r>
+        <w:t>06. Read meaning, keyboard action and programmatic status separately</w:t>
+      </w:r>
+    </w:p>
+    <w:p>
+      <w:r>
+        <w:t>Do not count a colour-only change as a complete repair.</w:t>
+      </w:r>
+    </w:p>
+    <w:p>
+      <w:pPr>
+        <w:pStyle w:val="Heading2"/>
+      </w:pPr>
+      <w:r>
+        <w:t>Main room-form barrier and checked repair</w:t>
+      </w:r>
+    </w:p>
+    <w:p>
+      <w:pPr>
+        <w:spacing w:line="336" w:lineRule="auto" w:after="180"/>
+      </w:pPr>
+      <w:r>
+        <w:rPr>
+          <w:b w:val="0"/>
+        </w:rPr>
+        <w:t>An invalid room is marked only by a red border; no text error or associated label is provided.</w:t>
+      </w:r>
+    </w:p>
+    <w:p>
+      <w:pPr>
+        <w:spacing w:line="336" w:lineRule="auto" w:after="180"/>
+      </w:pPr>
+      <w:r>
+        <w:rPr>
+          <w:b w:val="0"/>
+        </w:rPr>
+        <w:t>Colour alone does not communicate the failure to all users. Add labelled error text and an actionable correction; retain keyboard navigation.</w:t>
+      </w:r>
+    </w:p>
+    <w:p>
+      <w:pPr>
+        <w:spacing w:line="336" w:lineRule="auto" w:after="180"/>
+      </w:pPr>
+      <w:r>
+        <w:rPr>
+          <w:b w:val="0"/>
+        </w:rPr>
+        <w:t xml:space="preserve">Compare the intermediate </w:t>
+      </w:r>
+      <w:r>
+        <w:rPr>
+          <w:b/>
+        </w:rPr>
+        <w:t>evidence</w:t>
+      </w:r>
+      <w:r>
+        <w:rPr>
+          <w:b w:val="0"/>
+        </w:rPr>
+        <w:t xml:space="preserve"> with the final statement. Explain why each number or decision follows from the stated </w:t>
       </w:r>
       <w:r>
         <w:rPr>
@@ -520,18 +1351,7 @@
         <w:rPr>
           <w:b w:val="0"/>
         </w:rPr>
-        <w:t>s.</w:t>
-      </w:r>
-    </w:p>
-    <w:p>
-      <w:pPr>
-        <w:spacing w:line="336" w:lineRule="auto" w:after="180"/>
-      </w:pPr>
-      <w:r>
-        <w:rPr>
-          <w:b w:val="0"/>
-        </w:rPr>
-        <w:t xml:space="preserve">If a required </w:t>
+        <w:t xml:space="preserve">s. The conclusion belongs to this scenario and procedure; changing the </w:t>
       </w:r>
       <w:r>
         <w:rPr>
@@ -543,370 +1363,7 @@
         <w:rPr>
           <w:b w:val="0"/>
         </w:rPr>
-        <w:t xml:space="preserve"> is absent or violates the stated contract, record that condition explicitly instead of quietly replacing it with a convenient value.</w:t>
-      </w:r>
-    </w:p>
-    <w:p>
-      <w:pPr>
-        <w:pStyle w:val="Heading3"/>
-      </w:pPr>
-      <w:r>
-        <w:t>Connect the picture and the explanation</w:t>
-      </w:r>
-    </w:p>
-    <w:p>
-      <w:pPr>
-        <w:spacing w:line="336" w:lineRule="auto" w:after="180"/>
-      </w:pPr>
-      <w:r>
-        <w:rPr>
-          <w:b w:val="0"/>
-        </w:rPr>
-        <w:t xml:space="preserve">Point to the </w:t>
-      </w:r>
-      <w:r>
-        <w:rPr>
-          <w:b/>
-        </w:rPr>
-        <w:t>input</w:t>
-      </w:r>
-      <w:r>
-        <w:rPr>
-          <w:b w:val="0"/>
-        </w:rPr>
-        <w:t>, the deciding step and the result in this week’s visual. Explain the same step in ordinary words. A picture helps when you can say what each part represents.</w:t>
-      </w:r>
-    </w:p>
-    <w:p>
-      <w:pPr>
-        <w:pStyle w:val="Heading1"/>
-      </w:pPr>
-      <w:r>
-        <w:t>04. Compare the cases</w:t>
-      </w:r>
-    </w:p>
-    <w:p>
-      <w:r>
-        <w:t>Compare the supplied cases for Accessibility and user feedback. Identify the detail that changes the conclusion.</w:t>
-      </w:r>
-    </w:p>
-    <w:p>
-      <w:pPr>
-        <w:pStyle w:val="Heading3"/>
-      </w:pPr>
-      <w:r>
-        <w:t>Compare a familiar case with a changed case</w:t>
-      </w:r>
-    </w:p>
-    <w:p>
-      <w:pPr>
-        <w:spacing w:line="336" w:lineRule="auto" w:after="180"/>
-      </w:pPr>
-      <w:r>
-        <w:rPr>
-          <w:b w:val="0"/>
-        </w:rPr>
-        <w:t>An invalid room is marked only by a red border; no text error or associated label is provided. Show the intermediate steps and give the conclusion with its scope.</w:t>
-      </w:r>
-    </w:p>
-    <w:p>
-      <w:pPr>
-        <w:pStyle w:val="Heading3"/>
-      </w:pPr>
-      <w:r>
-        <w:t>Keep the procedure fixed. Explain what changed in the inputs and result.</w:t>
-      </w:r>
-    </w:p>
-    <w:p>
-      <w:r>
-        <w:t>________________________________________________________________</w:t>
-      </w:r>
-    </w:p>
-    <w:p>
-      <w:r>
-        <w:t>________________________________________________________________</w:t>
-      </w:r>
-    </w:p>
-    <w:p>
-      <w:r>
-        <w:t>________________________________________________________________</w:t>
-      </w:r>
-    </w:p>
-    <w:p>
-      <w:r>
-        <w:t>________________________________________________________________</w:t>
-      </w:r>
-    </w:p>
-    <w:p>
-      <w:r>
-        <w:t>________________________________________________________________</w:t>
-      </w:r>
-    </w:p>
-    <w:p>
-      <w:pPr>
-        <w:pStyle w:val="Heading3"/>
-      </w:pPr>
-      <w:r>
-        <w:t>Change one thing in the pictured case</w:t>
-      </w:r>
-    </w:p>
-    <w:p>
-      <w:pPr>
-        <w:pStyle w:val="Heading3"/>
-      </w:pPr>
-      <w:r>
-        <w:t>Change one thing</w:t>
-      </w:r>
-    </w:p>
-    <w:p>
-      <w:pPr>
-        <w:spacing w:line="336" w:lineRule="auto" w:after="180"/>
-        <w:shd w:fill="F5F1FB"/>
-      </w:pPr>
-      <w:r>
-        <w:rPr>
-          <w:b w:val="0"/>
-        </w:rPr>
-        <w:t>Change: Change the circle to orange without labels.</w:t>
-      </w:r>
-    </w:p>
-    <w:p>
-      <w:pPr>
-        <w:pStyle w:val="Heading3"/>
-      </w:pPr>
-      <w:r>
-        <w:t>Predicted result</w:t>
-      </w:r>
-    </w:p>
-    <w:p>
-      <w:pPr>
-        <w:spacing w:line="336" w:lineRule="auto" w:after="180"/>
-        <w:shd w:fill="F1F6FC"/>
-      </w:pPr>
-      <w:r>
-        <w:rPr>
-          <w:b/>
-        </w:rPr>
-        <w:t>Prediction</w:t>
-      </w:r>
-      <w:r>
-        <w:rPr>
-          <w:b w:val="0"/>
-        </w:rPr>
-        <w:t>: The colour-only communication barrier remains.</w:t>
-      </w:r>
-    </w:p>
-    <w:p>
-      <w:pPr>
-        <w:pStyle w:val="Heading3"/>
-      </w:pPr>
-      <w:r>
-        <w:t>Why the result follows</w:t>
-      </w:r>
-    </w:p>
-    <w:p>
-      <w:pPr>
-        <w:spacing w:line="336" w:lineRule="auto" w:after="180"/>
-        <w:shd w:fill="F1F6FC"/>
-      </w:pPr>
-      <w:r>
-        <w:rPr>
-          <w:b w:val="0"/>
-        </w:rPr>
-        <w:t>Reason: A different hue supplies no textual or programmatic equivalent.</w:t>
-      </w:r>
-    </w:p>
-    <w:p>
-      <w:pPr>
-        <w:pStyle w:val="Heading1"/>
-      </w:pPr>
-      <w:r>
-        <w:t>05. Words that unlock the idea</w:t>
-      </w:r>
-    </w:p>
-    <w:p>
-      <w:r>
-        <w:t>Use the vocabulary of Accessibility and user feedback to explain a concrete decision, rather than only memorising definitions.</w:t>
-      </w:r>
-    </w:p>
-    <w:tbl>
-      <w:tblPr>
-        <w:tblStyle w:val="LightShading-Accent1"/>
-        <w:tblW w:type="auto" w:w="0"/>
-        <w:tblLook w:firstColumn="1" w:firstRow="1" w:lastColumn="0" w:lastRow="0" w:noHBand="0" w:noVBand="1" w:val="04A0"/>
-      </w:tblPr>
-      <w:tblGrid>
-        <w:gridCol w:w="5112"/>
-        <w:gridCol w:w="5112"/>
-      </w:tblGrid>
-      <w:tr>
-        <w:trPr>
-          <w:tblHeader/>
-        </w:trPr>
-        <w:tc>
-          <w:tcPr>
-            <w:tcW w:type="dxa" w:w="5112"/>
-          </w:tcPr>
-          <w:p>
-            <w:r>
-              <w:t>Word</w:t>
-            </w:r>
-          </w:p>
-        </w:tc>
-        <w:tc>
-          <w:tcPr>
-            <w:tcW w:type="dxa" w:w="5112"/>
-          </w:tcPr>
-          <w:p>
-            <w:r>
-              <w:t>Meaning</w:t>
-            </w:r>
-          </w:p>
-        </w:tc>
-      </w:tr>
-      <w:tr>
-        <w:tc>
-          <w:tcPr>
-            <w:tcW w:type="dxa" w:w="5112"/>
-          </w:tcPr>
-          <w:p>
-            <w:r>
-              <w:t>Accessible label</w:t>
-            </w:r>
-          </w:p>
-        </w:tc>
-        <w:tc>
-          <w:tcPr>
-            <w:tcW w:type="dxa" w:w="5112"/>
-          </w:tcPr>
-          <w:p>
-            <w:r>
-              <w:t>Text identifying a control's purpose</w:t>
-            </w:r>
-          </w:p>
-        </w:tc>
-      </w:tr>
-      <w:tr>
-        <w:tc>
-          <w:tcPr>
-            <w:tcW w:type="dxa" w:w="5112"/>
-          </w:tcPr>
-          <w:p>
-            <w:r>
-              <w:t>Focus order</w:t>
-            </w:r>
-          </w:p>
-        </w:tc>
-        <w:tc>
-          <w:tcPr>
-            <w:tcW w:type="dxa" w:w="5112"/>
-          </w:tcPr>
-          <w:p>
-            <w:r>
-              <w:t>The sequence of keyboard navigation</w:t>
-            </w:r>
-          </w:p>
-        </w:tc>
-      </w:tr>
-      <w:tr>
-        <w:tc>
-          <w:tcPr>
-            <w:tcW w:type="dxa" w:w="5112"/>
-          </w:tcPr>
-          <w:p>
-            <w:r>
-              <w:t>Actionable error</w:t>
-            </w:r>
-          </w:p>
-        </w:tc>
-        <w:tc>
-          <w:tcPr>
-            <w:tcW w:type="dxa" w:w="5112"/>
-          </w:tcPr>
-          <w:p>
-            <w:r>
-              <w:t>A message explaining how to recover</w:t>
-            </w:r>
-          </w:p>
-        </w:tc>
-      </w:tr>
-    </w:tbl>
-    <w:p>
-      <w:pPr>
-        <w:pStyle w:val="Heading3"/>
-      </w:pPr>
-      <w:r>
-        <w:t>Use two terms to explain a step in this week’s example.</w:t>
-      </w:r>
-    </w:p>
-    <w:p>
-      <w:r>
-        <w:t>________________________________________________________________</w:t>
-      </w:r>
-    </w:p>
-    <w:p>
-      <w:r>
-        <w:t>________________________________________________________________</w:t>
-      </w:r>
-    </w:p>
-    <w:p>
-      <w:r>
-        <w:t>________________________________________________________________</w:t>
-      </w:r>
-    </w:p>
-    <w:p>
-      <w:pPr>
-        <w:pStyle w:val="Heading1"/>
-      </w:pPr>
-      <w:r>
-        <w:t>06. Follow a worked example</w:t>
-      </w:r>
-    </w:p>
-    <w:p>
-      <w:r>
-        <w:t>Follow the worked trace for Accessibility and user feedback, predict a step, then compare with its explanation.</w:t>
-      </w:r>
-    </w:p>
-    <w:p>
-      <w:pPr>
-        <w:spacing w:line="336" w:lineRule="auto" w:after="180"/>
-      </w:pPr>
-      <w:r>
-        <w:rPr>
-          <w:b w:val="0"/>
-        </w:rPr>
-        <w:t>An invalid room is marked only by a red border; no text error or associated label is provided.</w:t>
-      </w:r>
-    </w:p>
-    <w:p>
-      <w:pPr>
-        <w:spacing w:line="336" w:lineRule="auto" w:after="180"/>
-      </w:pPr>
-      <w:r>
-        <w:rPr>
-          <w:b w:val="0"/>
-        </w:rPr>
-        <w:t>Colour alone does not communicate the failure to all users. Add labelled error text and an actionable correction; retain keyboard navigation.</w:t>
-      </w:r>
-    </w:p>
-    <w:p>
-      <w:pPr>
-        <w:pStyle w:val="Heading3"/>
-      </w:pPr>
-      <w:r>
-        <w:t>Worked explanation · Accessibility and user feedback</w:t>
-      </w:r>
-    </w:p>
-    <w:p>
-      <w:pPr>
-        <w:spacing w:line="336" w:lineRule="auto" w:after="180"/>
-        <w:shd w:fill="F1F6FC"/>
-      </w:pPr>
-      <w:r>
-        <w:rPr>
-          <w:b w:val="0"/>
-        </w:rPr>
-        <w:t xml:space="preserve">Compare the intermediate </w:t>
+        <w:t xml:space="preserve">s, evaluation population or authority can change what it establishes. Retain only authorized, minimized </w:t>
       </w:r>
       <w:r>
         <w:rPr>
@@ -918,70 +1375,15 @@
         <w:rPr>
           <w:b w:val="0"/>
         </w:rPr>
-        <w:t xml:space="preserve"> with the final statement. Explain why each number or decision follows from the stated </w:t>
-      </w:r>
-      <w:r>
-        <w:rPr>
-          <w:b/>
-        </w:rPr>
-        <w:t>input</w:t>
-      </w:r>
-      <w:r>
-        <w:rPr>
-          <w:b w:val="0"/>
-        </w:rPr>
-        <w:t>s.</w:t>
-      </w:r>
-    </w:p>
-    <w:p>
-      <w:pPr>
-        <w:spacing w:line="336" w:lineRule="auto" w:after="180"/>
-        <w:shd w:fill="F1F6FC"/>
-      </w:pPr>
-      <w:r>
-        <w:rPr>
-          <w:b w:val="0"/>
-        </w:rPr>
-        <w:t xml:space="preserve">The conclusion belongs to this scenario and procedure; changing the </w:t>
-      </w:r>
-      <w:r>
-        <w:rPr>
-          <w:b/>
-        </w:rPr>
-        <w:t>input</w:t>
-      </w:r>
-      <w:r>
-        <w:rPr>
-          <w:b w:val="0"/>
-        </w:rPr>
-        <w:t>s, evaluation population or authority can change what it establishes. Retain the raw record so a later revision can be compared honestly.</w:t>
-      </w:r>
-    </w:p>
-    <w:p>
-      <w:pPr>
-        <w:pStyle w:val="Heading3"/>
-      </w:pPr>
-      <w:r>
-        <w:t>Learn from the worked case</w:t>
-      </w:r>
-    </w:p>
-    <w:p>
-      <w:pPr>
-        <w:spacing w:line="336" w:lineRule="auto" w:after="180"/>
-      </w:pPr>
-      <w:r>
-        <w:rPr>
-          <w:b w:val="0"/>
-        </w:rPr>
-        <w:t>Cover the result before checking it. Say what is given, choose the procedure, and follow one step at a time. Then uncover the result and explain your first mismatch. Ask why a step is allowed, not only what number it produces.</w:t>
-      </w:r>
-    </w:p>
-    <w:p>
-      <w:pPr>
-        <w:pStyle w:val="Heading3"/>
-      </w:pPr>
-      <w:r>
-        <w:t>A pictorial worked case: Accessibility and user feedback</w:t>
+        <w:t xml:space="preserve"> without unnecessary private content so a later revision can be compared honestly.</w:t>
+      </w:r>
+    </w:p>
+    <w:p>
+      <w:pPr>
+        <w:pStyle w:val="Heading2"/>
+      </w:pPr>
+      <w:r>
+        <w:t>Separate answer-feedback inputs and actionable wording</w:t>
       </w:r>
     </w:p>
     <w:p>
@@ -997,24 +1399,7 @@
     </w:p>
     <w:p>
       <w:pPr>
-        <w:pStyle w:val="Heading3"/>
-      </w:pPr>
-      <w:r>
-        <w:t>The facts we will use</w:t>
-      </w:r>
-    </w:p>
-    <w:p>
-      <w:pPr>
-        <w:pStyle w:val="Heading3"/>
-      </w:pPr>
-      <w:r>
-        <w:t>Supplied facts</w:t>
-      </w:r>
-    </w:p>
-    <w:p>
-      <w:pPr>
         <w:spacing w:line="336" w:lineRule="auto" w:after="180"/>
-        <w:shd w:fill="F1F6FC"/>
       </w:pPr>
       <w:r>
         <w:rPr>
@@ -1024,11 +1409,41 @@
       </w:r>
     </w:p>
     <w:p>
+      <w:pPr>
+        <w:spacing w:line="336" w:lineRule="auto" w:after="180"/>
+      </w:pPr>
+      <w:r>
+        <w:rPr>
+          <w:b w:val="0"/>
+        </w:rPr>
+        <w:t>The picture is a separate answer-feedback example. The original red circle gains the text “More explanation needed”, a labelled focusable next-action link and programmatic status information. These additions address different barriers: words communicate meaning, a usable link offers an action and programmatic information supports assistive-technology access.</w:t>
+      </w:r>
+    </w:p>
+    <w:p>
+      <w:pPr>
+        <w:spacing w:line="336" w:lineRule="auto" w:after="180"/>
+      </w:pPr>
+      <w:r>
+        <w:rPr>
+          <w:b w:val="0"/>
+        </w:rPr>
+        <w:t>The message can be made more actionable by identifying the missing reasoning, for example “Explain which source supports your answer.” Changing red to orange alone supplies none of these missing meanings or actions. A keyboard-reachable link still needs activation, focus visibility and relevant assistive-technology checks; no actual learner trial is documented by the picture.</w:t>
+      </w:r>
+    </w:p>
+    <w:p>
+      <w:pPr>
+        <w:pStyle w:val="Heading2"/>
+      </w:pPr>
+      <w:r>
+        <w:t>Trace barrier, meaning and next action</w:t>
+      </w:r>
+    </w:p>
+    <w:p>
       <w:r>
         <w:drawing>
           <wp:inline xmlns:a="http://schemas.openxmlformats.org/drawingml/2006/main" xmlns:pic="http://schemas.openxmlformats.org/drawingml/2006/picture">
-            <wp:extent cx="5486400" cy="5185229"/>
-            <wp:docPr id="1" name="Picture 1" descr="Accessibility and user feedback. Find the barrier: Colour alone may not communicate the status to every learner.. Provide meaning: Text and programmatic status explain the same result.. Test next action: A keyboard user can reach the labelled explanation link."/>
+            <wp:extent cx="5486400" cy="3182112"/>
+            <wp:docPr id="1" name="Picture 1" descr="Find the barrier: Colour alone may not communicate the status to every learner. → Provide meaning: Text and programmatic status explain the same result. → Test next action: A keyboard user can reach the labelled explanation link."/>
             <wp:cNvGraphicFramePr>
               <a:graphicFrameLocks noChangeAspect="1"/>
             </wp:cNvGraphicFramePr>
@@ -1036,7 +1451,7 @@
               <a:graphicData uri="http://schemas.openxmlformats.org/drawingml/2006/picture">
                 <pic:pic>
                   <pic:nvPicPr>
-                    <pic:cNvPr id="0" name="academy-visual-ai-6-28.png"/>
+                    <pic:cNvPr id="0" name="academy-story-ai-6-28-02.png"/>
                     <pic:cNvPicPr/>
                   </pic:nvPicPr>
                   <pic:blipFill>
@@ -1048,7 +1463,7 @@
                   <pic:spPr>
                     <a:xfrm>
                       <a:off x="0" y="0"/>
-                      <a:ext cx="5486400" cy="5185229"/>
+                      <a:ext cx="5486400" cy="3182112"/>
                     </a:xfrm>
                     <a:prstGeom prst="rect"/>
                   </pic:spPr>
@@ -1176,24 +1591,7 @@
     </w:p>
     <w:p>
       <w:pPr>
-        <w:pStyle w:val="Heading3"/>
-      </w:pPr>
-      <w:r>
-        <w:t>Why this result follows</w:t>
-      </w:r>
-    </w:p>
-    <w:p>
-      <w:pPr>
-        <w:pStyle w:val="Heading3"/>
-      </w:pPr>
-      <w:r>
-        <w:t>Why the result follows</w:t>
-      </w:r>
-    </w:p>
-    <w:p>
-      <w:pPr>
         <w:spacing w:line="336" w:lineRule="auto" w:after="180"/>
-        <w:shd w:fill="F1F6FC"/>
       </w:pPr>
       <w:r>
         <w:rPr>
@@ -1204,30 +1602,113 @@
     </w:p>
     <w:p>
       <w:pPr>
+        <w:pStyle w:val="Heading2"/>
+      </w:pPr>
+      <w:r>
+        <w:t>Predict orange without labels</w:t>
+      </w:r>
+    </w:p>
+    <w:p>
+      <w:pPr>
+        <w:pStyle w:val="ListBullet"/>
+      </w:pPr>
+      <w:r>
+        <w:t>Change one thing: Change the circle to orange without labels. Predict the result before checking the explanation. What remains the same?</w:t>
+      </w:r>
+    </w:p>
+    <w:p>
+      <w:pPr>
+        <w:pStyle w:val="Heading2"/>
+      </w:pPr>
+      <w:r>
+        <w:t>Check after predicting · reference / check after trying</w:t>
+      </w:r>
+    </w:p>
+    <w:p>
+      <w:r>
+        <w:drawing>
+          <wp:inline xmlns:a="http://schemas.openxmlformats.org/drawingml/2006/main" xmlns:pic="http://schemas.openxmlformats.org/drawingml/2006/picture">
+            <wp:extent cx="5486400" cy="3026664"/>
+            <wp:docPr id="2" name="Picture 2" descr="Original case: A keyboard user can reach the labelled explanation link. Changed condition: Change the circle to orange without labels. Expected result: The colour-only communication barrier remains. Reason: A different hue supplies no textual or programmatic equivalent."/>
+            <wp:cNvGraphicFramePr>
+              <a:graphicFrameLocks noChangeAspect="1"/>
+            </wp:cNvGraphicFramePr>
+            <a:graphic>
+              <a:graphicData uri="http://schemas.openxmlformats.org/drawingml/2006/picture">
+                <pic:pic>
+                  <pic:nvPicPr>
+                    <pic:cNvPr id="0" name="academy-story-ai-6-28-04.png"/>
+                    <pic:cNvPicPr/>
+                  </pic:nvPicPr>
+                  <pic:blipFill>
+                    <a:blip r:embed="rId10"/>
+                    <a:stretch>
+                      <a:fillRect/>
+                    </a:stretch>
+                  </pic:blipFill>
+                  <pic:spPr>
+                    <a:xfrm>
+                      <a:off x="0" y="0"/>
+                      <a:ext cx="5486400" cy="3026664"/>
+                    </a:xfrm>
+                    <a:prstGeom prst="rect"/>
+                  </pic:spPr>
+                </pic:pic>
+              </a:graphicData>
+            </a:graphic>
+          </wp:inline>
+        </w:drawing>
+      </w:r>
+    </w:p>
+    <w:p>
+      <w:pPr>
+        <w:pStyle w:val="Heading2"/>
+      </w:pPr>
+      <w:r>
+        <w:t>Explain evaluation scope and communication barriers</w:t>
+      </w:r>
+    </w:p>
+    <w:p>
+      <w:pPr>
+        <w:pStyle w:val="ListBullet"/>
+      </w:pPr>
+      <w:r>
+        <w:t>One keyboard check is not a complete accessibility audit; test relevant assistive technologies and gather user feedback.</w:t>
+      </w:r>
+    </w:p>
+    <w:p>
+      <w:pPr>
+        <w:pStyle w:val="ListBullet"/>
+      </w:pPr>
+      <w:r>
+        <w:t>Read the labelled picture: Explain what each text, keyboard and assistive-technology change adds to the feedback. Why does changing the red circle to orange alone not solve the communication barrier?</w:t>
+      </w:r>
+    </w:p>
+    <w:p>
+      <w:pPr>
+        <w:pStyle w:val="Heading2"/>
+      </w:pPr>
+      <w:r>
+        <w:t>Earlier wording, alternatives and picture transcripts · reference / check after trying</w:t>
+      </w:r>
+    </w:p>
+    <w:p>
+      <w:pPr>
         <w:pStyle w:val="Heading3"/>
       </w:pPr>
       <w:r>
-        <w:t>What this example does not establish</w:t>
-      </w:r>
-    </w:p>
-    <w:p>
-      <w:pPr>
-        <w:pStyle w:val="Heading3"/>
-      </w:pPr>
-      <w:r>
-        <w:t>Keep the stated limit</w:t>
+        <w:t>Learn from the worked case</w:t>
       </w:r>
     </w:p>
     <w:p>
       <w:pPr>
         <w:spacing w:line="336" w:lineRule="auto" w:after="180"/>
-        <w:shd w:fill="FFF5E6"/>
       </w:pPr>
       <w:r>
         <w:rPr>
           <w:b w:val="0"/>
         </w:rPr>
-        <w:t>One keyboard check is not a complete accessibility audit; test relevant assistive technologies and gather user feedback.</w:t>
+        <w:t>Cover the result before checking it. Say what is given, choose the procedure, and follow one step at a time. Then uncover the result and explain your first mismatch. Ask why a step is allowed, not only what number it produces.</w:t>
       </w:r>
     </w:p>
     <w:p>
@@ -1235,19 +1716,7 @@
         <w:pStyle w:val="Heading3"/>
       </w:pPr>
       <w:r>
-        <w:t>Keep the stated limit</w:t>
-      </w:r>
-    </w:p>
-    <w:p>
-      <w:pPr>
-        <w:spacing w:line="336" w:lineRule="auto" w:after="180"/>
-        <w:shd w:fill="FFF5E6"/>
-      </w:pPr>
-      <w:r>
-        <w:rPr>
-          <w:b w:val="0"/>
-        </w:rPr>
-        <w:t>Read the labelled picture: Explain what each text, keyboard and assistive-technology change adds to the feedback. Why does changing the red circle to orange alone not solve the communication barrier?</w:t>
+        <w:t>A pictorial worked case: Accessibility and user feedback</w:t>
       </w:r>
     </w:p>
     <w:p>
@@ -1255,19 +1724,59 @@
         <w:pStyle w:val="Heading3"/>
       </w:pPr>
       <w:r>
-        <w:t>Keep the stated limit</w:t>
-      </w:r>
-    </w:p>
-    <w:p>
-      <w:pPr>
-        <w:spacing w:line="336" w:lineRule="auto" w:after="180"/>
-        <w:shd w:fill="FFF5E6"/>
-      </w:pPr>
-      <w:r>
-        <w:rPr>
-          <w:b w:val="0"/>
-        </w:rPr>
-        <w:t>Change one thing: Change the circle to orange without labels. Predict the result before checking the explanation. What remains the same?</w:t>
+        <w:t>The facts we will use</w:t>
+      </w:r>
+    </w:p>
+    <w:p>
+      <w:r>
+        <w:drawing>
+          <wp:inline xmlns:a="http://schemas.openxmlformats.org/drawingml/2006/main" xmlns:pic="http://schemas.openxmlformats.org/drawingml/2006/picture">
+            <wp:extent cx="5486400" cy="5185229"/>
+            <wp:docPr id="3" name="Picture 3" descr="Accessibility and user feedback. Find the barrier: Colour alone may not communicate the status to every learner.. Provide meaning: Text and programmatic status explain the same result.. Test next action: A keyboard user can reach the labelled explanation link."/>
+            <wp:cNvGraphicFramePr>
+              <a:graphicFrameLocks noChangeAspect="1"/>
+            </wp:cNvGraphicFramePr>
+            <a:graphic>
+              <a:graphicData uri="http://schemas.openxmlformats.org/drawingml/2006/picture">
+                <pic:pic>
+                  <pic:nvPicPr>
+                    <pic:cNvPr id="0" name="academy-visual-ai-6-28.png"/>
+                    <pic:cNvPicPr/>
+                  </pic:nvPicPr>
+                  <pic:blipFill>
+                    <a:blip r:embed="rId11"/>
+                    <a:stretch>
+                      <a:fillRect/>
+                    </a:stretch>
+                  </pic:blipFill>
+                  <pic:spPr>
+                    <a:xfrm>
+                      <a:off x="0" y="0"/>
+                      <a:ext cx="5486400" cy="5185229"/>
+                    </a:xfrm>
+                    <a:prstGeom prst="rect"/>
+                  </pic:spPr>
+                </pic:pic>
+              </a:graphicData>
+            </a:graphic>
+          </wp:inline>
+        </w:drawing>
+      </w:r>
+    </w:p>
+    <w:p>
+      <w:pPr>
+        <w:pStyle w:val="Heading3"/>
+      </w:pPr>
+      <w:r>
+        <w:t>Why this result follows</w:t>
+      </w:r>
+    </w:p>
+    <w:p>
+      <w:pPr>
+        <w:pStyle w:val="Heading3"/>
+      </w:pPr>
+      <w:r>
+        <w:t>What this example does not establish</w:t>
       </w:r>
     </w:p>
     <w:p>
@@ -1275,12 +1784,20 @@
         <w:pStyle w:val="Heading1"/>
       </w:pPr>
       <w:r>
-        <w:t>07. Find and repair a mistake</w:t>
-      </w:r>
-    </w:p>
-    <w:p>
-      <w:r>
-        <w:t>Find the unsupported step in the Accessibility and user feedback claim and explain a repair using the supplied evidence.</w:t>
+        <w:t>07. Audit the complete task rather than one visual property</w:t>
+      </w:r>
+    </w:p>
+    <w:p>
+      <w:r>
+        <w:t>Record conditions and unresolved checks honestly.</w:t>
+      </w:r>
+    </w:p>
+    <w:p>
+      <w:pPr>
+        <w:pStyle w:val="Heading2"/>
+      </w:pPr>
+      <w:r>
+        <w:t>Core accessibility qualification and failure analysis</w:t>
       </w:r>
     </w:p>
     <w:p>
@@ -1296,16 +1813,7 @@
     </w:p>
     <w:p>
       <w:pPr>
-        <w:pStyle w:val="Heading3"/>
-      </w:pPr>
-      <w:r>
-        <w:t>Check the claim against the facts</w:t>
-      </w:r>
-    </w:p>
-    <w:p>
-      <w:pPr>
         <w:spacing w:line="336" w:lineRule="auto" w:after="180"/>
-        <w:shd w:fill="FFF5E6"/>
       </w:pPr>
       <w:r>
         <w:rPr>
@@ -1317,7 +1825,6 @@
     <w:p>
       <w:pPr>
         <w:spacing w:line="336" w:lineRule="auto" w:after="180"/>
-        <w:shd w:fill="FFF5E6"/>
       </w:pPr>
       <w:r>
         <w:rPr>
@@ -1340,6 +1847,256 @@
     </w:p>
     <w:p>
       <w:pPr>
+        <w:pStyle w:val="Heading2"/>
+      </w:pPr>
+      <w:r>
+        <w:t>Complete communication and interaction probes</w:t>
+      </w:r>
+    </w:p>
+    <w:tbl>
+      <w:tblPr>
+        <w:tblStyle w:val="LightShading-Accent1"/>
+        <w:tblW w:type="auto" w:w="0"/>
+        <w:tblLook w:firstColumn="1" w:firstRow="1" w:lastColumn="0" w:lastRow="0" w:noHBand="0" w:noVBand="1" w:val="04A0"/>
+      </w:tblPr>
+      <w:tblGrid>
+        <w:gridCol w:w="5112"/>
+        <w:gridCol w:w="5112"/>
+      </w:tblGrid>
+      <w:tr>
+        <w:trPr>
+          <w:tblHeader/>
+        </w:trPr>
+        <w:tc>
+          <w:tcPr>
+            <w:tcW w:type="dxa" w:w="5112"/>
+          </w:tcPr>
+          <w:p>
+            <w:r>
+              <w:t>Accessibility probe</w:t>
+            </w:r>
+          </w:p>
+        </w:tc>
+        <w:tc>
+          <w:tcPr>
+            <w:tcW w:type="dxa" w:w="5112"/>
+          </w:tcPr>
+          <w:p>
+            <w:r>
+              <w:t>Expected interpretation</w:t>
+            </w:r>
+          </w:p>
+        </w:tc>
+      </w:tr>
+      <w:tr>
+        <w:tc>
+          <w:tcPr>
+            <w:tcW w:type="dxa" w:w="5112"/>
+          </w:tcPr>
+          <w:p>
+            <w:r>
+              <w:t>Colour removed or not perceived</w:t>
+            </w:r>
+          </w:p>
+        </w:tc>
+        <w:tc>
+          <w:tcPr>
+            <w:tcW w:type="dxa" w:w="5112"/>
+          </w:tcPr>
+          <w:p>
+            <w:r>
+              <w:t>Text still communicates the problem</w:t>
+            </w:r>
+          </w:p>
+        </w:tc>
+      </w:tr>
+      <w:tr>
+        <w:tc>
+          <w:tcPr>
+            <w:tcW w:type="dxa" w:w="5112"/>
+          </w:tcPr>
+          <w:p>
+            <w:r>
+              <w:t>Field focused</w:t>
+            </w:r>
+          </w:p>
+        </w:tc>
+        <w:tc>
+          <w:tcPr>
+            <w:tcW w:type="dxa" w:w="5112"/>
+          </w:tcPr>
+          <w:p>
+            <w:r>
+              <w:t>Name, current state and relevant error relationship are available for checking</w:t>
+            </w:r>
+          </w:p>
+        </w:tc>
+      </w:tr>
+      <w:tr>
+        <w:tc>
+          <w:tcPr>
+            <w:tcW w:type="dxa" w:w="5112"/>
+          </w:tcPr>
+          <w:p>
+            <w:r>
+              <w:t>Tab and reverse Tab used</w:t>
+            </w:r>
+          </w:p>
+        </w:tc>
+        <w:tc>
+          <w:tcPr>
+            <w:tcW w:type="dxa" w:w="5112"/>
+          </w:tcPr>
+          <w:p>
+            <w:r>
+              <w:t>Logical order, visible focus and no trap on the tested path</w:t>
+            </w:r>
+          </w:p>
+        </w:tc>
+      </w:tr>
+      <w:tr>
+        <w:tc>
+          <w:tcPr>
+            <w:tcW w:type="dxa" w:w="5112"/>
+          </w:tcPr>
+          <w:p>
+            <w:r>
+              <w:t>Button reached but cannot activate</w:t>
+            </w:r>
+          </w:p>
+        </w:tc>
+        <w:tc>
+          <w:tcPr>
+            <w:tcW w:type="dxa" w:w="5112"/>
+          </w:tcPr>
+          <w:p>
+            <w:r>
+              <w:t>Keyboard task still fails</w:t>
+            </w:r>
+          </w:p>
+        </w:tc>
+      </w:tr>
+      <w:tr>
+        <w:tc>
+          <w:tcPr>
+            <w:tcW w:type="dxa" w:w="5112"/>
+          </w:tcPr>
+          <w:p>
+            <w:r>
+              <w:t>Generic “Error” with no correction</w:t>
+            </w:r>
+          </w:p>
+        </w:tc>
+        <w:tc>
+          <w:tcPr>
+            <w:tcW w:type="dxa" w:w="5112"/>
+          </w:tcPr>
+          <w:p>
+            <w:r>
+              <w:t>Meaning and recovery remain inadequate</w:t>
+            </w:r>
+          </w:p>
+        </w:tc>
+      </w:tr>
+      <w:tr>
+        <w:tc>
+          <w:tcPr>
+            <w:tcW w:type="dxa" w:w="5112"/>
+          </w:tcPr>
+          <w:p>
+            <w:r>
+              <w:t>Programmatic attribute added</w:t>
+            </w:r>
+          </w:p>
+        </w:tc>
+        <w:tc>
+          <w:tcPr>
+            <w:tcW w:type="dxa" w:w="5112"/>
+          </w:tcPr>
+          <w:p>
+            <w:r>
+              <w:t>Inspect actual relationships; do not infer user experience from markup alone</w:t>
+            </w:r>
+          </w:p>
+        </w:tc>
+      </w:tr>
+      <w:tr>
+        <w:tc>
+          <w:tcPr>
+            <w:tcW w:type="dxa" w:w="5112"/>
+          </w:tcPr>
+          <w:p>
+            <w:r>
+              <w:t>Zoom and narrow view</w:t>
+            </w:r>
+          </w:p>
+        </w:tc>
+        <w:tc>
+          <w:tcPr>
+            <w:tcW w:type="dxa" w:w="5112"/>
+          </w:tcPr>
+          <w:p>
+            <w:r>
+              <w:t>Check reading, controls and task completion; record the tested conditions</w:t>
+            </w:r>
+          </w:p>
+        </w:tc>
+      </w:tr>
+      <w:tr>
+        <w:tc>
+          <w:tcPr>
+            <w:tcW w:type="dxa" w:w="5112"/>
+          </w:tcPr>
+          <w:p>
+            <w:r>
+              <w:t>Non-sensitive input retained after recoverable error</w:t>
+            </w:r>
+          </w:p>
+        </w:tc>
+        <w:tc>
+          <w:tcPr>
+            <w:tcW w:type="dxa" w:w="5112"/>
+          </w:tcPr>
+          <w:p>
+            <w:r>
+              <w:t>Avoid unnecessary re-entry under the stated policy</w:t>
+            </w:r>
+          </w:p>
+        </w:tc>
+      </w:tr>
+      <w:tr>
+        <w:tc>
+          <w:tcPr>
+            <w:tcW w:type="dxa" w:w="5112"/>
+          </w:tcPr>
+          <w:p>
+            <w:r>
+              <w:t>Automated checker passes</w:t>
+            </w:r>
+          </w:p>
+        </w:tc>
+        <w:tc>
+          <w:tcPr>
+            <w:tcW w:type="dxa" w:w="5112"/>
+          </w:tcPr>
+          <w:p>
+            <w:r>
+              <w:t>Scoped technical evidence, not complete accessibility or real-user evaluation</w:t>
+            </w:r>
+          </w:p>
+        </w:tc>
+      </w:tr>
+    </w:tbl>
+    <w:p>
+      <w:pPr>
+        <w:pStyle w:val="Heading2"/>
+      </w:pPr>
+      <w:r>
+        <w:t>Guided repair and explanation</w:t>
+      </w:r>
+    </w:p>
+    <w:p>
+      <w:pPr>
         <w:pStyle w:val="Heading3"/>
       </w:pPr>
       <w:r>
@@ -1373,32 +2130,93 @@
     </w:p>
     <w:p>
       <w:pPr>
+        <w:pStyle w:val="ListBullet"/>
+      </w:pPr>
+      <w:r>
+        <w:t>A report omits this qualification: Accessibility requirements need real interaction checks and appropriate user feedback; a checklist alone is incomplete. Explain how omitting it could change a reader's interpretation, and write an accurate replacement.</w:t>
+      </w:r>
+    </w:p>
+    <w:p>
+      <w:pPr>
         <w:pStyle w:val="Heading3"/>
       </w:pPr>
       <w:r>
+        <w:t>State one repair and the checks you would rerun.</w:t>
+      </w:r>
+    </w:p>
+    <w:p>
+      <w:r>
+        <w:t>________________________________________________________________</w:t>
+      </w:r>
+    </w:p>
+    <w:p>
+      <w:r>
+        <w:t>________________________________________________________________</w:t>
+      </w:r>
+    </w:p>
+    <w:p>
+      <w:r>
+        <w:t>________________________________________________________________</w:t>
+      </w:r>
+    </w:p>
+    <w:p>
+      <w:r>
+        <w:t>________________________________________________________________</w:t>
+      </w:r>
+    </w:p>
+    <w:p>
+      <w:r>
+        <w:t>________________________________________________________________</w:t>
+      </w:r>
+    </w:p>
+    <w:p>
+      <w:r>
+        <w:t>________________________________________________________________</w:t>
+      </w:r>
+    </w:p>
+    <w:p>
+      <w:pPr>
+        <w:pStyle w:val="Heading2"/>
+      </w:pPr>
+      <w:r>
+        <w:t>Earlier wording, alternatives and picture transcripts · reference / check after trying</w:t>
+      </w:r>
+    </w:p>
+    <w:p>
+      <w:pPr>
+        <w:pStyle w:val="Heading3"/>
+      </w:pPr>
+      <w:r>
         <w:t>Locate the earliest unsupported step</w:t>
       </w:r>
     </w:p>
     <w:p>
       <w:pPr>
-        <w:spacing w:line="336" w:lineRule="auto" w:after="180"/>
-      </w:pPr>
-      <w:r>
-        <w:rPr>
-          <w:b w:val="0"/>
-        </w:rPr>
-        <w:t>A report omits this qualification: Accessibility requirements need real interaction checks and appropriate user feedback; a checklist alone is incomplete.</w:t>
-      </w:r>
-    </w:p>
-    <w:p>
-      <w:pPr>
-        <w:spacing w:line="336" w:lineRule="auto" w:after="180"/>
-      </w:pPr>
-      <w:r>
-        <w:rPr>
-          <w:b w:val="0"/>
-        </w:rPr>
-        <w:t>Explain how omitting it could change a reader's interpretation, and write an accurate replacement.</w:t>
+        <w:pStyle w:val="Heading1"/>
+      </w:pPr>
+      <w:r>
+        <w:t>08. Practise feedback that names a problem and a next step</w:t>
+      </w:r>
+    </w:p>
+    <w:p>
+      <w:r>
+        <w:t>Tie each proposed change to a barrier and a verification task.</w:t>
+      </w:r>
+    </w:p>
+    <w:p>
+      <w:pPr>
+        <w:pStyle w:val="Heading2"/>
+      </w:pPr>
+      <w:r>
+        <w:t>Current explanation and guided check</w:t>
+      </w:r>
+    </w:p>
+    <w:p>
+      <w:pPr>
+        <w:pStyle w:val="ListBullet"/>
+      </w:pPr>
+      <w:r>
+        <w:t>Explain the weekly mechanism in your own words. Use the worked scenario to name its input, decision rule and output.</w:t>
       </w:r>
     </w:p>
     <w:p>
@@ -1406,7 +2224,7 @@
         <w:pStyle w:val="Heading3"/>
       </w:pPr>
       <w:r>
-        <w:t>State one repair and the checks you would rerun.</w:t>
+        <w:t>Guided: restate the worked result, then name the assumption or limitation that prevents a broader conclusion.</w:t>
       </w:r>
     </w:p>
     <w:p>
@@ -1435,79 +2253,19 @@
       </w:r>
     </w:p>
     <w:p>
+      <w:pPr>
+        <w:pStyle w:val="Heading3"/>
+      </w:pPr>
+      <w:r>
+        <w:t>Explain your prediction to a partner before comparing results.</w:t>
+      </w:r>
+    </w:p>
+    <w:p>
       <w:r>
         <w:t>________________________________________________________________</w:t>
       </w:r>
     </w:p>
     <w:p>
-      <w:pPr>
-        <w:pStyle w:val="Heading1"/>
-      </w:pPr>
-      <w:r>
-        <w:t>08. Practise together</w:t>
-      </w:r>
-    </w:p>
-    <w:p>
-      <w:r>
-        <w:t>Practise Accessibility and user feedback with support, then explain the deciding step in your own words.</w:t>
-      </w:r>
-    </w:p>
-    <w:p>
-      <w:pPr>
-        <w:spacing w:line="336" w:lineRule="auto" w:after="180"/>
-      </w:pPr>
-      <w:r>
-        <w:rPr>
-          <w:b w:val="0"/>
-        </w:rPr>
-        <w:t xml:space="preserve">Explain the weekly </w:t>
-      </w:r>
-      <w:r>
-        <w:rPr>
-          <w:b/>
-        </w:rPr>
-        <w:t>mechanism</w:t>
-      </w:r>
-      <w:r>
-        <w:rPr>
-          <w:b w:val="0"/>
-        </w:rPr>
-        <w:t xml:space="preserve"> in your own words. Use the worked scenario to name its </w:t>
-      </w:r>
-      <w:r>
-        <w:rPr>
-          <w:b/>
-        </w:rPr>
-        <w:t>input</w:t>
-      </w:r>
-      <w:r>
-        <w:rPr>
-          <w:b w:val="0"/>
-        </w:rPr>
-        <w:t xml:space="preserve">, decision rule and </w:t>
-      </w:r>
-      <w:r>
-        <w:rPr>
-          <w:b/>
-        </w:rPr>
-        <w:t>output</w:t>
-      </w:r>
-      <w:r>
-        <w:rPr>
-          <w:b w:val="0"/>
-        </w:rPr>
-        <w:t>.</w:t>
-      </w:r>
-    </w:p>
-    <w:p>
-      <w:pPr>
-        <w:pStyle w:val="Heading3"/>
-      </w:pPr>
-      <w:r>
-        <w:t>Guided: restate the worked result, then name the assumption or limitation that prevents a broader conclusion.</w:t>
-      </w:r>
-    </w:p>
-    <w:p>
       <w:r>
         <w:t>________________________________________________________________</w:t>
       </w:r>
@@ -1523,49 +2281,11 @@
       </w:r>
     </w:p>
     <w:p>
-      <w:r>
-        <w:t>________________________________________________________________</w:t>
-      </w:r>
-    </w:p>
-    <w:p>
-      <w:r>
-        <w:t>________________________________________________________________</w:t>
-      </w:r>
-    </w:p>
-    <w:p>
-      <w:pPr>
-        <w:pStyle w:val="Heading3"/>
-      </w:pPr>
-      <w:r>
-        <w:t>Explain your prediction to a partner before comparing results.</w:t>
-      </w:r>
-    </w:p>
-    <w:p>
-      <w:r>
-        <w:t>________________________________________________________________</w:t>
-      </w:r>
-    </w:p>
-    <w:p>
-      <w:r>
-        <w:t>________________________________________________________________</w:t>
-      </w:r>
-    </w:p>
-    <w:p>
-      <w:r>
-        <w:t>________________________________________________________________</w:t>
-      </w:r>
-    </w:p>
-    <w:p>
-      <w:r>
-        <w:t>________________________________________________________________</w:t>
-      </w:r>
-    </w:p>
-    <w:p>
-      <w:pPr>
-        <w:pStyle w:val="Heading3"/>
-      </w:pPr>
-      <w:r>
-        <w:t>Practise with less help: Trace the worked case</w:t>
+      <w:pPr>
+        <w:pStyle w:val="Heading2"/>
+      </w:pPr>
+      <w:r>
+        <w:t>Supported W2 trace</w:t>
       </w:r>
     </w:p>
     <w:p>
@@ -1683,70 +2403,49 @@
     </w:p>
     <w:p>
       <w:pPr>
+        <w:pStyle w:val="Heading2"/>
+      </w:pPr>
+      <w:r>
+        <w:t>Individual scope check</w:t>
+      </w:r>
+    </w:p>
+    <w:p>
+      <w:pPr>
+        <w:pStyle w:val="ListBullet"/>
+      </w:pPr>
+      <w:r>
+        <w:t>Use the worked case for Accessibility and user feedback. Proposed explanation: “The worked result establishes every future case”. Decide whether this explanation is supported. Point to the step or supplied fact that decides; explain your repair if needed.</w:t>
+      </w:r>
+    </w:p>
+    <w:p>
+      <w:pPr>
+        <w:pStyle w:val="ListBullet"/>
+      </w:pPr>
+      <w:r>
+        <w:t>Answer on your own before discussion. If you are unsure, say which step you need help with.</w:t>
+      </w:r>
+    </w:p>
+    <w:p>
+      <w:pPr>
+        <w:pStyle w:val="Heading2"/>
+      </w:pPr>
+      <w:r>
+        <w:t>Picture response</w:t>
+      </w:r>
+    </w:p>
+    <w:p>
+      <w:pPr>
+        <w:pStyle w:val="ListBullet"/>
+      </w:pPr>
+      <w:r>
+        <w:t>Explain what each text, keyboard and assistive-technology change adds to the feedback. Why does changing the red circle to orange alone not solve the communication barrier?</w:t>
+      </w:r>
+    </w:p>
+    <w:p>
+      <w:pPr>
         <w:pStyle w:val="Heading3"/>
       </w:pPr>
       <w:r>
-        <w:t>Check your reasoning</w:t>
-      </w:r>
-    </w:p>
-    <w:p>
-      <w:pPr>
-        <w:spacing w:line="336" w:lineRule="auto" w:after="180"/>
-      </w:pPr>
-      <w:r>
-        <w:rPr>
-          <w:b w:val="0"/>
-        </w:rPr>
-        <w:t>Use the worked case for Accessibility and user feedback. Proposed explanation: “The worked result establishes every future case”. Decide whether this explanation is supported.</w:t>
-      </w:r>
-    </w:p>
-    <w:p>
-      <w:pPr>
-        <w:spacing w:line="336" w:lineRule="auto" w:after="180"/>
-      </w:pPr>
-      <w:r>
-        <w:rPr>
-          <w:b w:val="0"/>
-        </w:rPr>
-        <w:t>Point to the step or supplied fact that decides; explain your repair if needed.</w:t>
-      </w:r>
-    </w:p>
-    <w:p>
-      <w:pPr>
-        <w:spacing w:line="336" w:lineRule="auto" w:after="180"/>
-      </w:pPr>
-      <w:r>
-        <w:rPr>
-          <w:b w:val="0"/>
-        </w:rPr>
-        <w:t>Answer on your own before discussion. If you are unsure, say which step you need help with.</w:t>
-      </w:r>
-    </w:p>
-    <w:p>
-      <w:pPr>
-        <w:pStyle w:val="Heading3"/>
-      </w:pPr>
-      <w:r>
-        <w:t>Explain the picture</w:t>
-      </w:r>
-    </w:p>
-    <w:p>
-      <w:pPr>
-        <w:spacing w:line="336" w:lineRule="auto" w:after="180"/>
-        <w:shd w:fill="F5F1FB"/>
-      </w:pPr>
-      <w:r>
-        <w:rPr>
-          <w:b w:val="0"/>
-        </w:rPr>
-        <w:t>Explain what each text, keyboard and assistive-technology change adds to the feedback. Why does changing the red circle to orange alone not solve the communication barrier?</w:t>
-      </w:r>
-    </w:p>
-    <w:p>
-      <w:pPr>
-        <w:pStyle w:val="Heading3"/>
-      </w:pPr>
-      <w:r>
         <w:t>My explanation using a pictured step and the given facts</w:t>
       </w:r>
     </w:p>
@@ -1768,6 +2467,14 @@
     <w:p>
       <w:r>
         <w:t>________________________________________________________________</w:t>
+      </w:r>
+    </w:p>
+    <w:p>
+      <w:pPr>
+        <w:pStyle w:val="Heading2"/>
+      </w:pPr>
+      <w:r>
+        <w:t>Reserve the selected mouse-only timeout case</w:t>
       </w:r>
     </w:p>
     <w:p>
@@ -1783,23 +2490,55 @@
     </w:p>
     <w:p>
       <w:pPr>
+        <w:pStyle w:val="Heading2"/>
+      </w:pPr>
+      <w:r>
+        <w:t>Earlier wording, alternatives and picture transcripts · reference / check after trying</w:t>
+      </w:r>
+    </w:p>
+    <w:p>
+      <w:pPr>
+        <w:pStyle w:val="Heading3"/>
+      </w:pPr>
+      <w:r>
+        <w:t>Practise with less help: Trace the worked case</w:t>
+      </w:r>
+    </w:p>
+    <w:p>
+      <w:pPr>
+        <w:pStyle w:val="Heading3"/>
+      </w:pPr>
+      <w:r>
+        <w:t>Check your reasoning</w:t>
+      </w:r>
+    </w:p>
+    <w:p>
+      <w:pPr>
+        <w:pStyle w:val="Heading3"/>
+      </w:pPr>
+      <w:r>
+        <w:t>Explain the picture</w:t>
+      </w:r>
+    </w:p>
+    <w:p>
+      <w:pPr>
         <w:pStyle w:val="Heading1"/>
       </w:pPr>
       <w:r>
-        <w:t>09. Run the investigation</w:t>
-      </w:r>
-    </w:p>
-    <w:p>
-      <w:r>
-        <w:t>Investigate Accessibility and user feedback. Record the prediction, actual observation or labelled paper trace, explanation and next test separately.</w:t>
-      </w:r>
-    </w:p>
-    <w:p>
-      <w:pPr>
-        <w:pStyle w:val="Heading3"/>
-      </w:pPr>
-      <w:r>
-        <w:t>Predict, investigate and preserve the evidence</w:t>
+        <w:t>09. Inspect a complete form task from invalid input to recovery</w:t>
+      </w:r>
+    </w:p>
+    <w:p>
+      <w:r>
+        <w:t>Use paper annotations honestly when no actual interface is available.</w:t>
+      </w:r>
+    </w:p>
+    <w:p>
+      <w:pPr>
+        <w:pStyle w:val="Heading2"/>
+      </w:pPr>
+      <w:r>
+        <w:t>Current red-only room-form investigation</w:t>
       </w:r>
     </w:p>
     <w:p>
@@ -1811,6 +2550,264 @@
           <w:b w:val="0"/>
         </w:rPr>
         <w:t>An invalid room is marked only by a red border; no text error or associated label is provided. Show the intermediate steps and give the conclusion with its scope.</w:t>
+      </w:r>
+    </w:p>
+    <w:p>
+      <w:pPr>
+        <w:pStyle w:val="Heading2"/>
+      </w:pPr>
+      <w:r>
+        <w:t>Complete supplied inputs and inspection protocol</w:t>
+      </w:r>
+    </w:p>
+    <w:tbl>
+      <w:tblPr>
+        <w:tblStyle w:val="LightShading-Accent1"/>
+        <w:tblW w:type="auto" w:w="0"/>
+        <w:tblLook w:firstColumn="1" w:firstRow="1" w:lastColumn="0" w:lastRow="0" w:noHBand="0" w:noVBand="1" w:val="04A0"/>
+      </w:tblPr>
+      <w:tblGrid>
+        <w:gridCol w:w="5112"/>
+        <w:gridCol w:w="5112"/>
+      </w:tblGrid>
+      <w:tr>
+        <w:trPr>
+          <w:tblHeader/>
+        </w:trPr>
+        <w:tc>
+          <w:tcPr>
+            <w:tcW w:type="dxa" w:w="5112"/>
+          </w:tcPr>
+          <w:p>
+            <w:r>
+              <w:t>Investigation step</w:t>
+            </w:r>
+          </w:p>
+        </w:tc>
+        <w:tc>
+          <w:tcPr>
+            <w:tcW w:type="dxa" w:w="5112"/>
+          </w:tcPr>
+          <w:p>
+            <w:r>
+              <w:t>Complete task and expected evidence</w:t>
+            </w:r>
+          </w:p>
+        </w:tc>
+      </w:tr>
+      <w:tr>
+        <w:tc>
+          <w:tcPr>
+            <w:tcW w:type="dxa" w:w="5112"/>
+          </w:tcPr>
+          <w:p>
+            <w:r>
+              <w:t>Prepare a paper or approved local mock</w:t>
+            </w:r>
+          </w:p>
+        </w:tc>
+        <w:tc>
+          <w:tcPr>
+            <w:tcW w:type="dxa" w:w="5112"/>
+          </w:tcPr>
+          <w:p>
+            <w:r>
+              <w:t>One Room ID field, exact format rule, named native submit button; no live booking</w:t>
+            </w:r>
+          </w:p>
+        </w:tc>
+      </w:tr>
+      <w:tr>
+        <w:tc>
+          <w:tcPr>
+            <w:tcW w:type="dxa" w:w="5112"/>
+          </w:tcPr>
+          <w:p>
+            <w:r>
+              <w:t>Before the repair</w:t>
+            </w:r>
+          </w:p>
+        </w:tc>
+        <w:tc>
+          <w:tcPr>
+            <w:tcW w:type="dxa" w:w="5112"/>
+          </w:tcPr>
+          <w:p>
+            <w:r>
+              <w:t>Describe the red-only/no-label barrier; do not ask a learner to infer colour meaning</w:t>
+            </w:r>
+          </w:p>
+        </w:tc>
+      </w:tr>
+      <w:tr>
+        <w:tc>
+          <w:tcPr>
+            <w:tcW w:type="dxa" w:w="5112"/>
+          </w:tcPr>
+          <w:p>
+            <w:r>
+              <w:t>Design the repair</w:t>
+            </w:r>
+          </w:p>
+        </w:tc>
+        <w:tc>
+          <w:tcPr>
+            <w:tcW w:type="dxa" w:w="5112"/>
+          </w:tcPr>
+          <w:p>
+            <w:r>
+              <w:t>Show visible label, exact error text, field/error association and a keyboard-operable correction path</w:t>
+            </w:r>
+          </w:p>
+        </w:tc>
+      </w:tr>
+      <w:tr>
+        <w:tc>
+          <w:tcPr>
+            <w:tcW w:type="dxa" w:w="5112"/>
+          </w:tcPr>
+          <w:p>
+            <w:r>
+              <w:t>Trace a1</w:t>
+            </w:r>
+          </w:p>
+        </w:tc>
+        <w:tc>
+          <w:tcPr>
+            <w:tcW w:type="dxa" w:w="5112"/>
+          </w:tcPr>
+          <w:p>
+            <w:r>
+              <w:t>Format invalid; show associated correction, expose invalid state, preserve permitted input</w:t>
+            </w:r>
+          </w:p>
+        </w:tc>
+      </w:tr>
+      <w:tr>
+        <w:tc>
+          <w:tcPr>
+            <w:tcW w:type="dxa" w:w="5112"/>
+          </w:tcPr>
+          <w:p>
+            <w:r>
+              <w:t>Trace A1</w:t>
+            </w:r>
+          </w:p>
+        </w:tc>
+        <w:tc>
+          <w:tcPr>
+            <w:tcW w:type="dxa" w:w="5112"/>
+          </w:tcPr>
+          <w:p>
+            <w:r>
+              <w:t>Format accepted; clear old format error and invalid state; do not claim room exists or is booked</w:t>
+            </w:r>
+          </w:p>
+        </w:tc>
+      </w:tr>
+      <w:tr>
+        <w:tc>
+          <w:tcPr>
+            <w:tcW w:type="dxa" w:w="5112"/>
+          </w:tcPr>
+          <w:p>
+            <w:r>
+              <w:t>Check interaction if a real mock is available</w:t>
+            </w:r>
+          </w:p>
+        </w:tc>
+        <w:tc>
+          <w:tcPr>
+            <w:tcW w:type="dxa" w:w="5112"/>
+          </w:tcPr>
+          <w:p>
+            <w:r>
+              <w:t>Keyboard forward/back, activation, visible focus, zoom/reflow and relevant assistive-technology behavior</w:t>
+            </w:r>
+          </w:p>
+        </w:tc>
+      </w:tr>
+      <w:tr>
+        <w:tc>
+          <w:tcPr>
+            <w:tcW w:type="dxa" w:w="5112"/>
+          </w:tcPr>
+          <w:p>
+            <w:r>
+              <w:t>Paper-only route</w:t>
+            </w:r>
+          </w:p>
+        </w:tc>
+        <w:tc>
+          <w:tcPr>
+            <w:tcW w:type="dxa" w:w="5112"/>
+          </w:tcPr>
+          <w:p>
+            <w:r>
+              <w:t>Annotate intended names/states/focus and label actual browser/assistive tests not run</w:t>
+            </w:r>
+          </w:p>
+        </w:tc>
+      </w:tr>
+      <w:tr>
+        <w:tc>
+          <w:tcPr>
+            <w:tcW w:type="dxa" w:w="5112"/>
+          </w:tcPr>
+          <w:p>
+            <w:r>
+              <w:t>Save evidence</w:t>
+            </w:r>
+          </w:p>
+        </w:tc>
+        <w:tc>
+          <w:tcPr>
+            <w:tcW w:type="dxa" w:w="5112"/>
+          </w:tcPr>
+          <w:p>
+            <w:r>
+              <w:t>Tested setup, observation, barrier, repair, unresolved checks; no sensitive learner records</w:t>
+            </w:r>
+          </w:p>
+        </w:tc>
+      </w:tr>
+    </w:tbl>
+    <w:p>
+      <w:pPr>
+        <w:pStyle w:val="Heading2"/>
+      </w:pPr>
+      <w:r>
+        <w:t>Expected evidence and paper/mock distinction</w:t>
+      </w:r>
+    </w:p>
+    <w:p>
+      <w:pPr>
+        <w:spacing w:line="336" w:lineRule="auto" w:after="180"/>
+      </w:pPr>
+      <w:r>
+        <w:rPr>
+          <w:b w:val="0"/>
+        </w:rPr>
+        <w:t>This is a complete design-and-inspection investigation, not a Python execution exercise. Use the supplied A1/a1 room-format inputs and create an annotated paper mock or an approved local form. Explain which visible and programmatic parts communicate the error and how a keyboard user can correct it. If you do not run an actual interface, record keyboard, zoom and assistive-technology observations as “not run”.</w:t>
+      </w:r>
+    </w:p>
+    <w:p>
+      <w:pPr>
+        <w:spacing w:line="336" w:lineRule="auto" w:after="180"/>
+      </w:pPr>
+      <w:r>
+        <w:rPr>
+          <w:b w:val="0"/>
+        </w:rPr>
+        <w:t>Do not turn expected behavior into a test result or claim user evaluation from a diagram. No private content or live booking service is needed.</w:t>
+      </w:r>
+    </w:p>
+    <w:p>
+      <w:pPr>
+        <w:pStyle w:val="Heading2"/>
+      </w:pPr>
+      <w:r>
+        <w:t>Evidence ledger and reflection</w:t>
       </w:r>
     </w:p>
     <w:tbl>
@@ -1962,14 +2959,6 @@
     </w:p>
     <w:p>
       <w:pPr>
-        <w:pStyle w:val="Heading3"/>
-      </w:pPr>
-      <w:r>
-        <w:t>Plan → try → check</w:t>
-      </w:r>
-    </w:p>
-    <w:p>
-      <w:pPr>
         <w:spacing w:line="336" w:lineRule="auto" w:after="180"/>
       </w:pPr>
       <w:r>
@@ -1981,23 +2970,47 @@
     </w:p>
     <w:p>
       <w:pPr>
+        <w:pStyle w:val="Heading2"/>
+      </w:pPr>
+      <w:r>
+        <w:t>Earlier wording, alternatives and picture transcripts · reference / check after trying</w:t>
+      </w:r>
+    </w:p>
+    <w:p>
+      <w:pPr>
+        <w:pStyle w:val="Heading3"/>
+      </w:pPr>
+      <w:r>
+        <w:t>Predict, investigate and preserve the evidence</w:t>
+      </w:r>
+    </w:p>
+    <w:p>
+      <w:pPr>
+        <w:pStyle w:val="Heading3"/>
+      </w:pPr>
+      <w:r>
+        <w:t>Plan → try → check</w:t>
+      </w:r>
+    </w:p>
+    <w:p>
+      <w:pPr>
         <w:pStyle w:val="Heading1"/>
       </w:pPr>
       <w:r>
-        <w:t>10. Build your understanding</w:t>
-      </w:r>
-    </w:p>
-    <w:p>
-      <w:r>
-        <w:t>Move from recall to tracing, diagnosis and transfer in Accessibility and user feedback. Explain why each step is justified.</w:t>
-      </w:r>
-    </w:p>
-    <w:p>
-      <w:pPr>
-        <w:pStyle w:val="Heading3"/>
-      </w:pPr>
-      <w:r>
-        <w:t>Explain → apply → challenge</w:t>
+        <w:t>14. Try alone: keyboard submission and recoverable timeout</w:t>
+      </w:r>
+    </w:p>
+    <w:p>
+      <w:r>
+        <w:t>Propose two concrete improvements and how you would check each.</w:t>
+      </w:r>
+    </w:p>
+    <w:p>
+      <w:pPr>
+        <w:pStyle w:val="Heading2"/>
+      </w:pPr>
+      <w:r>
+        <w:t>Complete selected independent task</w:t>
       </w:r>
     </w:p>
     <w:p>
@@ -2008,19 +3021,7 @@
         <w:rPr>
           <w:b w:val="0"/>
         </w:rPr>
-        <w:t xml:space="preserve">Explain the weekly </w:t>
-      </w:r>
-      <w:r>
-        <w:rPr>
-          <w:b/>
-        </w:rPr>
-        <w:t>mechanism</w:t>
-      </w:r>
-      <w:r>
-        <w:rPr>
-          <w:b w:val="0"/>
-        </w:rPr>
-        <w:t xml:space="preserve"> in your own words. Use the worked scenario to name its </w:t>
+        <w:t xml:space="preserve">Submit is mouse-only; timeout replaces the entire form and loses </w:t>
       </w:r>
       <w:r>
         <w:rPr>
@@ -2032,19 +3033,194 @@
         <w:rPr>
           <w:b w:val="0"/>
         </w:rPr>
-        <w:t xml:space="preserve">, decision rule and </w:t>
+        <w:t>. Propose two concrete improvements.</w:t>
+      </w:r>
+    </w:p>
+    <w:p>
+      <w:pPr>
+        <w:pStyle w:val="Heading2"/>
+      </w:pPr>
+      <w:r>
+        <w:t>First attempt and support record</w:t>
+      </w:r>
+    </w:p>
+    <w:p>
+      <w:pPr>
+        <w:pStyle w:val="Heading3"/>
+      </w:pPr>
+      <w:r>
+        <w:t>My independent explanation, trace and limits</w:t>
+      </w:r>
+    </w:p>
+    <w:p>
+      <w:r>
+        <w:t>________________________________________________________________</w:t>
+      </w:r>
+    </w:p>
+    <w:p>
+      <w:r>
+        <w:t>________________________________________________________________</w:t>
+      </w:r>
+    </w:p>
+    <w:p>
+      <w:r>
+        <w:t>________________________________________________________________</w:t>
+      </w:r>
+    </w:p>
+    <w:p>
+      <w:r>
+        <w:t>________________________________________________________________</w:t>
+      </w:r>
+    </w:p>
+    <w:p>
+      <w:r>
+        <w:t>________________________________________________________________</w:t>
+      </w:r>
+    </w:p>
+    <w:p>
+      <w:r>
+        <w:t>________________________________________________________________</w:t>
+      </w:r>
+    </w:p>
+    <w:p>
+      <w:r>
+        <w:t>________________________________________________________________</w:t>
+      </w:r>
+    </w:p>
+    <w:p>
+      <w:pPr>
+        <w:spacing w:line="336" w:lineRule="auto" w:after="180"/>
+      </w:pPr>
+      <w:r>
+        <w:rPr>
+          <w:b w:val="0"/>
+        </w:rPr>
+        <w:t>Attempt this case before feedback. Record any help. Earlier examples below are further practice; a case already practised with feedback cannot establish fresh transfer.</w:t>
+      </w:r>
+    </w:p>
+    <w:p>
+      <w:pPr>
+        <w:pStyle w:val="Heading2"/>
+      </w:pPr>
+      <w:r>
+        <w:t>Feedback after trying</w:t>
+      </w:r>
+    </w:p>
+    <w:p>
+      <w:pPr>
+        <w:spacing w:line="336" w:lineRule="auto" w:after="180"/>
+      </w:pPr>
+      <w:r>
+        <w:rPr>
+          <w:b w:val="0"/>
+        </w:rPr>
+        <w:t>Attempt the independent case before hints. Record whether you worked alone, used a hint or followed a model. After feedback, fix the first unsupported step and explain why it changed.</w:t>
+      </w:r>
+    </w:p>
+    <w:p>
+      <w:pPr>
+        <w:spacing w:line="336" w:lineRule="auto" w:after="180"/>
+      </w:pPr>
+      <w:r>
+        <w:rPr>
+          <w:b w:val="0"/>
+        </w:rPr>
+        <w:t>A later check uses a changed case, not a copied answer.</w:t>
+      </w:r>
+    </w:p>
+    <w:p>
+      <w:pPr>
+        <w:pStyle w:val="Heading2"/>
+      </w:pPr>
+      <w:r>
+        <w:t>Earlier wording, alternatives and picture transcripts · reference / check after trying</w:t>
+      </w:r>
+    </w:p>
+    <w:p>
+      <w:pPr>
+        <w:pStyle w:val="Heading3"/>
+      </w:pPr>
+      <w:r>
+        <w:t>Independent case: Apply a new case independently</w:t>
+      </w:r>
+    </w:p>
+    <w:p>
+      <w:pPr>
+        <w:pStyle w:val="Heading3"/>
+      </w:pPr>
+      <w:r>
+        <w:t>Attempt this without hints</w:t>
+      </w:r>
+    </w:p>
+    <w:p>
+      <w:pPr>
+        <w:spacing w:line="336" w:lineRule="auto" w:after="180"/>
+      </w:pPr>
+      <w:r>
+        <w:rPr>
+          <w:b w:val="0"/>
+        </w:rPr>
+        <w:t xml:space="preserve">Submit is mouse-only; timeout replaces the entire form and loses </w:t>
       </w:r>
       <w:r>
         <w:rPr>
           <w:b/>
         </w:rPr>
-        <w:t>output</w:t>
+        <w:t>input</w:t>
       </w:r>
       <w:r>
         <w:rPr>
           <w:b w:val="0"/>
         </w:rPr>
-        <w:t>.</w:t>
+        <w:t>. Propose two concrete improvements.</w:t>
+      </w:r>
+    </w:p>
+    <w:p>
+      <w:pPr>
+        <w:pStyle w:val="Heading3"/>
+      </w:pPr>
+      <w:r>
+        <w:t>My independent procedure, result and limitation</w:t>
+      </w:r>
+    </w:p>
+    <w:p>
+      <w:r>
+        <w:t>________________________________________________________________</w:t>
+      </w:r>
+    </w:p>
+    <w:p>
+      <w:r>
+        <w:t>________________________________________________________________</w:t>
+      </w:r>
+    </w:p>
+    <w:p>
+      <w:r>
+        <w:t>________________________________________________________________</w:t>
+      </w:r>
+    </w:p>
+    <w:p>
+      <w:r>
+        <w:t>________________________________________________________________</w:t>
+      </w:r>
+    </w:p>
+    <w:p>
+      <w:r>
+        <w:t>________________________________________________________________</w:t>
+      </w:r>
+    </w:p>
+    <w:p>
+      <w:r>
+        <w:t>________________________________________________________________</w:t>
+      </w:r>
+    </w:p>
+    <w:p>
+      <w:r>
+        <w:t>________________________________________________________________</w:t>
+      </w:r>
+    </w:p>
+    <w:p>
+      <w:r>
+        <w:t>________________________________________________________________</w:t>
       </w:r>
     </w:p>
     <w:p>
@@ -2055,40 +3231,7 @@
         <w:rPr>
           <w:b w:val="0"/>
         </w:rPr>
-        <w:t>A report omits this qualification: Accessibility requirements need real interaction checks and appropriate user feedback; a checklist alone is incomplete.</w:t>
-      </w:r>
-    </w:p>
-    <w:p>
-      <w:pPr>
-        <w:spacing w:line="336" w:lineRule="auto" w:after="180"/>
-      </w:pPr>
-      <w:r>
-        <w:rPr>
-          <w:b w:val="0"/>
-        </w:rPr>
-        <w:t>Explain how omitting it could change a reader's interpretation, and write an accurate replacement.</w:t>
-      </w:r>
-    </w:p>
-    <w:p>
-      <w:pPr>
-        <w:spacing w:line="336" w:lineRule="auto" w:after="180"/>
-      </w:pPr>
-      <w:r>
-        <w:rPr>
-          <w:b w:val="0"/>
-        </w:rPr>
-        <w:t>For the worked scenario, propose one additional case that could reveal a failure, describe its expected outcome before running it, and explain what would need to remain fixed for a fair comparison.</w:t>
-      </w:r>
-    </w:p>
-    <w:p>
-      <w:pPr>
-        <w:spacing w:line="336" w:lineRule="auto" w:after="180"/>
-      </w:pPr>
-      <w:r>
-        <w:rPr>
-          <w:b w:val="0"/>
-        </w:rPr>
-        <w:t>Do not reuse W4 as a new final test after receiving feedback.</w:t>
+        <w:t>Record support used: none, hint or teacher explanation. After feedback, a different case is needed to demonstrate independence.</w:t>
       </w:r>
     </w:p>
     <w:p>
@@ -2096,32 +3239,7 @@
         <w:pStyle w:val="Heading3"/>
       </w:pPr>
       <w:r>
-        <w:t>Explain which evidence supports your conclusion and which claim remains unproved.</w:t>
-      </w:r>
-    </w:p>
-    <w:p>
-      <w:r>
-        <w:t>________________________________________________________________</w:t>
-      </w:r>
-    </w:p>
-    <w:p>
-      <w:r>
-        <w:t>________________________________________________________________</w:t>
-      </w:r>
-    </w:p>
-    <w:p>
-      <w:r>
-        <w:t>________________________________________________________________</w:t>
-      </w:r>
-    </w:p>
-    <w:p>
-      <w:r>
-        <w:t>________________________________________________________________</w:t>
-      </w:r>
-    </w:p>
-    <w:p>
-      <w:r>
-        <w:t>________________________________________________________________</w:t>
+        <w:t>Use feedback to improve</w:t>
       </w:r>
     </w:p>
     <w:p>
@@ -2129,12 +3247,20 @@
         <w:pStyle w:val="Heading1"/>
       </w:pPr>
       <w:r>
-        <w:t>11. Connect your project</w:t>
-      </w:r>
-    </w:p>
-    <w:p>
-      <w:r>
-        <w:t>Apply this week’s idea to Grounded Learning Service. Keep an annotated decision and the evidence supporting it.</w:t>
+        <w:t>11. Save barriers, concrete repairs and observed test conditions</w:t>
+      </w:r>
+    </w:p>
+    <w:p>
+      <w:r>
+        <w:t>Keep proposed behavior separate from completed interface or user checks.</w:t>
+      </w:r>
+    </w:p>
+    <w:p>
+      <w:pPr>
+        <w:pStyle w:val="Heading2"/>
+      </w:pPr>
+      <w:r>
+        <w:t>Project task and artifact</w:t>
       </w:r>
     </w:p>
     <w:p>
@@ -2325,10 +3451,10 @@
     </w:tbl>
     <w:p>
       <w:pPr>
-        <w:pStyle w:val="Heading3"/>
-      </w:pPr>
-      <w:r>
-        <w:t>Evidence for your project</w:t>
+        <w:pStyle w:val="Heading2"/>
+      </w:pPr>
+      <w:r>
+        <w:t>Actual inspection or paper trace and limitations</w:t>
       </w:r>
     </w:p>
     <w:p>
@@ -2356,15 +3482,88 @@
     </w:p>
     <w:p>
       <w:pPr>
+        <w:pStyle w:val="Heading2"/>
+      </w:pPr>
+      <w:r>
+        <w:t>Earlier wording, alternatives and picture transcripts · reference / check after trying</w:t>
+      </w:r>
+    </w:p>
+    <w:p>
+      <w:pPr>
+        <w:pStyle w:val="Heading3"/>
+      </w:pPr>
+      <w:r>
+        <w:t>Evidence for your project</w:t>
+      </w:r>
+    </w:p>
+    <w:p>
+      <w:pPr>
         <w:pStyle w:val="Heading1"/>
       </w:pPr>
       <w:r>
-        <w:t>12. Show what you know</w:t>
-      </w:r>
-    </w:p>
-    <w:p>
-      <w:r>
-        <w:t>Use a genuinely new case for independent evidence. Previously discussed examples remain practice; use the separately named independent case before feedback.</w:t>
+        <w:t>16. Explain the meaning, action and evidence behind your repair</w:t>
+      </w:r>
+    </w:p>
+    <w:p>
+      <w:r>
+        <w:t>State which checks remain unperformed.</w:t>
+      </w:r>
+    </w:p>
+    <w:p>
+      <w:pPr>
+        <w:pStyle w:val="Heading2"/>
+      </w:pPr>
+      <w:r>
+        <w:t>Retrieve and explain</w:t>
+      </w:r>
+    </w:p>
+    <w:p>
+      <w:pPr>
+        <w:pStyle w:val="ListBullet"/>
+      </w:pPr>
+      <w:r>
+        <w:t>Close your notes. Explain this goal in your own words: Explain the mechanism and terminology of accessibility and user feedback</w:t>
+      </w:r>
+    </w:p>
+    <w:p>
+      <w:pPr>
+        <w:pStyle w:val="Heading3"/>
+      </w:pPr>
+      <w:r>
+        <w:t>My deciding step, evidence and one remaining question</w:t>
+      </w:r>
+    </w:p>
+    <w:p>
+      <w:r>
+        <w:t>________________________________________________________________</w:t>
+      </w:r>
+    </w:p>
+    <w:p>
+      <w:r>
+        <w:t>________________________________________________________________</w:t>
+      </w:r>
+    </w:p>
+    <w:p>
+      <w:r>
+        <w:t>________________________________________________________________</w:t>
+      </w:r>
+    </w:p>
+    <w:p>
+      <w:r>
+        <w:t>________________________________________________________________</w:t>
+      </w:r>
+    </w:p>
+    <w:p>
+      <w:r>
+        <w:t>________________________________________________________________</w:t>
+      </w:r>
+    </w:p>
+    <w:p>
+      <w:pPr>
+        <w:pStyle w:val="Heading2"/>
+      </w:pPr>
+      <w:r>
+        <w:t>Plan a changed-case return</w:t>
       </w:r>
     </w:p>
     <w:p>
@@ -2375,62 +3574,31 @@
         <w:rPr>
           <w:b w:val="0"/>
         </w:rPr>
-        <w:t>Complete the supported workbook tasks before attempting W4 independently. Record any hints or help used. After feedback, use the teacher's fresh retry rather than copying the earlier answer.</w:t>
-      </w:r>
-    </w:p>
-    <w:p>
-      <w:pPr>
-        <w:spacing w:line="336" w:lineRule="auto" w:after="180"/>
-      </w:pPr>
+        <w:t xml:space="preserve">If you are unsure, return to the worked picture and explain one arrow. If you are ready, change an </w:t>
+      </w:r>
+      <w:r>
+        <w:rPr>
+          <w:b/>
+        </w:rPr>
+        <w:t>input</w:t>
+      </w:r>
       <w:r>
         <w:rPr>
           <w:b w:val="0"/>
         </w:rPr>
-        <w:t>For a project, select a relevant new case, predict the outcome from the declared rule and preserve the result alongside any revision.</w:t>
-      </w:r>
-    </w:p>
-    <w:p>
-      <w:pPr>
-        <w:pStyle w:val="Heading3"/>
-      </w:pPr>
-      <w:r>
-        <w:t>Exit: propose one revealing change to the worked scenario. State the expected outcome and the evidence that would make you revise your explanation.</w:t>
-      </w:r>
-    </w:p>
-    <w:p>
-      <w:r>
-        <w:t>________________________________________________________________</w:t>
-      </w:r>
-    </w:p>
-    <w:p>
-      <w:r>
-        <w:t>________________________________________________________________</w:t>
-      </w:r>
-    </w:p>
-    <w:p>
-      <w:r>
-        <w:t>________________________________________________________________</w:t>
-      </w:r>
-    </w:p>
-    <w:p>
-      <w:r>
-        <w:t>________________________________________________________________</w:t>
-      </w:r>
-    </w:p>
-    <w:p>
-      <w:r>
-        <w:t>________________________________________________________________</w:t>
-      </w:r>
-    </w:p>
-    <w:p>
-      <w:pPr>
-        <w:spacing w:line="336" w:lineRule="auto" w:after="180"/>
-      </w:pPr>
+        <w:t xml:space="preserve"> or assumption and justify your </w:t>
+      </w:r>
+      <w:r>
+        <w:rPr>
+          <w:b/>
+        </w:rPr>
+        <w:t>prediction</w:t>
+      </w:r>
       <w:r>
         <w:rPr>
           <w:b w:val="0"/>
         </w:rPr>
-        <w:t>For the worked scenario, propose one additional case that could reveal a failure, describe its expected outcome before running it, and explain what would need to remain fixed for a fair comparison.</w:t>
+        <w:t>.</w:t>
       </w:r>
     </w:p>
     <w:p>
@@ -2441,14 +3609,336 @@
         <w:rPr>
           <w:b w:val="0"/>
         </w:rPr>
-        <w:t>Do not reuse W4 as a new final test after receiving feedback.</w:t>
-      </w:r>
-    </w:p>
+        <w:t xml:space="preserve">Save your workbook </w:t>
+      </w:r>
+      <w:r>
+        <w:rPr>
+          <w:b/>
+        </w:rPr>
+        <w:t>evidence</w:t>
+      </w:r>
+      <w:r>
+        <w:rPr>
+          <w:b w:val="0"/>
+        </w:rPr>
+        <w:t>. At the next review, try a different case before opening your old answer.</w:t>
+      </w:r>
+    </w:p>
+    <w:p>
+      <w:pPr>
+        <w:pStyle w:val="Heading1"/>
+      </w:pPr>
+      <w:r>
+        <w:t>Reference bank and extra practice</w:t>
+      </w:r>
+    </w:p>
+    <w:p>
+      <w:pPr>
+        <w:pStyle w:val="Heading1"/>
+      </w:pPr>
+      <w:r>
+        <w:t>05. Reference · Use service vocabulary precisely</w:t>
+      </w:r>
+    </w:p>
+    <w:p>
+      <w:r>
+        <w:t>Connect each term to an input, operation, evidence source or outcome.</w:t>
+      </w:r>
+    </w:p>
+    <w:p>
+      <w:pPr>
+        <w:pStyle w:val="Heading2"/>
+      </w:pPr>
+      <w:r>
+        <w:t>Vocabulary and your explanation</w:t>
+      </w:r>
+    </w:p>
+    <w:tbl>
+      <w:tblPr>
+        <w:tblStyle w:val="LightShading-Accent1"/>
+        <w:tblW w:type="auto" w:w="0"/>
+        <w:tblLook w:firstColumn="1" w:firstRow="1" w:lastColumn="0" w:lastRow="0" w:noHBand="0" w:noVBand="1" w:val="04A0"/>
+      </w:tblPr>
+      <w:tblGrid>
+        <w:gridCol w:w="5112"/>
+        <w:gridCol w:w="5112"/>
+      </w:tblGrid>
+      <w:tr>
+        <w:trPr>
+          <w:tblHeader/>
+        </w:trPr>
+        <w:tc>
+          <w:tcPr>
+            <w:tcW w:type="dxa" w:w="5112"/>
+          </w:tcPr>
+          <w:p>
+            <w:r>
+              <w:t>Word</w:t>
+            </w:r>
+          </w:p>
+        </w:tc>
+        <w:tc>
+          <w:tcPr>
+            <w:tcW w:type="dxa" w:w="5112"/>
+          </w:tcPr>
+          <w:p>
+            <w:r>
+              <w:t>Meaning</w:t>
+            </w:r>
+          </w:p>
+        </w:tc>
+      </w:tr>
+      <w:tr>
+        <w:tc>
+          <w:tcPr>
+            <w:tcW w:type="dxa" w:w="5112"/>
+          </w:tcPr>
+          <w:p>
+            <w:r>
+              <w:t>Accessible label</w:t>
+            </w:r>
+          </w:p>
+        </w:tc>
+        <w:tc>
+          <w:tcPr>
+            <w:tcW w:type="dxa" w:w="5112"/>
+          </w:tcPr>
+          <w:p>
+            <w:r>
+              <w:t>Text identifying a control's purpose</w:t>
+            </w:r>
+          </w:p>
+        </w:tc>
+      </w:tr>
+      <w:tr>
+        <w:tc>
+          <w:tcPr>
+            <w:tcW w:type="dxa" w:w="5112"/>
+          </w:tcPr>
+          <w:p>
+            <w:r>
+              <w:t>Focus order</w:t>
+            </w:r>
+          </w:p>
+        </w:tc>
+        <w:tc>
+          <w:tcPr>
+            <w:tcW w:type="dxa" w:w="5112"/>
+          </w:tcPr>
+          <w:p>
+            <w:r>
+              <w:t>The sequence of keyboard navigation</w:t>
+            </w:r>
+          </w:p>
+        </w:tc>
+      </w:tr>
+      <w:tr>
+        <w:tc>
+          <w:tcPr>
+            <w:tcW w:type="dxa" w:w="5112"/>
+          </w:tcPr>
+          <w:p>
+            <w:r>
+              <w:t>Actionable error</w:t>
+            </w:r>
+          </w:p>
+        </w:tc>
+        <w:tc>
+          <w:tcPr>
+            <w:tcW w:type="dxa" w:w="5112"/>
+          </w:tcPr>
+          <w:p>
+            <w:r>
+              <w:t>A message explaining how to recover</w:t>
+            </w:r>
+          </w:p>
+        </w:tc>
+      </w:tr>
+    </w:tbl>
     <w:p>
       <w:pPr>
         <w:pStyle w:val="Heading3"/>
       </w:pPr>
       <w:r>
+        <w:t>Use two terms to explain a step in this week’s example.</w:t>
+      </w:r>
+    </w:p>
+    <w:p>
+      <w:r>
+        <w:t>________________________________________________________________</w:t>
+      </w:r>
+    </w:p>
+    <w:p>
+      <w:r>
+        <w:t>________________________________________________________________</w:t>
+      </w:r>
+    </w:p>
+    <w:p>
+      <w:r>
+        <w:t>________________________________________________________________</w:t>
+      </w:r>
+    </w:p>
+    <w:p>
+      <w:pPr>
+        <w:pStyle w:val="Heading1"/>
+      </w:pPr>
+      <w:r>
+        <w:t>10. Extra challenge · Explain a stronger case</w:t>
+      </w:r>
+    </w:p>
+    <w:p>
+      <w:r>
+        <w:t>Choose the next challenge after the main route.</w:t>
+      </w:r>
+    </w:p>
+    <w:p>
+      <w:pPr>
+        <w:pStyle w:val="Heading2"/>
+      </w:pPr>
+      <w:r>
+        <w:t>Explain,repair and extend</w:t>
+      </w:r>
+    </w:p>
+    <w:p>
+      <w:pPr>
+        <w:pStyle w:val="Heading3"/>
+      </w:pPr>
+      <w:r>
+        <w:t>Explain → apply → challenge</w:t>
+      </w:r>
+    </w:p>
+    <w:p>
+      <w:pPr>
+        <w:pStyle w:val="ListBullet"/>
+      </w:pPr>
+      <w:r>
+        <w:t>Explain the weekly mechanism in your own words. Use the worked scenario to name its input, decision rule and output.</w:t>
+      </w:r>
+    </w:p>
+    <w:p>
+      <w:pPr>
+        <w:pStyle w:val="ListBullet"/>
+      </w:pPr>
+      <w:r>
+        <w:t>A report omits this qualification: Accessibility requirements need real interaction checks and appropriate user feedback; a checklist alone is incomplete. Explain how omitting it could change a reader's interpretation, and write an accurate replacement.</w:t>
+      </w:r>
+    </w:p>
+    <w:p>
+      <w:pPr>
+        <w:pStyle w:val="ListBullet"/>
+      </w:pPr>
+      <w:r>
+        <w:t>For the worked scenario, propose one additional case that could reveal a failure, describe its expected outcome before running it, and explain what would need to remain fixed for a fair comparison. Do not reuse W4 as a new final test after receiving feedback.</w:t>
+      </w:r>
+    </w:p>
+    <w:p>
+      <w:pPr>
+        <w:pStyle w:val="Heading3"/>
+      </w:pPr>
+      <w:r>
+        <w:t>Explain which evidence supports your conclusion and which claim remains unproved.</w:t>
+      </w:r>
+    </w:p>
+    <w:p>
+      <w:r>
+        <w:t>________________________________________________________________</w:t>
+      </w:r>
+    </w:p>
+    <w:p>
+      <w:r>
+        <w:t>________________________________________________________________</w:t>
+      </w:r>
+    </w:p>
+    <w:p>
+      <w:r>
+        <w:t>________________________________________________________________</w:t>
+      </w:r>
+    </w:p>
+    <w:p>
+      <w:r>
+        <w:t>________________________________________________________________</w:t>
+      </w:r>
+    </w:p>
+    <w:p>
+      <w:r>
+        <w:t>________________________________________________________________</w:t>
+      </w:r>
+    </w:p>
+    <w:p>
+      <w:pPr>
+        <w:pStyle w:val="Heading1"/>
+      </w:pPr>
+      <w:r>
+        <w:t>12. Reference · Check the service reasoning and its limits</w:t>
+      </w:r>
+    </w:p>
+    <w:p>
+      <w:r>
+        <w:t>Use after practice; keep the selected independent case for its first attempt.</w:t>
+      </w:r>
+    </w:p>
+    <w:p>
+      <w:pPr>
+        <w:pStyle w:val="Heading2"/>
+      </w:pPr>
+      <w:r>
+        <w:t>Current explanation and response</w:t>
+      </w:r>
+    </w:p>
+    <w:p>
+      <w:pPr>
+        <w:pStyle w:val="ListBullet"/>
+      </w:pPr>
+      <w:r>
+        <w:t>Complete the supported workbook tasks before attempting W4 independently. Record any hints or help used. After feedback, use the teacher's fresh retry rather than copying the earlier answer. For a project, select a relevant new case, predict the outcome from the declared rule and preserve the result alongside any revision.</w:t>
+      </w:r>
+    </w:p>
+    <w:p>
+      <w:pPr>
+        <w:pStyle w:val="Heading3"/>
+      </w:pPr>
+      <w:r>
+        <w:t>Exit: propose one revealing change to the worked scenario. State the expected outcome and the evidence that would make you revise your explanation.</w:t>
+      </w:r>
+    </w:p>
+    <w:p>
+      <w:r>
+        <w:t>________________________________________________________________</w:t>
+      </w:r>
+    </w:p>
+    <w:p>
+      <w:r>
+        <w:t>________________________________________________________________</w:t>
+      </w:r>
+    </w:p>
+    <w:p>
+      <w:r>
+        <w:t>________________________________________________________________</w:t>
+      </w:r>
+    </w:p>
+    <w:p>
+      <w:r>
+        <w:t>________________________________________________________________</w:t>
+      </w:r>
+    </w:p>
+    <w:p>
+      <w:r>
+        <w:t>________________________________________________________________</w:t>
+      </w:r>
+    </w:p>
+    <w:p>
+      <w:pPr>
+        <w:pStyle w:val="ListBullet"/>
+      </w:pPr>
+      <w:r>
+        <w:t>For the worked scenario, propose one additional case that could reveal a failure, describe its expected outcome before running it, and explain what would need to remain fixed for a fair comparison. Do not reuse W4 as a new final test after receiving feedback.</w:t>
+      </w:r>
+    </w:p>
+    <w:p>
+      <w:pPr>
+        <w:pStyle w:val="Heading3"/>
+      </w:pPr>
+      <w:r>
         <w:t>My limited claim and a useful next check</w:t>
       </w:r>
     </w:p>
@@ -2477,12 +3967,20 @@
         <w:pStyle w:val="Heading1"/>
       </w:pPr>
       <w:r>
-        <w:t>13. Study a complete case</w:t>
-      </w:r>
-    </w:p>
-    <w:p>
-      <w:r>
-        <w:t>Revisit the complete Accessibility and user feedback case for supported practice. Repeated examples do not become fresh assessments.</w:t>
+        <w:t>13. Extra practice · Revisit the complete trace</w:t>
+      </w:r>
+    </w:p>
+    <w:p>
+      <w:r>
+        <w:t>Predict before reading the supplied steps.</w:t>
+      </w:r>
+    </w:p>
+    <w:p>
+      <w:pPr>
+        <w:pStyle w:val="Heading2"/>
+      </w:pPr>
+      <w:r>
+        <w:t>Complete trace and evidence</w:t>
       </w:r>
     </w:p>
     <w:p>
@@ -2651,230 +4149,20 @@
         <w:pStyle w:val="Heading1"/>
       </w:pPr>
       <w:r>
-        <w:t>14. Try a new case independently</w:t>
-      </w:r>
-    </w:p>
-    <w:p>
-      <w:r>
-        <w:t>Attempt the reserved new case before feedback. Record support; the earlier examples below remain additional practice.</w:t>
-      </w:r>
-    </w:p>
-    <w:p>
-      <w:pPr>
-        <w:pStyle w:val="Heading3"/>
-      </w:pPr>
-      <w:r>
-        <w:t>Independent case: Apply a new case independently</w:t>
-      </w:r>
-    </w:p>
-    <w:p>
-      <w:pPr>
-        <w:spacing w:line="336" w:lineRule="auto" w:after="180"/>
-      </w:pPr>
-      <w:r>
-        <w:rPr>
-          <w:b w:val="0"/>
-        </w:rPr>
-        <w:t xml:space="preserve">Submit is mouse-only; timeout replaces the entire form and loses </w:t>
-      </w:r>
-      <w:r>
-        <w:rPr>
-          <w:b/>
-        </w:rPr>
-        <w:t>input</w:t>
-      </w:r>
-      <w:r>
-        <w:rPr>
-          <w:b w:val="0"/>
-        </w:rPr>
-        <w:t>. Propose two concrete improvements.</w:t>
-      </w:r>
-    </w:p>
-    <w:p>
-      <w:pPr>
-        <w:pStyle w:val="Heading3"/>
-      </w:pPr>
-      <w:r>
-        <w:t>My independent explanation, trace and limits</w:t>
-      </w:r>
-    </w:p>
-    <w:p>
-      <w:r>
-        <w:t>________________________________________________________________</w:t>
-      </w:r>
-    </w:p>
-    <w:p>
-      <w:r>
-        <w:t>________________________________________________________________</w:t>
-      </w:r>
-    </w:p>
-    <w:p>
-      <w:r>
-        <w:t>________________________________________________________________</w:t>
-      </w:r>
-    </w:p>
-    <w:p>
-      <w:r>
-        <w:t>________________________________________________________________</w:t>
-      </w:r>
-    </w:p>
-    <w:p>
-      <w:r>
-        <w:t>________________________________________________________________</w:t>
-      </w:r>
-    </w:p>
-    <w:p>
-      <w:r>
-        <w:t>________________________________________________________________</w:t>
-      </w:r>
-    </w:p>
-    <w:p>
-      <w:r>
-        <w:t>________________________________________________________________</w:t>
-      </w:r>
-    </w:p>
-    <w:p>
-      <w:pPr>
-        <w:spacing w:line="336" w:lineRule="auto" w:after="180"/>
-      </w:pPr>
-      <w:r>
-        <w:rPr>
-          <w:b w:val="0"/>
-        </w:rPr>
-        <w:t>Attempt this case before feedback. Record any help. Earlier examples below are further practice; a case already practised with feedback cannot establish fresh transfer.</w:t>
-      </w:r>
-    </w:p>
-    <w:p>
-      <w:pPr>
-        <w:pStyle w:val="Heading3"/>
-      </w:pPr>
-      <w:r>
-        <w:t>Attempt this without hints</w:t>
-      </w:r>
-    </w:p>
-    <w:p>
-      <w:pPr>
-        <w:spacing w:line="336" w:lineRule="auto" w:after="180"/>
-      </w:pPr>
-      <w:r>
-        <w:rPr>
-          <w:b w:val="0"/>
-        </w:rPr>
-        <w:t xml:space="preserve">Submit is mouse-only; timeout replaces the entire form and loses </w:t>
-      </w:r>
-      <w:r>
-        <w:rPr>
-          <w:b/>
-        </w:rPr>
-        <w:t>input</w:t>
-      </w:r>
-      <w:r>
-        <w:rPr>
-          <w:b w:val="0"/>
-        </w:rPr>
-        <w:t>. Propose two concrete improvements.</w:t>
-      </w:r>
-    </w:p>
-    <w:p>
-      <w:pPr>
-        <w:pStyle w:val="Heading3"/>
-      </w:pPr>
-      <w:r>
-        <w:t>My independent procedure, result and limitation</w:t>
-      </w:r>
-    </w:p>
-    <w:p>
-      <w:r>
-        <w:t>________________________________________________________________</w:t>
-      </w:r>
-    </w:p>
-    <w:p>
-      <w:r>
-        <w:t>________________________________________________________________</w:t>
-      </w:r>
-    </w:p>
-    <w:p>
-      <w:r>
-        <w:t>________________________________________________________________</w:t>
-      </w:r>
-    </w:p>
-    <w:p>
-      <w:r>
-        <w:t>________________________________________________________________</w:t>
-      </w:r>
-    </w:p>
-    <w:p>
-      <w:r>
-        <w:t>________________________________________________________________</w:t>
-      </w:r>
-    </w:p>
-    <w:p>
-      <w:r>
-        <w:t>________________________________________________________________</w:t>
-      </w:r>
-    </w:p>
-    <w:p>
-      <w:r>
-        <w:t>________________________________________________________________</w:t>
-      </w:r>
-    </w:p>
-    <w:p>
-      <w:r>
-        <w:t>________________________________________________________________</w:t>
-      </w:r>
-    </w:p>
-    <w:p>
-      <w:pPr>
-        <w:spacing w:line="336" w:lineRule="auto" w:after="180"/>
-      </w:pPr>
-      <w:r>
-        <w:rPr>
-          <w:b w:val="0"/>
-        </w:rPr>
-        <w:t>Record support used: none, hint or teacher explanation. After feedback, a different case is needed to demonstrate independence.</w:t>
-      </w:r>
-    </w:p>
-    <w:p>
-      <w:pPr>
-        <w:pStyle w:val="Heading3"/>
-      </w:pPr>
-      <w:r>
-        <w:t>Use feedback to improve</w:t>
-      </w:r>
-    </w:p>
-    <w:p>
-      <w:pPr>
-        <w:spacing w:line="336" w:lineRule="auto" w:after="180"/>
-      </w:pPr>
-      <w:r>
-        <w:rPr>
-          <w:b w:val="0"/>
-        </w:rPr>
-        <w:t>Attempt the independent case before hints. Record whether you worked alone, used a hint or followed a model. After feedback, fix the first unsupported step and explain why it changed.</w:t>
-      </w:r>
-    </w:p>
-    <w:p>
-      <w:pPr>
-        <w:spacing w:line="336" w:lineRule="auto" w:after="180"/>
-      </w:pPr>
-      <w:r>
-        <w:rPr>
-          <w:b w:val="0"/>
-        </w:rPr>
-        <w:t>A later check uses a changed case, not a copied answer.</w:t>
-      </w:r>
-    </w:p>
-    <w:p>
-      <w:pPr>
-        <w:pStyle w:val="Heading1"/>
-      </w:pPr>
-      <w:r>
-        <w:t>15. Your lesson route</w:t>
-      </w:r>
-    </w:p>
-    <w:p>
-      <w:r>
-        <w:t>Use this map to navigate Accessibility and user feedback, connect the goals to tasks and keep one evidence record for each attempt.</w:t>
+        <w:t>15. Reference · The earlier route checklist</w:t>
+      </w:r>
+    </w:p>
+    <w:p>
+      <w:r>
+        <w:t>Use one main route rather than repeating the lesson.</w:t>
+      </w:r>
+    </w:p>
+    <w:p>
+      <w:pPr>
+        <w:pStyle w:val="Heading2"/>
+      </w:pPr>
+      <w:r>
+        <w:t>Targets,route and first prediction</w:t>
       </w:r>
     </w:p>
     <w:p>
@@ -3053,12 +4341,117 @@
         <w:pStyle w:val="Heading1"/>
       </w:pPr>
       <w:r>
-        <w:t>16. Finish and return</w:t>
-      </w:r>
-    </w:p>
-    <w:p>
-      <w:r>
-        <w:t>Explain Accessibility and user feedback without notes, identify a remaining question and plan a later check with a changed case.</w:t>
+        <w:t>17. Extra practice · Predict,check and repair</w:t>
+      </w:r>
+    </w:p>
+    <w:p>
+      <w:r>
+        <w:t>Keep supported feedback separate from the independent case.</w:t>
+      </w:r>
+    </w:p>
+    <w:p>
+      <w:pPr>
+        <w:pStyle w:val="Heading2"/>
+      </w:pPr>
+      <w:r>
+        <w:t>First supported question and optional hint</w:t>
+      </w:r>
+    </w:p>
+    <w:p>
+      <w:pPr>
+        <w:pStyle w:val="ListBullet"/>
+      </w:pPr>
+      <w:r>
+        <w:t>Make feedback accessible. An app marks an incomplete answer with a red circle only; a revision adds equivalent text and keyboard access.</w:t>
+      </w:r>
+    </w:p>
+    <w:p>
+      <w:pPr>
+        <w:pStyle w:val="Heading3"/>
+      </w:pPr>
+      <w:r>
+        <w:t>Practice 1: explain the deciding evidence</w:t>
+      </w:r>
+    </w:p>
+    <w:p>
+      <w:pPr>
+        <w:pStyle w:val="ListBullet"/>
+      </w:pPr>
+      <w:r>
+        <w:t>Which labelled step matches this detail? A keyboard user can reach the labelled explanation link.</w:t>
+      </w:r>
+    </w:p>
+    <w:p>
+      <w:pPr>
+        <w:pStyle w:val="ListBullet"/>
+      </w:pPr>
+      <w:r>
+        <w:t>1. Provide meaning</w:t>
+      </w:r>
+    </w:p>
+    <w:p>
+      <w:pPr>
+        <w:pStyle w:val="ListBullet"/>
+      </w:pPr>
+      <w:r>
+        <w:t>2. Find the barrier</w:t>
+      </w:r>
+    </w:p>
+    <w:p>
+      <w:pPr>
+        <w:pStyle w:val="ListBullet"/>
+      </w:pPr>
+      <w:r>
+        <w:t>3. Test next action</w:t>
+      </w:r>
+    </w:p>
+    <w:p>
+      <w:pPr>
+        <w:pStyle w:val="Heading3"/>
+      </w:pPr>
+      <w:r>
+        <w:t>My selected conclusion, deciding fact and explanation</w:t>
+      </w:r>
+    </w:p>
+    <w:p>
+      <w:r>
+        <w:t>________________________________________________________________</w:t>
+      </w:r>
+    </w:p>
+    <w:p>
+      <w:r>
+        <w:t>________________________________________________________________</w:t>
+      </w:r>
+    </w:p>
+    <w:p>
+      <w:r>
+        <w:t>________________________________________________________________</w:t>
+      </w:r>
+    </w:p>
+    <w:p>
+      <w:r>
+        <w:t>________________________________________________________________</w:t>
+      </w:r>
+    </w:p>
+    <w:p>
+      <w:r>
+        <w:t>________________________________________________________________</w:t>
+      </w:r>
+    </w:p>
+    <w:p>
+      <w:pPr>
+        <w:pStyle w:val="ListBullet"/>
+      </w:pPr>
+      <w:r>
+        <w:t>Hint if needed: Read the steps in the pictorial case. Match the supplied detail to the stage that performs or records it.</w:t>
+      </w:r>
+    </w:p>
+    <w:p>
+      <w:pPr>
+        <w:pStyle w:val="Heading2"/>
+      </w:pPr>
+      <w:r>
+        <w:t>Check after the first attempt · reference / check after trying</w:t>
       </w:r>
     </w:p>
     <w:p>
@@ -3069,7 +4462,145 @@
         <w:rPr>
           <w:b w:val="0"/>
         </w:rPr>
-        <w:t xml:space="preserve">Close your notes. Explain this goal in your own words: Explain the </w:t>
+        <w:t>After your attempt, compare with the supported explanation: Test next action A keyboard user can reach the labelled explanation link. Accessibility offers the same meaning and actions through usable channels.</w:t>
+      </w:r>
+    </w:p>
+    <w:p>
+      <w:pPr>
+        <w:spacing w:line="336" w:lineRule="auto" w:after="180"/>
+      </w:pPr>
+      <w:r>
+        <w:rPr>
+          <w:b w:val="0"/>
+        </w:rPr>
+        <w:t>Feedback should say what to improve, not merely show a mark.</w:t>
+      </w:r>
+    </w:p>
+    <w:p>
+      <w:pPr>
+        <w:pStyle w:val="Heading2"/>
+      </w:pPr>
+      <w:r>
+        <w:t>Changed-case question and optional hint</w:t>
+      </w:r>
+    </w:p>
+    <w:p>
+      <w:pPr>
+        <w:pStyle w:val="Heading3"/>
+      </w:pPr>
+      <w:r>
+        <w:t>Practice 2: explain the deciding evidence</w:t>
+      </w:r>
+    </w:p>
+    <w:p>
+      <w:pPr>
+        <w:pStyle w:val="ListBullet"/>
+      </w:pPr>
+      <w:r>
+        <w:t>Changed-case practice: Change the circle to orange without labels. Which conclusion is supported by the supplied facts?</w:t>
+      </w:r>
+    </w:p>
+    <w:p>
+      <w:pPr>
+        <w:pStyle w:val="ListBullet"/>
+      </w:pPr>
+      <w:r>
+        <w:t>1. This one example guarantees correct results for every future input.</w:t>
+      </w:r>
+    </w:p>
+    <w:p>
+      <w:pPr>
+        <w:pStyle w:val="ListBullet"/>
+      </w:pPr>
+      <w:r>
+        <w:t>2. The colour-only communication barrier remains.</w:t>
+      </w:r>
+    </w:p>
+    <w:p>
+      <w:pPr>
+        <w:pStyle w:val="ListBullet"/>
+      </w:pPr>
+      <w:r>
+        <w:t>3. We can decide the result without examining the changed input or the procedure.</w:t>
+      </w:r>
+    </w:p>
+    <w:p>
+      <w:pPr>
+        <w:pStyle w:val="Heading3"/>
+      </w:pPr>
+      <w:r>
+        <w:t>My selected conclusion, deciding fact and explanation</w:t>
+      </w:r>
+    </w:p>
+    <w:p>
+      <w:r>
+        <w:t>________________________________________________________________</w:t>
+      </w:r>
+    </w:p>
+    <w:p>
+      <w:r>
+        <w:t>________________________________________________________________</w:t>
+      </w:r>
+    </w:p>
+    <w:p>
+      <w:r>
+        <w:t>________________________________________________________________</w:t>
+      </w:r>
+    </w:p>
+    <w:p>
+      <w:r>
+        <w:t>________________________________________________________________</w:t>
+      </w:r>
+    </w:p>
+    <w:p>
+      <w:r>
+        <w:t>________________________________________________________________</w:t>
+      </w:r>
+    </w:p>
+    <w:p>
+      <w:pPr>
+        <w:pStyle w:val="ListBullet"/>
+      </w:pPr>
+      <w:r>
+        <w:t>Hint if needed: Use the changed condition and the deciding step in the pictorial trace. The answer must say what follows from those facts.</w:t>
+      </w:r>
+    </w:p>
+    <w:p>
+      <w:pPr>
+        <w:pStyle w:val="Heading2"/>
+      </w:pPr>
+      <w:r>
+        <w:t>Check after the changed attempt · reference / check after trying</w:t>
+      </w:r>
+    </w:p>
+    <w:p>
+      <w:pPr>
+        <w:spacing w:line="336" w:lineRule="auto" w:after="180"/>
+      </w:pPr>
+      <w:r>
+        <w:rPr>
+          <w:b w:val="0"/>
+        </w:rPr>
+        <w:t>After your attempt, compare with the supported explanation: The colour-only communication barrier remains. A different hue supplies no textual or programmatic equivalent.</w:t>
+      </w:r>
+    </w:p>
+    <w:p>
+      <w:pPr>
+        <w:pStyle w:val="Heading2"/>
+      </w:pPr>
+      <w:r>
+        <w:t>Repair and retain the record</w:t>
+      </w:r>
+    </w:p>
+    <w:p>
+      <w:pPr>
+        <w:spacing w:line="336" w:lineRule="auto" w:after="180"/>
+      </w:pPr>
+      <w:r>
+        <w:rPr>
+          <w:b w:val="0"/>
+        </w:rPr>
+        <w:t xml:space="preserve">Review Human escalation workflows (ai-6/27). Goal: Explain the </w:t>
       </w:r>
       <w:r>
         <w:rPr>
@@ -3081,40 +4612,7 @@
         <w:rPr>
           <w:b w:val="0"/>
         </w:rPr>
-        <w:t xml:space="preserve"> and terminology of accessibility and user feedback</w:t>
-      </w:r>
-    </w:p>
-    <w:p>
-      <w:pPr>
-        <w:pStyle w:val="Heading3"/>
-      </w:pPr>
-      <w:r>
-        <w:t>My deciding step, evidence and one remaining question</w:t>
-      </w:r>
-    </w:p>
-    <w:p>
-      <w:r>
-        <w:t>________________________________________________________________</w:t>
-      </w:r>
-    </w:p>
-    <w:p>
-      <w:r>
-        <w:t>________________________________________________________________</w:t>
-      </w:r>
-    </w:p>
-    <w:p>
-      <w:r>
-        <w:t>________________________________________________________________</w:t>
-      </w:r>
-    </w:p>
-    <w:p>
-      <w:r>
-        <w:t>________________________________________________________________</w:t>
-      </w:r>
-    </w:p>
-    <w:p>
-      <w:r>
-        <w:t>________________________________________________________________</w:t>
+        <w:t xml:space="preserve"> and terminology of human escalation workflows. Short practice: Identify the exact service boundary in the bottle question.</w:t>
       </w:r>
     </w:p>
     <w:p>
@@ -3125,31 +4623,64 @@
         <w:rPr>
           <w:b w:val="0"/>
         </w:rPr>
-        <w:t xml:space="preserve">If you are unsure, return to the worked picture and explain one arrow. If you are ready, change an </w:t>
+        <w:t>What accurate information belongs in the supervisor handoff, and what remains unresolved if nobody is reachable?. Return to this week and explain what you changed.</w:t>
+      </w:r>
+    </w:p>
+    <w:p>
+      <w:pPr>
+        <w:spacing w:line="336" w:lineRule="auto" w:after="180"/>
+      </w:pPr>
+      <w:r>
+        <w:rPr>
+          <w:b w:val="0"/>
+        </w:rPr>
+        <w:t xml:space="preserve">Review Monitoring quality drift (ai-6/25). Goal: Explain the </w:t>
       </w:r>
       <w:r>
         <w:rPr>
           <w:b/>
         </w:rPr>
-        <w:t>input</w:t>
+        <w:t>mechanism</w:t>
       </w:r>
       <w:r>
         <w:rPr>
           <w:b w:val="0"/>
         </w:rPr>
-        <w:t xml:space="preserve"> or assumption and justify your </w:t>
+        <w:t xml:space="preserve"> and terminology of monitoring quality drift. Short practice: Compute both clear and ambiguous slice rates for A and B.</w:t>
+      </w:r>
+    </w:p>
+    <w:p>
+      <w:pPr>
+        <w:spacing w:line="336" w:lineRule="auto" w:after="180"/>
+      </w:pPr>
+      <w:r>
+        <w:rPr>
+          <w:b w:val="0"/>
+        </w:rPr>
+        <w:t>Which slice weakens, and how should that slice be reported when no ambiguous questions are observed?. Return to this week and explain what you changed.</w:t>
+      </w:r>
+    </w:p>
+    <w:p>
+      <w:pPr>
+        <w:spacing w:line="336" w:lineRule="auto" w:after="180"/>
+      </w:pPr>
+      <w:r>
+        <w:rPr>
+          <w:b w:val="0"/>
+        </w:rPr>
+        <w:t xml:space="preserve">Review Queues and asynchronous work (ai-6/22). Goal: Explain the </w:t>
       </w:r>
       <w:r>
         <w:rPr>
           <w:b/>
         </w:rPr>
-        <w:t>prediction</w:t>
+        <w:t>mechanism</w:t>
       </w:r>
       <w:r>
         <w:rPr>
           <w:b w:val="0"/>
         </w:rPr>
-        <w:t>.</w:t>
+        <w:t xml:space="preserve"> and terminology of queues and asynchronous work. Short practice: Explain what the queued J12 submission response proves and what it does not.</w:t>
       </w:r>
     </w:p>
     <w:p>
@@ -3160,7 +4691,18 @@
         <w:rPr>
           <w:b w:val="0"/>
         </w:rPr>
-        <w:t xml:space="preserve">Save your workbook </w:t>
+        <w:t>Which event permits succeeded status, and what status is honest after a worker crash?. Return to this week and explain what you changed.</w:t>
+      </w:r>
+    </w:p>
+    <w:p>
+      <w:pPr>
+        <w:spacing w:line="336" w:lineRule="auto" w:after="180"/>
+      </w:pPr>
+      <w:r>
+        <w:rPr>
+          <w:b w:val="0"/>
+        </w:rPr>
+        <w:t xml:space="preserve">Use Download completed work in the hosted lesson to export your answers, reflections, practice feedback and code-run </w:t>
       </w:r>
       <w:r>
         <w:rPr>
@@ -3172,20 +4714,26 @@
         <w:rPr>
           <w:b w:val="0"/>
         </w:rPr>
-        <w:t>. At the next review, try a different case before opening your old answer.</w:t>
-      </w:r>
-    </w:p>
-    <w:p>
-      <w:pPr>
-        <w:pStyle w:val="Heading1"/>
-      </w:pPr>
-      <w:r>
-        <w:t>17. Supported practice, repair and portfolio</w:t>
-      </w:r>
-    </w:p>
-    <w:p>
-      <w:r>
-        <w:t>Attempt supported questions before using hints or feedback. Review a missing building block, then keep the completed work.</w:t>
+        <w:t>. Open the HTML copy to read or print it.</w:t>
+      </w:r>
+    </w:p>
+    <w:p>
+      <w:pPr>
+        <w:spacing w:line="336" w:lineRule="auto" w:after="180"/>
+      </w:pPr>
+      <w:r>
+        <w:rPr>
+          <w:b w:val="0"/>
+        </w:rPr>
+        <w:t>Drafts stay in this browser when storage is available; clear drafts on a shared device.</w:t>
+      </w:r>
+    </w:p>
+    <w:p>
+      <w:pPr>
+        <w:pStyle w:val="Heading2"/>
+      </w:pPr>
+      <w:r>
+        <w:t>Earlier wording, alternatives and picture transcripts · reference / check after trying</w:t>
       </w:r>
     </w:p>
     <w:p>
@@ -3201,68 +4749,10 @@
     </w:p>
     <w:p>
       <w:pPr>
-        <w:spacing w:line="336" w:lineRule="auto" w:after="180"/>
-      </w:pPr>
-      <w:r>
-        <w:rPr>
-          <w:b w:val="0"/>
-        </w:rPr>
-        <w:t>Make feedback accessible. An app marks an incomplete answer with a red circle only; a revision adds equivalent text and keyboard access.</w:t>
-      </w:r>
-    </w:p>
-    <w:p>
-      <w:pPr>
         <w:pStyle w:val="Heading3"/>
       </w:pPr>
       <w:r>
-        <w:t>Practice 1: explain the deciding evidence</w:t>
-      </w:r>
-    </w:p>
-    <w:p>
-      <w:pPr>
-        <w:spacing w:line="336" w:lineRule="auto" w:after="180"/>
-      </w:pPr>
-      <w:r>
-        <w:rPr>
-          <w:b w:val="0"/>
-        </w:rPr>
-        <w:t>Which labelled step matches this detail? A keyboard user can reach the labelled explanation link.</w:t>
-      </w:r>
-    </w:p>
-    <w:p>
-      <w:pPr>
-        <w:spacing w:line="336" w:lineRule="auto" w:after="180"/>
-        <w:shd w:fill="F4F9FC"/>
-      </w:pPr>
-      <w:r>
-        <w:rPr>
-          <w:b w:val="0"/>
-        </w:rPr>
-        <w:t>1. Provide meaning</w:t>
-      </w:r>
-    </w:p>
-    <w:p>
-      <w:pPr>
-        <w:spacing w:line="336" w:lineRule="auto" w:after="180"/>
-        <w:shd w:fill="F4F9FC"/>
-      </w:pPr>
-      <w:r>
-        <w:rPr>
-          <w:b w:val="0"/>
-        </w:rPr>
-        <w:t>2. Find the barrier</w:t>
-      </w:r>
-    </w:p>
-    <w:p>
-      <w:pPr>
-        <w:spacing w:line="336" w:lineRule="auto" w:after="180"/>
-        <w:shd w:fill="F4F9FC"/>
-      </w:pPr>
-      <w:r>
-        <w:rPr>
-          <w:b w:val="0"/>
-        </w:rPr>
-        <w:t>3. Test next action</w:t>
+        <w:t>Repair a missing building block</w:t>
       </w:r>
     </w:p>
     <w:p>
@@ -3270,415 +4760,25 @@
         <w:pStyle w:val="Heading3"/>
       </w:pPr>
       <w:r>
-        <w:t>My selected conclusion, deciding fact and explanation</w:t>
-      </w:r>
-    </w:p>
-    <w:p>
-      <w:r>
-        <w:t>________________________________________________________________</w:t>
-      </w:r>
-    </w:p>
-    <w:p>
-      <w:r>
-        <w:t>________________________________________________________________</w:t>
-      </w:r>
-    </w:p>
-    <w:p>
-      <w:r>
-        <w:t>________________________________________________________________</w:t>
-      </w:r>
-    </w:p>
-    <w:p>
-      <w:r>
-        <w:t>________________________________________________________________</w:t>
-      </w:r>
-    </w:p>
-    <w:p>
-      <w:r>
-        <w:t>________________________________________________________________</w:t>
-      </w:r>
-    </w:p>
-    <w:p>
-      <w:pPr>
-        <w:pStyle w:val="Heading3"/>
-      </w:pPr>
-      <w:r>
-        <w:t>Hint · try first</w:t>
-      </w:r>
-    </w:p>
-    <w:p>
-      <w:pPr>
-        <w:spacing w:line="336" w:lineRule="auto" w:after="180"/>
-        <w:shd w:fill="F1F6F8"/>
-      </w:pPr>
-      <w:r>
-        <w:rPr>
-          <w:b w:val="0"/>
-        </w:rPr>
-        <w:t>Hint if needed: Read the steps in the pictorial case. Match the supplied detail to the stage that performs or records it.</w:t>
-      </w:r>
-    </w:p>
-    <w:p>
-      <w:pPr>
-        <w:pStyle w:val="Heading3"/>
-      </w:pPr>
-      <w:r>
-        <w:t>Feedback · compare after trying</w:t>
-      </w:r>
-    </w:p>
-    <w:p>
-      <w:pPr>
-        <w:spacing w:line="336" w:lineRule="auto" w:after="180"/>
-        <w:shd w:fill="F1F6FC"/>
-      </w:pPr>
-      <w:r>
-        <w:rPr>
-          <w:b w:val="0"/>
-        </w:rPr>
-        <w:t>After your attempt, compare with the supported explanation: Test next action A keyboard user can reach the labelled explanation link. Accessibility offers the same meaning and actions through usable channels.</w:t>
-      </w:r>
-    </w:p>
-    <w:p>
-      <w:pPr>
-        <w:spacing w:line="336" w:lineRule="auto" w:after="180"/>
-        <w:shd w:fill="F1F6FC"/>
-      </w:pPr>
-      <w:r>
-        <w:rPr>
-          <w:b w:val="0"/>
-        </w:rPr>
-        <w:t>Feedback should say what to improve, not merely show a mark.</w:t>
-      </w:r>
-    </w:p>
-    <w:p>
-      <w:pPr>
-        <w:pStyle w:val="Heading3"/>
-      </w:pPr>
-      <w:r>
-        <w:t>Practice 2: explain the deciding evidence</w:t>
-      </w:r>
-    </w:p>
-    <w:p>
-      <w:pPr>
-        <w:pStyle w:val="Heading3"/>
-      </w:pPr>
-      <w:r>
-        <w:t>Changed case · predict first</w:t>
-      </w:r>
-    </w:p>
-    <w:p>
-      <w:pPr>
-        <w:spacing w:line="336" w:lineRule="auto" w:after="180"/>
-        <w:shd w:fill="F5F1FB"/>
-      </w:pPr>
-      <w:r>
-        <w:rPr>
-          <w:b w:val="0"/>
-        </w:rPr>
-        <w:t>Changed-case practice: Change the circle to orange without labels. Which conclusion is supported by the supplied facts?</w:t>
-      </w:r>
-    </w:p>
-    <w:p>
-      <w:pPr>
-        <w:spacing w:line="336" w:lineRule="auto" w:after="180"/>
-        <w:shd w:fill="F4F9FC"/>
-      </w:pPr>
-      <w:r>
-        <w:rPr>
-          <w:b w:val="0"/>
-        </w:rPr>
-        <w:t xml:space="preserve">1. This one example guarantees correct results for every future </w:t>
-      </w:r>
-      <w:r>
-        <w:rPr>
-          <w:b/>
-        </w:rPr>
-        <w:t>input</w:t>
-      </w:r>
-      <w:r>
-        <w:rPr>
-          <w:b w:val="0"/>
-        </w:rPr>
-        <w:t>.</w:t>
-      </w:r>
-    </w:p>
-    <w:p>
-      <w:pPr>
-        <w:spacing w:line="336" w:lineRule="auto" w:after="180"/>
-        <w:shd w:fill="F4F9FC"/>
-      </w:pPr>
-      <w:r>
-        <w:rPr>
-          <w:b w:val="0"/>
-        </w:rPr>
-        <w:t>2. The colour-only communication barrier remains.</w:t>
-      </w:r>
-    </w:p>
-    <w:p>
-      <w:pPr>
-        <w:spacing w:line="336" w:lineRule="auto" w:after="180"/>
-        <w:shd w:fill="F4F9FC"/>
-      </w:pPr>
-      <w:r>
-        <w:rPr>
-          <w:b w:val="0"/>
-        </w:rPr>
-        <w:t xml:space="preserve">3. We can decide the result without examining the changed </w:t>
-      </w:r>
-      <w:r>
-        <w:rPr>
-          <w:b/>
-        </w:rPr>
-        <w:t>input</w:t>
-      </w:r>
-      <w:r>
-        <w:rPr>
-          <w:b w:val="0"/>
-        </w:rPr>
-        <w:t xml:space="preserve"> or the procedure.</w:t>
-      </w:r>
-    </w:p>
-    <w:p>
-      <w:pPr>
-        <w:pStyle w:val="Heading3"/>
-      </w:pPr>
-      <w:r>
-        <w:t>My selected conclusion, deciding fact and explanation</w:t>
-      </w:r>
-    </w:p>
-    <w:p>
-      <w:r>
-        <w:t>________________________________________________________________</w:t>
-      </w:r>
-    </w:p>
-    <w:p>
-      <w:r>
-        <w:t>________________________________________________________________</w:t>
-      </w:r>
-    </w:p>
-    <w:p>
-      <w:r>
-        <w:t>________________________________________________________________</w:t>
-      </w:r>
-    </w:p>
-    <w:p>
-      <w:r>
-        <w:t>________________________________________________________________</w:t>
-      </w:r>
-    </w:p>
-    <w:p>
-      <w:r>
-        <w:t>________________________________________________________________</w:t>
-      </w:r>
-    </w:p>
-    <w:p>
-      <w:pPr>
-        <w:pStyle w:val="Heading3"/>
-      </w:pPr>
-      <w:r>
-        <w:t>Hint · try first</w:t>
-      </w:r>
-    </w:p>
-    <w:p>
-      <w:pPr>
-        <w:spacing w:line="336" w:lineRule="auto" w:after="180"/>
-        <w:shd w:fill="F1F6F8"/>
-      </w:pPr>
-      <w:r>
-        <w:rPr>
-          <w:b w:val="0"/>
-        </w:rPr>
-        <w:t>Hint if needed: Use the changed condition and the deciding step in the pictorial trace. The answer must say what follows from those facts.</w:t>
-      </w:r>
-    </w:p>
-    <w:p>
-      <w:pPr>
-        <w:pStyle w:val="Heading3"/>
-      </w:pPr>
-      <w:r>
-        <w:t>Feedback · compare after trying</w:t>
-      </w:r>
-    </w:p>
-    <w:p>
-      <w:pPr>
-        <w:spacing w:line="336" w:lineRule="auto" w:after="180"/>
-        <w:shd w:fill="F1F6FC"/>
-      </w:pPr>
-      <w:r>
-        <w:rPr>
-          <w:b w:val="0"/>
-        </w:rPr>
-        <w:t>After your attempt, compare with the supported explanation: The colour-only communication barrier remains. A different hue supplies no textual or programmatic equivalent.</w:t>
-      </w:r>
-    </w:p>
-    <w:p>
-      <w:pPr>
-        <w:pStyle w:val="Heading3"/>
-      </w:pPr>
-      <w:r>
-        <w:t>Repair a missing building block</w:t>
-      </w:r>
-    </w:p>
-    <w:p>
-      <w:pPr>
-        <w:spacing w:line="336" w:lineRule="auto" w:after="180"/>
-      </w:pPr>
-      <w:r>
-        <w:rPr>
-          <w:b w:val="0"/>
-        </w:rPr>
-        <w:t xml:space="preserve">Review Human escalation workflows (ai-6/27). Goal: Explain the </w:t>
-      </w:r>
-      <w:r>
-        <w:rPr>
-          <w:b/>
-        </w:rPr>
-        <w:t>mechanism</w:t>
-      </w:r>
-      <w:r>
-        <w:rPr>
-          <w:b w:val="0"/>
-        </w:rPr>
-        <w:t xml:space="preserve"> and terminology of human escalation workflows. Short practice: Identify the exact service boundary in the bottle question.</w:t>
-      </w:r>
-    </w:p>
-    <w:p>
-      <w:pPr>
-        <w:spacing w:line="336" w:lineRule="auto" w:after="180"/>
-      </w:pPr>
-      <w:r>
-        <w:rPr>
-          <w:b w:val="0"/>
-        </w:rPr>
-        <w:t>What accurate information belongs in the supervisor handoff, and what remains unresolved if nobody is reachable?. Return to this week and explain what you changed.</w:t>
-      </w:r>
-    </w:p>
-    <w:p>
-      <w:pPr>
-        <w:spacing w:line="336" w:lineRule="auto" w:after="180"/>
-      </w:pPr>
-      <w:r>
-        <w:rPr>
-          <w:b w:val="0"/>
-        </w:rPr>
-        <w:t xml:space="preserve">Review Monitoring quality drift (ai-6/25). Goal: Explain the </w:t>
-      </w:r>
-      <w:r>
-        <w:rPr>
-          <w:b/>
-        </w:rPr>
-        <w:t>mechanism</w:t>
-      </w:r>
-      <w:r>
-        <w:rPr>
-          <w:b w:val="0"/>
-        </w:rPr>
-        <w:t xml:space="preserve"> and terminology of monitoring quality drift. Short practice: Compute both clear and ambiguous slice rates for A and B.</w:t>
-      </w:r>
-    </w:p>
-    <w:p>
-      <w:pPr>
-        <w:spacing w:line="336" w:lineRule="auto" w:after="180"/>
-      </w:pPr>
-      <w:r>
-        <w:rPr>
-          <w:b w:val="0"/>
-        </w:rPr>
-        <w:t>Which slice weakens, and how should that slice be reported when no ambiguous questions are observed?. Return to this week and explain what you changed.</w:t>
-      </w:r>
-    </w:p>
-    <w:p>
-      <w:pPr>
-        <w:spacing w:line="336" w:lineRule="auto" w:after="180"/>
-      </w:pPr>
-      <w:r>
-        <w:rPr>
-          <w:b w:val="0"/>
-        </w:rPr>
-        <w:t xml:space="preserve">Review Queues and asynchronous work (ai-6/22). Goal: Explain the </w:t>
-      </w:r>
-      <w:r>
-        <w:rPr>
-          <w:b/>
-        </w:rPr>
-        <w:t>mechanism</w:t>
-      </w:r>
-      <w:r>
-        <w:rPr>
-          <w:b w:val="0"/>
-        </w:rPr>
-        <w:t xml:space="preserve"> and terminology of queues and asynchronous work. Short practice: Explain what the queued J12 submission response proves and what it does not.</w:t>
-      </w:r>
-    </w:p>
-    <w:p>
-      <w:pPr>
-        <w:spacing w:line="336" w:lineRule="auto" w:after="180"/>
-      </w:pPr>
-      <w:r>
-        <w:rPr>
-          <w:b w:val="0"/>
-        </w:rPr>
-        <w:t>Which event permits succeeded status, and what status is honest after a worker crash?. Return to this week and explain what you changed.</w:t>
-      </w:r>
-    </w:p>
-    <w:p>
-      <w:pPr>
-        <w:pStyle w:val="Heading3"/>
-      </w:pPr>
-      <w:r>
         <w:t>Keep your completed work</w:t>
       </w:r>
     </w:p>
     <w:p>
       <w:pPr>
-        <w:spacing w:line="336" w:lineRule="auto" w:after="180"/>
-      </w:pPr>
-      <w:r>
-        <w:rPr>
-          <w:b w:val="0"/>
-        </w:rPr>
-        <w:t xml:space="preserve">Use Download completed work in the hosted lesson to export your answers, reflections, practice feedback and code-run </w:t>
-      </w:r>
-      <w:r>
-        <w:rPr>
-          <w:b/>
-        </w:rPr>
-        <w:t>evidence</w:t>
-      </w:r>
-      <w:r>
-        <w:rPr>
-          <w:b w:val="0"/>
-        </w:rPr>
-        <w:t>. Open the HTML copy to read or print it.</w:t>
-      </w:r>
-    </w:p>
-    <w:p>
-      <w:pPr>
-        <w:spacing w:line="336" w:lineRule="auto" w:after="180"/>
-      </w:pPr>
-      <w:r>
-        <w:rPr>
-          <w:b w:val="0"/>
-        </w:rPr>
-        <w:t>Drafts stay in this browser when storage is available; clear drafts on a shared device.</w:t>
-      </w:r>
-    </w:p>
-    <w:p>
-      <w:pPr>
         <w:pStyle w:val="Heading1"/>
       </w:pPr>
       <w:r>
-        <w:t>18. Visual concept journey</w:t>
-      </w:r>
-    </w:p>
-    <w:p>
-      <w:r>
-        <w:t>Explain each Accessibility and user feedback graphic using its labels, deciding evidence and relevant limitation.</w:t>
-      </w:r>
-    </w:p>
-    <w:p>
-      <w:pPr>
-        <w:pStyle w:val="Heading3"/>
+        <w:t>18. Reference · Six-picture concept journey</w:t>
+      </w:r>
+    </w:p>
+    <w:p>
+      <w:r>
+        <w:t>Choose the picture that supports the current explanation.</w:t>
+      </w:r>
+    </w:p>
+    <w:p>
+      <w:pPr>
+        <w:pStyle w:val="Heading2"/>
       </w:pPr>
       <w:r>
         <w:t>01. Accessibility and user feedback: the case</w:t>
@@ -3689,7 +4789,7 @@
         <w:drawing>
           <wp:inline xmlns:a="http://schemas.openxmlformats.org/drawingml/2006/main" xmlns:pic="http://schemas.openxmlformats.org/drawingml/2006/picture">
             <wp:extent cx="5486400" cy="2834640"/>
-            <wp:docPr id="2" name="Picture 2" descr="Make feedback accessible. An app marks an incomplete answer with a red circle only; a revision adds equivalent text and keyboard access. Supplied facts: New text: &quot;More explanation needed&quot;. The next-action link is labelled and focusable; status is exposed to assistive technology."/>
+            <wp:docPr id="4" name="Picture 4" descr="Make feedback accessible. An app marks an incomplete answer with a red circle only; a revision adds equivalent text and keyboard access. Supplied facts: New text: &quot;More explanation needed&quot;. The next-action link is labelled and focusable; status is exposed to assistive technology."/>
             <wp:cNvGraphicFramePr>
               <a:graphicFrameLocks noChangeAspect="1"/>
             </wp:cNvGraphicFramePr>
@@ -3701,7 +4801,7 @@
                     <pic:cNvPicPr/>
                   </pic:nvPicPr>
                   <pic:blipFill>
-                    <a:blip r:embed="rId10"/>
+                    <a:blip r:embed="rId12"/>
                     <a:stretch>
                       <a:fillRect/>
                     </a:stretch>
@@ -3745,7 +4845,6 @@
     <w:p>
       <w:pPr>
         <w:spacing w:line="336" w:lineRule="auto" w:after="180"/>
-        <w:shd w:fill="F5F1FB"/>
       </w:pPr>
       <w:r>
         <w:rPr>
@@ -3756,7 +4855,7 @@
     </w:p>
     <w:p>
       <w:pPr>
-        <w:pStyle w:val="Heading3"/>
+        <w:pStyle w:val="Heading2"/>
       </w:pPr>
       <w:r>
         <w:t>02. Follow the deciding steps</w:t>
@@ -3767,7 +4866,7 @@
         <w:drawing>
           <wp:inline xmlns:a="http://schemas.openxmlformats.org/drawingml/2006/main" xmlns:pic="http://schemas.openxmlformats.org/drawingml/2006/picture">
             <wp:extent cx="5486400" cy="3182112"/>
-            <wp:docPr id="3" name="Picture 3" descr="Find the barrier: Colour alone may not communicate the status to every learner. → Provide meaning: Text and programmatic status explain the same result. → Test next action: A keyboard user can reach the labelled explanation link."/>
+            <wp:docPr id="5" name="Picture 5" descr="Find the barrier: Colour alone may not communicate the status to every learner. → Provide meaning: Text and programmatic status explain the same result. → Test next action: A keyboard user can reach the labelled explanation link."/>
             <wp:cNvGraphicFramePr>
               <a:graphicFrameLocks noChangeAspect="1"/>
             </wp:cNvGraphicFramePr>
@@ -3779,7 +4878,7 @@
                     <pic:cNvPicPr/>
                   </pic:nvPicPr>
                   <pic:blipFill>
-                    <a:blip r:embed="rId11"/>
+                    <a:blip r:embed="rId9"/>
                     <a:stretch>
                       <a:fillRect/>
                     </a:stretch>
@@ -3812,7 +4911,6 @@
     <w:p>
       <w:pPr>
         <w:spacing w:line="336" w:lineRule="auto" w:after="180"/>
-        <w:shd w:fill="F5F1FB"/>
       </w:pPr>
       <w:r>
         <w:rPr>
@@ -3835,7 +4933,7 @@
     </w:p>
     <w:p>
       <w:pPr>
-        <w:pStyle w:val="Heading3"/>
+        <w:pStyle w:val="Heading2"/>
       </w:pPr>
       <w:r>
         <w:t>03. Accessibility and user feedback — evidence trace</w:t>
@@ -3846,7 +4944,7 @@
         <w:drawing>
           <wp:inline xmlns:a="http://schemas.openxmlformats.org/drawingml/2006/main" xmlns:pic="http://schemas.openxmlformats.org/drawingml/2006/picture">
             <wp:extent cx="5486400" cy="2996184"/>
-            <wp:docPr id="4" name="Picture 4" descr="Accessibility and user feedback — evidence trace. An invalid room is marked only by a red border; no text error or associated label is provided. | A form provides visible labels, keyboard access, associated error text and a non-colour status indicator. Test at zoom and with keyboard. Do not treat automated checks as a complete user evaluation. | Colour alone does not communicate the failure to all users. Add labelled error text and an actionable correction; retain keyboard navigation."/>
+            <wp:docPr id="6" name="Picture 6" descr="Accessibility and user feedback — evidence trace. An invalid room is marked only by a red border; no text error or associated label is provided. | A form provides visible labels, keyboard access, associated error text and a non-colour status indicator. Test at zoom and with keyboard. Do not treat automated checks as a complete user evaluation. | Colour alone does not communicate the failure to all users. Add labelled error text and an actionable correction; retain keyboard navigation."/>
             <wp:cNvGraphicFramePr>
               <a:graphicFrameLocks noChangeAspect="1"/>
             </wp:cNvGraphicFramePr>
@@ -3858,7 +4956,7 @@
                     <pic:cNvPicPr/>
                   </pic:nvPicPr>
                   <pic:blipFill>
-                    <a:blip r:embed="rId12"/>
+                    <a:blip r:embed="rId13"/>
                     <a:stretch>
                       <a:fillRect/>
                     </a:stretch>
@@ -3936,7 +5034,6 @@
     <w:p>
       <w:pPr>
         <w:spacing w:line="336" w:lineRule="auto" w:after="180"/>
-        <w:shd w:fill="F5F1FB"/>
       </w:pPr>
       <w:r>
         <w:rPr>
@@ -3947,7 +5044,7 @@
     </w:p>
     <w:p>
       <w:pPr>
-        <w:pStyle w:val="Heading3"/>
+        <w:pStyle w:val="Heading2"/>
       </w:pPr>
       <w:r>
         <w:t>04. Change one thing. Trace what follows.</w:t>
@@ -3958,7 +5055,7 @@
         <w:drawing>
           <wp:inline xmlns:a="http://schemas.openxmlformats.org/drawingml/2006/main" xmlns:pic="http://schemas.openxmlformats.org/drawingml/2006/picture">
             <wp:extent cx="5486400" cy="3026664"/>
-            <wp:docPr id="5" name="Picture 5" descr="Original case: A keyboard user can reach the labelled explanation link. Changed condition: Change the circle to orange without labels. Expected result: The colour-only communication barrier remains. Reason: A different hue supplies no textual or programmatic equivalent."/>
+            <wp:docPr id="7" name="Picture 7" descr="Original case: A keyboard user can reach the labelled explanation link. Changed condition: Change the circle to orange without labels. Expected result: The colour-only communication barrier remains. Reason: A different hue supplies no textual or programmatic equivalent."/>
             <wp:cNvGraphicFramePr>
               <a:graphicFrameLocks noChangeAspect="1"/>
             </wp:cNvGraphicFramePr>
@@ -3970,7 +5067,7 @@
                     <pic:cNvPicPr/>
                   </pic:nvPicPr>
                   <pic:blipFill>
-                    <a:blip r:embed="rId13"/>
+                    <a:blip r:embed="rId10"/>
                     <a:stretch>
                       <a:fillRect/>
                     </a:stretch>
@@ -4014,7 +5111,6 @@
     <w:p>
       <w:pPr>
         <w:spacing w:line="336" w:lineRule="auto" w:after="180"/>
-        <w:shd w:fill="F5F1FB"/>
       </w:pPr>
       <w:r>
         <w:rPr>
@@ -4025,7 +5121,7 @@
     </w:p>
     <w:p>
       <w:pPr>
-        <w:pStyle w:val="Heading3"/>
+        <w:pStyle w:val="Heading2"/>
       </w:pPr>
       <w:r>
         <w:t>05. Connect the explanation to its limit</w:t>
@@ -4036,7 +5132,7 @@
         <w:drawing>
           <wp:inline xmlns:a="http://schemas.openxmlformats.org/drawingml/2006/main" xmlns:pic="http://schemas.openxmlformats.org/drawingml/2006/picture">
             <wp:extent cx="5486400" cy="2834640"/>
-            <wp:docPr id="6" name="Picture 6" descr="Accessibility offers the same meaning and actions through usable channels. Feedback should say what to improve, not merely show a mark. Limit: One keyboard check is not a complete accessibility audit; test relevant assistive technologies and gather user feedback."/>
+            <wp:docPr id="8" name="Picture 8" descr="Accessibility offers the same meaning and actions through usable channels. Feedback should say what to improve, not merely show a mark. Limit: One keyboard check is not a complete accessibility audit; test relevant assistive technologies and gather user feedback."/>
             <wp:cNvGraphicFramePr>
               <a:graphicFrameLocks noChangeAspect="1"/>
             </wp:cNvGraphicFramePr>
@@ -4092,7 +5188,6 @@
     <w:p>
       <w:pPr>
         <w:spacing w:line="336" w:lineRule="auto" w:after="180"/>
-        <w:shd w:fill="F5F1FB"/>
       </w:pPr>
       <w:r>
         <w:rPr>
@@ -4103,7 +5198,7 @@
     </w:p>
     <w:p>
       <w:pPr>
-        <w:pStyle w:val="Heading3"/>
+        <w:pStyle w:val="Heading2"/>
       </w:pPr>
       <w:r>
         <w:t>06. Make the idea visible in your project</w:t>
@@ -4114,7 +5209,7 @@
         <w:drawing>
           <wp:inline xmlns:a="http://schemas.openxmlformats.org/drawingml/2006/main" xmlns:pic="http://schemas.openxmlformats.org/drawingml/2006/picture">
             <wp:extent cx="5486400" cy="3529584"/>
-            <wp:docPr id="7" name="Picture 7" descr="For the Grounded Learning Service, retain an annotated trace and the changed-case result. Name the contract or evidence that makes the deciding step valid, so another team can review it. Draw your input, deciding step, result and limit. Supported question: Explain what each text, keyboard and assistive-technology change adds to the feedback. Why does changing the red circle to orange alone not solve the communication barrier?"/>
+            <wp:docPr id="9" name="Picture 9" descr="For the Grounded Learning Service, retain an annotated trace and the changed-case result. Name the contract or evidence that makes the deciding step valid, so another team can review it. Draw your input, deciding step, result and limit. Supported question: Explain what each text, keyboard and assistive-technology change adds to the feedback. Why does changing the red circle to orange alone not solve the communication barrier?"/>
             <wp:cNvGraphicFramePr>
               <a:graphicFrameLocks noChangeAspect="1"/>
             </wp:cNvGraphicFramePr>
@@ -4205,7 +5300,6 @@
     <w:p>
       <w:pPr>
         <w:spacing w:line="336" w:lineRule="auto" w:after="180"/>
-        <w:shd w:fill="F5F1FB"/>
       </w:pPr>
       <w:r>
         <w:rPr>
@@ -4224,6 +5318,62 @@
           <w:b w:val="0"/>
         </w:rPr>
         <w:t>.</w:t>
+      </w:r>
+    </w:p>
+    <w:p>
+      <w:pPr>
+        <w:pStyle w:val="Heading2"/>
+      </w:pPr>
+      <w:r>
+        <w:t>Earlier wording, alternatives and picture transcripts · reference / check after trying</w:t>
+      </w:r>
+    </w:p>
+    <w:p>
+      <w:pPr>
+        <w:pStyle w:val="Heading3"/>
+      </w:pPr>
+      <w:r>
+        <w:t>01. Accessibility and user feedback: the case</w:t>
+      </w:r>
+    </w:p>
+    <w:p>
+      <w:pPr>
+        <w:pStyle w:val="Heading3"/>
+      </w:pPr>
+      <w:r>
+        <w:t>02. Follow the deciding steps</w:t>
+      </w:r>
+    </w:p>
+    <w:p>
+      <w:pPr>
+        <w:pStyle w:val="Heading3"/>
+      </w:pPr>
+      <w:r>
+        <w:t>03. Accessibility and user feedback — evidence trace</w:t>
+      </w:r>
+    </w:p>
+    <w:p>
+      <w:pPr>
+        <w:pStyle w:val="Heading3"/>
+      </w:pPr>
+      <w:r>
+        <w:t>04. Change one thing. Trace what follows.</w:t>
+      </w:r>
+    </w:p>
+    <w:p>
+      <w:pPr>
+        <w:pStyle w:val="Heading3"/>
+      </w:pPr>
+      <w:r>
+        <w:t>05. Connect the explanation to its limit</w:t>
+      </w:r>
+    </w:p>
+    <w:p>
+      <w:pPr>
+        <w:pStyle w:val="Heading3"/>
+      </w:pPr>
+      <w:r>
+        <w:t>06. Make the idea visible in your project</w:t>
       </w:r>
     </w:p>
     <w:sectPr>
